--- a/paper/jbcs/benchmark_slm_jbcs.docx
+++ b/paper/jbcs/benchmark_slm_jbcs.docx
@@ -7,7 +7,7 @@
         <w:pStyle w:val="Title"/>
       </w:pPr>
       <w:r>
-        <w:t>A Diagnostic Evaluation of Small Language Models for Offline Socratic Tutoring in Brazilian Portuguese: A Study on Structural and Pedagogical Adherence under Public-School Infrastructure Constraints</w:t>
+        <w:t>A Diagnostic Evaluation of Small Language Models for Offline Writing-Feedback Tutoring in Brazilian Portuguese: A Study on Structural and Pedagogical Adherence under Public-School Infrastructure Constraints</w:t>
       </w:r>
     </w:p>
     <w:p>
@@ -51,7 +51,7 @@
           <w:b w:val="0"/>
           <w:i w:val="0"/>
         </w:rPr>
-        <w:t>), which sets it apart from genuine compositional incapacity. The second regime is pedagogical superficiality, observed in Qwen 2.5 3B-Instruct, the only structurally conformant model in the deployable range under zero-shot, whose responses mobilize Koch's rubric terminology in only 46% of scenarios. We conclude that contemporary off-the-shelf generalist models are insufficient for fine-grained Socratic tutoring in Brazilian Portuguese under a zero-shot regime, a result that motivates the development of specialized models through supervised fine-tuning on curated pedagogical corpora.</w:t>
+        <w:t>), which sets it apart from genuine compositional incapacity. The second regime, treated here as a corroborating qualitative probe rather than a co-equal claim, is pedagogical superficiality in Qwen 2.5 3B-Instruct, the only structurally conformant model in the deployable range under zero-shot: across all three repetitions its responses mobilize Koch's rubric terminology in only about half of the cases (51.3%), and they do so unstably, with a single scenario out of thirteen eliciting that mobilization in every repetition. To ground the pedagogical construct in expert practice, we complement the benchmark with a specialist human reference: 65 feedback turns produced by five experienced teachers over the same scenarios, coded into eight mediation functions that emerge from the corpus (inter-annotator κ = 0.83). This reference is used descriptively, not as a performance yardstick against the model; it characterizes the repertoire of expert mediation, anchors the rubric, and defines the pedagogical target a specialized model would have to reproduce. Coding the conformant model's own outputs against these eight functions makes the gap concrete: its mediation concentrates on format-forced recognition and open expansion (FM01, FM07) while almost entirely missing the expert corrective core of naming the problem, offering a cue, and proposing a revision (FM02/FM04/FM06: 3%/15%/0% against 80%/69%/57%). We conclude that contemporary off-the-shelf generalist models are insufficient for fine-grained writing-feedback tutoring in Brazilian Portuguese under a zero-shot regime, a result that motivates the development of specialized models through supervised fine-tuning on curated pedagogical corpora.</w:t>
       </w:r>
     </w:p>
     <w:p>
@@ -148,7 +148,7 @@
           <w:b w:val="0"/>
           <w:i w:val="0"/>
         </w:rPr>
-        <w:t>, in English, aimed at mathematical reasoning or code generation. It remains open, however, whether open off-the-shelf models, executed locally under simulated public-school infrastructure, are natively capable of operating as Socratic tutors of writing in Brazilian Portuguese, respecting structured-output contracts and non-prescriptivist pedagogical principles. The present study addresses this gap through a controlled diagnostic evaluation of eight off-the-shelf SLMs against a rubric derived from the Textual Linguistics of Ingedore Koch (Koch, 2018; Koch, 2020), in a rigorously local inference environment and without any external grammatical coercion mechanism.</w:t>
+        <w:t>, in English, aimed at mathematical reasoning or code generation. It remains open, however, whether open off-the-shelf models, executed locally under simulated public-school infrastructure, are natively capable of operating as automated writing-feedback tutors in Brazilian Portuguese, respecting structured-output contracts and the pedagogical constraints specified in the prompt. In the educational setting that motivates this study, such a model is not an autonomous tutor but a first-pass assistive component whose output a teacher reviews and complements; the benchmark therefore serves to select, among freely available models, the one that best meets these operational criteria. The present study addresses this gap through a controlled diagnostic evaluation of eight off-the-shelf SLMs against a rubric derived from the Textual Linguistics of Ingedore Koch (Koch, 2018; Koch, 2020), in a rigorously local inference environment and without any external grammatical coercion mechanism.</w:t>
       </w:r>
     </w:p>
     <w:p>
@@ -204,7 +204,7 @@
           <w:b w:val="0"/>
           <w:i w:val="0"/>
         </w:rPr>
-        <w:t xml:space="preserve">The article is organized as follows: Section2 reviews the relevant state of the art; Section3 details the experimental methodology adopted, with a level of description sufficient for integral reproducibility of the study; Section4 reports computational efficiency; Section5 presents structural conformance, addressing </w:t>
+        <w:t xml:space="preserve">The article is organized as follows: Section 2 reviews the relevant state of the art; Section 3 details the experimental methodology adopted, with a level of description sufficient for integral reproducibility of the study; Section 4 reports computational efficiency; Section 5 presents structural conformance, addressing </w:t>
       </w:r>
       <w:r>
         <w:rPr>
@@ -218,7 +218,7 @@
           <w:b w:val="0"/>
           <w:i w:val="0"/>
         </w:rPr>
-        <w:t xml:space="preserve">; Section6 conducts a qualitative analysis of pedagogical adherence in the best-classified model, addressing </w:t>
+        <w:t xml:space="preserve">; Section 6 conducts a qualitative analysis of pedagogical adherence in the best-classified model, addressing </w:t>
       </w:r>
       <w:r>
         <w:rPr>
@@ -232,7 +232,7 @@
           <w:b w:val="0"/>
           <w:i w:val="0"/>
         </w:rPr>
-        <w:t>; and Section7 synthesizes conclusions and outlines the subsequent agenda, returning explicitly to each research question.</w:t>
+        <w:t>; Section 7 introduces a specialist human reference and describes the repertoire of mediation functions that grounds the pedagogical construct; and Section 9 synthesizes conclusions and outlines the subsequent agenda, returning explicitly to each research question.</w:t>
       </w:r>
     </w:p>
     <w:p>
@@ -323,7 +323,7 @@
           <w:b w:val="0"/>
           <w:i w:val="0"/>
         </w:rPr>
-        <w:t xml:space="preserve"> in models post-trained by preference. Zheng et al. (2023) and Wu &amp; Aji (2023) demonstrate that human and model-judge evaluators exhibit systematic preference for long, listed, and well-formatted responses regardless of content quality, and that this reward signal becomes internalized in finalized models as a dominant attractor in the generation space. This theoretical body is mobilized, in Section5, for the interpretation of the architectural findings of this study.</w:t>
+        <w:t xml:space="preserve"> in models post-trained by preference. Zheng et al. (2023) and Wu &amp; Aji (2023) demonstrate that human and model-judge evaluators exhibit systematic preference for long, listed, and well-formatted responses regardless of content quality, and that this reward signal becomes internalized in finalized models as a dominant attractor in the generation space. This theoretical body is mobilized, in Section 5, for the interpretation of the architectural findings of this study.</w:t>
       </w:r>
     </w:p>
     <w:p>
@@ -363,7 +363,7 @@
           <w:b w:val="0"/>
           <w:i w:val="0"/>
         </w:rPr>
-        <w:t xml:space="preserve"> inference stack that emulates the school computational ceiling; (ii) the corpus of canonical scenarios and the metalinguistic rubric that anchors it; (iii) the sample matrix and HTTP hyperparameters transmitted on each call; (iv) the deterministic structural-conformance validator; (v) the inferential statistical framework applied to categorical comparisons; (vi) the criteria for metalinguistic pedagogical adherence; (vii) canonical examples of inputs and outputs observed in the corpus; (viii) the secondary falsification protocol; and (ix) reproducibility guarantees. The full statistical rationale, the complete inference payload sent to the server, and the source code of the structural validator are reported, respectively, in AppendicesA andB, in conformance with the convention that separates scientific argument in the body from implementation documentation in the appendices.</w:t>
+        <w:t xml:space="preserve"> inference stack that emulates the school computational ceiling; (ii) the corpus of canonical scenarios and the metalinguistic rubric that anchors it; (iii) the sample matrix and HTTP hyperparameters transmitted on each call; (iv) the deterministic structural-conformance validator; (v) the inferential statistical framework applied to categorical comparisons; (vi) the criteria for metalinguistic pedagogical adherence; (vii) canonical examples of inputs and outputs observed in the corpus; (viii) the secondary falsification protocol; and (ix) reproducibility guarantees. The full statistical rationale, the complete inference payload sent to the server, and the source code of the structural validator are reported, respectively, in Appendices A and B, in conformance with the convention that separates scientific argument in the body from implementation documentation in the appendices.</w:t>
       </w:r>
     </w:p>
     <w:p>
@@ -530,7 +530,7 @@
           <w:b w:val="0"/>
           <w:i w:val="0"/>
         </w:rPr>
-        <w:t xml:space="preserve">The evaluation rubric was derived from Koch's taxonomy of textual cohesion (Koch, 2018; Koch, 2020) and her work on the teaching of writing (Koch &amp; Elias, 2016), and was operationalized in thirteen canonical scenarios drafted by a specialist in Textual Linguistics. Each scenario consists of a short text in a school discursive genre (review, summary, retelling, opinion piece, chronicle), attributed to a hypothetical lower-secondary student (8th and 9th grades), that deliberately carries a target cohesive phenomenon for the automated tutor to identify and problematize. The scenarios are deliberately synthetic. Authentic student essays typically superimpose several deviations at once, which would make it impossible to attribute the model's response to a specific phenomenon; each text is therefore engineered by the specialist to isolate a single target phenomenon in controlled, verifiable form, as a diagnostic evaluation requires. The choice of school genres and of canonical literary sources well established in the lower-secondary curriculum, such as the review of Machado de Assis's </w:t>
+        <w:t xml:space="preserve">The evaluation rubric was derived from Koch's taxonomy of textual cohesion (Koch, 2018; Koch, 2020) and her work on the teaching of writing (Koch &amp; Elias, 2016), and was operationalized in thirteen canonical scenarios designed by the authors (Table 1). Each scenario consists of a short text in a school discursive genre (review, summary, retelling, opinion piece, chronicle), attributed to a hypothetical lower-secondary student (8th and 9th grades), that deliberately carries a target cohesive phenomenon for the automated tutor to identify and problematize. The scenarios are deliberately synthetic. Authentic student essays typically superimpose several deviations at once, which would make it impossible to attribute the model's response to a specific phenomenon; each text is therefore engineered by the authors to isolate a single target phenomenon in controlled, verifiable form, as a diagnostic evaluation requires. The choice of school genres and of canonical literary sources well established in the lower-secondary curriculum, such as the review of Machado de Assis's </w:t>
       </w:r>
       <w:r>
         <w:rPr>
@@ -544,7 +544,35 @@
           <w:b w:val="0"/>
           <w:i w:val="0"/>
         </w:rPr>
-        <w:t xml:space="preserve"> in scenario 1, is equally deliberate: it keeps each scenario ecologically valid for the 8th–9th grade Brazilian classroom, a text that could plausibly occur in that setting even though it is synthetically constructed. The taxonomy spans two axes:</w:t>
+        <w:t xml:space="preserve"> in scenario 1, is equally deliberate: it keeps each scenario ecologically valid for the 8th–9th grade Brazilian classroom, a text that could plausibly occur in that setting even though it is synthetically constructed. The discursive-genre label that opens several scenarios (for example, the </w:t>
+      </w:r>
+      <w:r>
+        <w:rPr>
+          <w:b w:val="0"/>
+          <w:i/>
+        </w:rPr>
+        <w:t>review</w:t>
+      </w:r>
+      <w:r>
+        <w:rPr>
+          <w:b w:val="0"/>
+          <w:i w:val="0"/>
+        </w:rPr>
+        <w:t xml:space="preserve"> in scenario 1) is part of the synthetic stimulus, not a manipulated variable: genre is not crossed with the target phenomenon in the sample matrix, and the labels serve only to anchor each text in a plausible classroom task. Genre prototypicality was subordinated to the isolation of a single target cohesive phenomenon, so a label does not always match the prototypical structure of the named genre (the </w:t>
+      </w:r>
+      <w:r>
+        <w:rPr>
+          <w:b w:val="0"/>
+          <w:i/>
+        </w:rPr>
+        <w:t>review</w:t>
+      </w:r>
+      <w:r>
+        <w:rPr>
+          <w:b w:val="0"/>
+          <w:i w:val="0"/>
+        </w:rPr>
+        <w:t xml:space="preserve"> in scenario 1, for instance, reads closer to a narrative summary). Because genre is not controlled here, we make no claim about its influence on tutor behavior and revisit it as a limitation in Section 8. The taxonomy spans two axes:</w:t>
       </w:r>
     </w:p>
     <w:p>
@@ -591,6 +619,1229 @@
           <w:b w:val="0"/>
           <w:i w:val="0"/>
         </w:rPr>
+        <w:t xml:space="preserve">The scenarios were designed by the authors on the basis of six works of Brazilian literature well established in the lower-secondary curriculum—Machado de Assis's </w:t>
+      </w:r>
+      <w:r>
+        <w:rPr>
+          <w:b w:val="0"/>
+          <w:i/>
+        </w:rPr>
+        <w:t>A Cartomante</w:t>
+      </w:r>
+      <w:r>
+        <w:rPr>
+          <w:b w:val="0"/>
+          <w:i w:val="0"/>
+        </w:rPr>
+        <w:t xml:space="preserve"> (Machado de Assis, 1896) and </w:t>
+      </w:r>
+      <w:r>
+        <w:rPr>
+          <w:b w:val="0"/>
+          <w:i/>
+        </w:rPr>
+        <w:t>O Alienista</w:t>
+      </w:r>
+      <w:r>
+        <w:rPr>
+          <w:b w:val="0"/>
+          <w:i w:val="0"/>
+        </w:rPr>
+        <w:t xml:space="preserve"> (Machado de Assis, 1882), Fernando Sabino's </w:t>
+      </w:r>
+      <w:r>
+        <w:rPr>
+          <w:b w:val="0"/>
+          <w:i/>
+        </w:rPr>
+        <w:t>O Homem Nu</w:t>
+      </w:r>
+      <w:r>
+        <w:rPr>
+          <w:b w:val="0"/>
+          <w:i w:val="0"/>
+        </w:rPr>
+        <w:t xml:space="preserve"> (Sabino, 1960), Marina Colasanti's </w:t>
+      </w:r>
+      <w:r>
+        <w:rPr>
+          <w:b w:val="0"/>
+          <w:i/>
+        </w:rPr>
+        <w:t>A Mocc</w:t>
+      </w:r>
+      <w:r>
+        <w:rPr>
+          <w:b w:val="0"/>
+          <w:i/>
+        </w:rPr>
+        <w:t>a Tecel a</w:t>
+      </w:r>
+      <w:r>
+        <w:rPr>
+          <w:b w:val="0"/>
+          <w:i w:val="0"/>
+        </w:rPr>
+        <w:t xml:space="preserve"> (Colasanti, 1982), L'ucia Machado de Almeida's </w:t>
+      </w:r>
+      <w:r>
+        <w:rPr>
+          <w:b w:val="0"/>
+          <w:i/>
+        </w:rPr>
+        <w:t>O Caso da Borboleta At'iria</w:t>
+      </w:r>
+      <w:r>
+        <w:rPr>
+          <w:b w:val="0"/>
+          <w:i w:val="0"/>
+        </w:rPr>
+        <w:t xml:space="preserve"> (Almeida, 1975), and Lima Barreto's </w:t>
+      </w:r>
+      <w:r>
+        <w:rPr>
+          <w:b w:val="0"/>
+          <w:i/>
+        </w:rPr>
+        <w:t>Cemit'erio dos Vivos</w:t>
+      </w:r>
+      <w:r>
+        <w:rPr>
+          <w:b w:val="0"/>
+          <w:i w:val="0"/>
+        </w:rPr>
+        <w:t xml:space="preserve"> (Lima Barreto, 1956)—selected for their potential to foster different reading, interpretation, and writing skills. From these works, synthetic scenarios were developed, each incorporating a predefined textual phenomenon for the purposes of this investigation. Three scenarios (S11–S13) were intentionally written as high-quality texts, serving as positive controls, to investigate how specialists mediate writing that already satisfies the expected textual criteria, shifting the focus from error correction to expansion, reflection, and learner autonomy. Table 1 synthesizes the thirteen scenarios along four dimensions: the literary source, the proposed school task, the deliberately planted textual phenomenon, and the pedagogical objective each scenario is meant to probe.</w:t>
+      </w:r>
+    </w:p>
+    <w:p>
+      <w:r>
+        <w:rPr>
+          <w:b w:val="0"/>
+          <w:i w:val="0"/>
+        </w:rPr>
+        <w:t>footnotesize</w:t>
+      </w:r>
+    </w:p>
+    <w:p>
+      <w:r>
+        <w:rPr>
+          <w:b/>
+        </w:rPr>
+        <w:t xml:space="preserve">Table 1. </w:t>
+      </w:r>
+      <w:r>
+        <w:rPr>
+          <w:b w:val="0"/>
+          <w:i w:val="0"/>
+        </w:rPr>
+        <w:t>The thirteen canonical scenarios: literary source, proposed school task, deliberately planted textual phenomenon, and main pedagogical objective. Scenarios S11–S13 are positive controls (well-developed texts), designed to probe mediation that shifts from correction to expansion.</w:t>
+      </w:r>
+    </w:p>
+    <w:tbl>
+      <w:tblPr>
+        <w:tblStyle w:val="TableGrid"/>
+        <w:tblW w:type="auto" w:w="0"/>
+        <w:tblLook w:firstColumn="1" w:firstRow="1" w:lastColumn="0" w:lastRow="0" w:noHBand="0" w:noVBand="1" w:val="04A0"/>
+      </w:tblPr>
+      <w:tblGrid>
+        <w:gridCol w:w="1728"/>
+        <w:gridCol w:w="1728"/>
+        <w:gridCol w:w="1728"/>
+        <w:gridCol w:w="1728"/>
+        <w:gridCol w:w="1728"/>
+      </w:tblGrid>
+      <w:tr>
+        <w:tc>
+          <w:tcPr>
+            <w:tcW w:type="dxa" w:w="1728"/>
+          </w:tcPr>
+          <w:p>
+            <w:r/>
+            <w:r>
+              <w:rPr>
+                <w:b/>
+                <w:i w:val="0"/>
+              </w:rPr>
+              <w:t>#</w:t>
+            </w:r>
+          </w:p>
+        </w:tc>
+        <w:tc>
+          <w:tcPr>
+            <w:tcW w:type="dxa" w:w="1728"/>
+          </w:tcPr>
+          <w:p>
+            <w:r/>
+            <w:r>
+              <w:rPr>
+                <w:b/>
+                <w:i w:val="0"/>
+              </w:rPr>
+              <w:t>Literary work</w:t>
+            </w:r>
+          </w:p>
+        </w:tc>
+        <w:tc>
+          <w:tcPr>
+            <w:tcW w:type="dxa" w:w="1728"/>
+          </w:tcPr>
+          <w:p>
+            <w:r/>
+            <w:r>
+              <w:rPr>
+                <w:b/>
+                <w:i w:val="0"/>
+              </w:rPr>
+              <w:t>Genre/task</w:t>
+            </w:r>
+          </w:p>
+        </w:tc>
+        <w:tc>
+          <w:tcPr>
+            <w:tcW w:type="dxa" w:w="1728"/>
+          </w:tcPr>
+          <w:p>
+            <w:r/>
+            <w:r>
+              <w:rPr>
+                <w:b/>
+                <w:i w:val="0"/>
+              </w:rPr>
+              <w:t>Planted textual phenomenon</w:t>
+            </w:r>
+          </w:p>
+        </w:tc>
+        <w:tc>
+          <w:tcPr>
+            <w:tcW w:type="dxa" w:w="1728"/>
+          </w:tcPr>
+          <w:p>
+            <w:r/>
+            <w:r>
+              <w:rPr>
+                <w:b/>
+                <w:i w:val="0"/>
+              </w:rPr>
+              <w:t>Main pedagogical objective</w:t>
+            </w:r>
+          </w:p>
+        </w:tc>
+      </w:tr>
+      <w:tr>
+        <w:tc>
+          <w:tcPr>
+            <w:tcW w:type="dxa" w:w="1728"/>
+          </w:tcPr>
+          <w:p>
+            <w:r/>
+            <w:r>
+              <w:rPr>
+                <w:b w:val="0"/>
+                <w:i w:val="0"/>
+              </w:rPr>
+              <w:t>S1</w:t>
+            </w:r>
+          </w:p>
+        </w:tc>
+        <w:tc>
+          <w:tcPr>
+            <w:tcW w:type="dxa" w:w="1728"/>
+          </w:tcPr>
+          <w:p>
+            <w:r/>
+            <w:r>
+              <w:rPr>
+                <w:b w:val="0"/>
+                <w:i w:val="0"/>
+              </w:rPr>
+              <w:t>A Cartomante</w:t>
+            </w:r>
+          </w:p>
+        </w:tc>
+        <w:tc>
+          <w:tcPr>
+            <w:tcW w:type="dxa" w:w="1728"/>
+          </w:tcPr>
+          <w:p>
+            <w:r/>
+            <w:r>
+              <w:rPr>
+                <w:b w:val="0"/>
+                <w:i w:val="0"/>
+              </w:rPr>
+              <w:t>Book review</w:t>
+            </w:r>
+          </w:p>
+        </w:tc>
+        <w:tc>
+          <w:tcPr>
+            <w:tcW w:type="dxa" w:w="1728"/>
+          </w:tcPr>
+          <w:p>
+            <w:r/>
+            <w:r>
+              <w:rPr>
+                <w:b w:val="0"/>
+                <w:i w:val="0"/>
+              </w:rPr>
+              <w:t>Excessive lexical repetition; limited cohesion</w:t>
+            </w:r>
+          </w:p>
+        </w:tc>
+        <w:tc>
+          <w:tcPr>
+            <w:tcW w:type="dxa" w:w="1728"/>
+          </w:tcPr>
+          <w:p>
+            <w:r/>
+            <w:r>
+              <w:rPr>
+                <w:b w:val="0"/>
+                <w:i w:val="0"/>
+              </w:rPr>
+              <w:t>Lexical cohesion and referential variation</w:t>
+            </w:r>
+          </w:p>
+        </w:tc>
+      </w:tr>
+      <w:tr>
+        <w:tc>
+          <w:tcPr>
+            <w:tcW w:type="dxa" w:w="1728"/>
+          </w:tcPr>
+          <w:p>
+            <w:r/>
+            <w:r>
+              <w:rPr>
+                <w:b w:val="0"/>
+                <w:i w:val="0"/>
+              </w:rPr>
+              <w:t>S2</w:t>
+            </w:r>
+          </w:p>
+        </w:tc>
+        <w:tc>
+          <w:tcPr>
+            <w:tcW w:type="dxa" w:w="1728"/>
+          </w:tcPr>
+          <w:p>
+            <w:r/>
+            <w:r>
+              <w:rPr>
+                <w:b w:val="0"/>
+                <w:i w:val="0"/>
+              </w:rPr>
+              <w:t>O Alienista</w:t>
+            </w:r>
+          </w:p>
+        </w:tc>
+        <w:tc>
+          <w:tcPr>
+            <w:tcW w:type="dxa" w:w="1728"/>
+          </w:tcPr>
+          <w:p>
+            <w:r/>
+            <w:r>
+              <w:rPr>
+                <w:b w:val="0"/>
+                <w:i w:val="0"/>
+              </w:rPr>
+              <w:t>Summary</w:t>
+            </w:r>
+          </w:p>
+        </w:tc>
+        <w:tc>
+          <w:tcPr>
+            <w:tcW w:type="dxa" w:w="1728"/>
+          </w:tcPr>
+          <w:p>
+            <w:r/>
+            <w:r>
+              <w:rPr>
+                <w:b w:val="0"/>
+                <w:i w:val="0"/>
+              </w:rPr>
+              <w:t>Referential ambiguity (multiple uses of “ele”)</w:t>
+            </w:r>
+          </w:p>
+        </w:tc>
+        <w:tc>
+          <w:tcPr>
+            <w:tcW w:type="dxa" w:w="1728"/>
+          </w:tcPr>
+          <w:p>
+            <w:r/>
+            <w:r>
+              <w:rPr>
+                <w:b w:val="0"/>
+                <w:i w:val="0"/>
+              </w:rPr>
+              <w:t>Reference resolution and textual clarity</w:t>
+            </w:r>
+          </w:p>
+        </w:tc>
+      </w:tr>
+      <w:tr>
+        <w:tc>
+          <w:tcPr>
+            <w:tcW w:type="dxa" w:w="1728"/>
+          </w:tcPr>
+          <w:p>
+            <w:r/>
+            <w:r>
+              <w:rPr>
+                <w:b w:val="0"/>
+                <w:i w:val="0"/>
+              </w:rPr>
+              <w:t>S3</w:t>
+            </w:r>
+          </w:p>
+        </w:tc>
+        <w:tc>
+          <w:tcPr>
+            <w:tcW w:type="dxa" w:w="1728"/>
+          </w:tcPr>
+          <w:p>
+            <w:r/>
+            <w:r>
+              <w:rPr>
+                <w:b w:val="0"/>
+                <w:i w:val="0"/>
+              </w:rPr>
+              <w:t>A Cartomante</w:t>
+            </w:r>
+          </w:p>
+        </w:tc>
+        <w:tc>
+          <w:tcPr>
+            <w:tcW w:type="dxa" w:w="1728"/>
+          </w:tcPr>
+          <w:p>
+            <w:r/>
+            <w:r>
+              <w:rPr>
+                <w:b w:val="0"/>
+                <w:i w:val="0"/>
+              </w:rPr>
+              <w:t>Opinion piece</w:t>
+            </w:r>
+          </w:p>
+        </w:tc>
+        <w:tc>
+          <w:tcPr>
+            <w:tcW w:type="dxa" w:w="1728"/>
+          </w:tcPr>
+          <w:p>
+            <w:r/>
+            <w:r>
+              <w:rPr>
+                <w:b w:val="0"/>
+                <w:i w:val="0"/>
+              </w:rPr>
+              <w:t>Inappropriate argumentative connectives</w:t>
+            </w:r>
+          </w:p>
+        </w:tc>
+        <w:tc>
+          <w:tcPr>
+            <w:tcW w:type="dxa" w:w="1728"/>
+          </w:tcPr>
+          <w:p>
+            <w:r/>
+            <w:r>
+              <w:rPr>
+                <w:b w:val="0"/>
+                <w:i w:val="0"/>
+              </w:rPr>
+              <w:t>Logical relations and textual coherence</w:t>
+            </w:r>
+          </w:p>
+        </w:tc>
+      </w:tr>
+      <w:tr>
+        <w:tc>
+          <w:tcPr>
+            <w:tcW w:type="dxa" w:w="1728"/>
+          </w:tcPr>
+          <w:p>
+            <w:r/>
+            <w:r>
+              <w:rPr>
+                <w:b w:val="0"/>
+                <w:i w:val="0"/>
+              </w:rPr>
+              <w:t>S4</w:t>
+            </w:r>
+          </w:p>
+        </w:tc>
+        <w:tc>
+          <w:tcPr>
+            <w:tcW w:type="dxa" w:w="1728"/>
+          </w:tcPr>
+          <w:p>
+            <w:r/>
+            <w:r>
+              <w:rPr>
+                <w:b w:val="0"/>
+                <w:i w:val="0"/>
+              </w:rPr>
+              <w:t>A Cartomante</w:t>
+            </w:r>
+          </w:p>
+        </w:tc>
+        <w:tc>
+          <w:tcPr>
+            <w:tcW w:type="dxa" w:w="1728"/>
+          </w:tcPr>
+          <w:p>
+            <w:r/>
+            <w:r>
+              <w:rPr>
+                <w:b w:val="0"/>
+                <w:i w:val="0"/>
+              </w:rPr>
+              <w:t>Chronicle</w:t>
+            </w:r>
+          </w:p>
+        </w:tc>
+        <w:tc>
+          <w:tcPr>
+            <w:tcW w:type="dxa" w:w="1728"/>
+          </w:tcPr>
+          <w:p>
+            <w:r/>
+            <w:r>
+              <w:rPr>
+                <w:b w:val="0"/>
+                <w:i w:val="0"/>
+              </w:rPr>
+              <w:t>Disordered narrative sequence</w:t>
+            </w:r>
+          </w:p>
+        </w:tc>
+        <w:tc>
+          <w:tcPr>
+            <w:tcW w:type="dxa" w:w="1728"/>
+          </w:tcPr>
+          <w:p>
+            <w:r/>
+            <w:r>
+              <w:rPr>
+                <w:b w:val="0"/>
+                <w:i w:val="0"/>
+              </w:rPr>
+              <w:t>Temporal organization and narrative progression</w:t>
+            </w:r>
+          </w:p>
+        </w:tc>
+      </w:tr>
+      <w:tr>
+        <w:tc>
+          <w:tcPr>
+            <w:tcW w:type="dxa" w:w="1728"/>
+          </w:tcPr>
+          <w:p>
+            <w:r/>
+            <w:r>
+              <w:rPr>
+                <w:b w:val="0"/>
+                <w:i w:val="0"/>
+              </w:rPr>
+              <w:t>S5</w:t>
+            </w:r>
+          </w:p>
+        </w:tc>
+        <w:tc>
+          <w:tcPr>
+            <w:tcW w:type="dxa" w:w="1728"/>
+          </w:tcPr>
+          <w:p>
+            <w:r/>
+            <w:r>
+              <w:rPr>
+                <w:b w:val="0"/>
+                <w:i w:val="0"/>
+              </w:rPr>
+              <w:t>O Alienista</w:t>
+            </w:r>
+          </w:p>
+        </w:tc>
+        <w:tc>
+          <w:tcPr>
+            <w:tcW w:type="dxa" w:w="1728"/>
+          </w:tcPr>
+          <w:p>
+            <w:r/>
+            <w:r>
+              <w:rPr>
+                <w:b w:val="0"/>
+                <w:i w:val="0"/>
+              </w:rPr>
+              <w:t>Opinion piece</w:t>
+            </w:r>
+          </w:p>
+        </w:tc>
+        <w:tc>
+          <w:tcPr>
+            <w:tcW w:type="dxa" w:w="1728"/>
+          </w:tcPr>
+          <w:p>
+            <w:r/>
+            <w:r>
+              <w:rPr>
+                <w:b w:val="0"/>
+                <w:i w:val="0"/>
+              </w:rPr>
+              <w:t>Generic statements without justification</w:t>
+            </w:r>
+          </w:p>
+        </w:tc>
+        <w:tc>
+          <w:tcPr>
+            <w:tcW w:type="dxa" w:w="1728"/>
+          </w:tcPr>
+          <w:p>
+            <w:r/>
+            <w:r>
+              <w:rPr>
+                <w:b w:val="0"/>
+                <w:i w:val="0"/>
+              </w:rPr>
+              <w:t>Argument development and elaboration</w:t>
+            </w:r>
+          </w:p>
+        </w:tc>
+      </w:tr>
+      <w:tr>
+        <w:tc>
+          <w:tcPr>
+            <w:tcW w:type="dxa" w:w="1728"/>
+          </w:tcPr>
+          <w:p>
+            <w:r/>
+            <w:r>
+              <w:rPr>
+                <w:b w:val="0"/>
+                <w:i w:val="0"/>
+              </w:rPr>
+              <w:t>S6</w:t>
+            </w:r>
+          </w:p>
+        </w:tc>
+        <w:tc>
+          <w:tcPr>
+            <w:tcW w:type="dxa" w:w="1728"/>
+          </w:tcPr>
+          <w:p>
+            <w:r/>
+            <w:r>
+              <w:rPr>
+                <w:b w:val="0"/>
+                <w:i w:val="0"/>
+              </w:rPr>
+              <w:t>O Alienista</w:t>
+            </w:r>
+          </w:p>
+        </w:tc>
+        <w:tc>
+          <w:tcPr>
+            <w:tcW w:type="dxa" w:w="1728"/>
+          </w:tcPr>
+          <w:p>
+            <w:r/>
+            <w:r>
+              <w:rPr>
+                <w:b w:val="0"/>
+                <w:i w:val="0"/>
+              </w:rPr>
+              <w:t>Summary</w:t>
+            </w:r>
+          </w:p>
+        </w:tc>
+        <w:tc>
+          <w:tcPr>
+            <w:tcW w:type="dxa" w:w="1728"/>
+          </w:tcPr>
+          <w:p>
+            <w:r/>
+            <w:r>
+              <w:rPr>
+                <w:b w:val="0"/>
+                <w:i w:val="0"/>
+              </w:rPr>
+              <w:t>Lexical repetition</w:t>
+            </w:r>
+          </w:p>
+        </w:tc>
+        <w:tc>
+          <w:tcPr>
+            <w:tcW w:type="dxa" w:w="1728"/>
+          </w:tcPr>
+          <w:p>
+            <w:r/>
+            <w:r>
+              <w:rPr>
+                <w:b w:val="0"/>
+                <w:i w:val="0"/>
+              </w:rPr>
+              <w:t>Lexical variation and cohesion</w:t>
+            </w:r>
+          </w:p>
+        </w:tc>
+      </w:tr>
+      <w:tr>
+        <w:tc>
+          <w:tcPr>
+            <w:tcW w:type="dxa" w:w="1728"/>
+          </w:tcPr>
+          <w:p>
+            <w:r/>
+            <w:r>
+              <w:rPr>
+                <w:b w:val="0"/>
+                <w:i w:val="0"/>
+              </w:rPr>
+              <w:t>S7</w:t>
+            </w:r>
+          </w:p>
+        </w:tc>
+        <w:tc>
+          <w:tcPr>
+            <w:tcW w:type="dxa" w:w="1728"/>
+          </w:tcPr>
+          <w:p>
+            <w:r/>
+            <w:r>
+              <w:rPr>
+                <w:b w:val="0"/>
+                <w:i w:val="0"/>
+              </w:rPr>
+              <w:t>O Homem Nu</w:t>
+            </w:r>
+          </w:p>
+        </w:tc>
+        <w:tc>
+          <w:tcPr>
+            <w:tcW w:type="dxa" w:w="1728"/>
+          </w:tcPr>
+          <w:p>
+            <w:r/>
+            <w:r>
+              <w:rPr>
+                <w:b w:val="0"/>
+                <w:i w:val="0"/>
+              </w:rPr>
+              <w:t>Retelling</w:t>
+            </w:r>
+          </w:p>
+        </w:tc>
+        <w:tc>
+          <w:tcPr>
+            <w:tcW w:type="dxa" w:w="1728"/>
+          </w:tcPr>
+          <w:p>
+            <w:r/>
+            <w:r>
+              <w:rPr>
+                <w:b w:val="0"/>
+                <w:i w:val="0"/>
+              </w:rPr>
+              <w:t>Fragmented sentences; limited cohesion</w:t>
+            </w:r>
+          </w:p>
+        </w:tc>
+        <w:tc>
+          <w:tcPr>
+            <w:tcW w:type="dxa" w:w="1728"/>
+          </w:tcPr>
+          <w:p>
+            <w:r/>
+            <w:r>
+              <w:rPr>
+                <w:b w:val="0"/>
+                <w:i w:val="0"/>
+              </w:rPr>
+              <w:t>Sentence integration and narrative fluency</w:t>
+            </w:r>
+          </w:p>
+        </w:tc>
+      </w:tr>
+      <w:tr>
+        <w:tc>
+          <w:tcPr>
+            <w:tcW w:type="dxa" w:w="1728"/>
+          </w:tcPr>
+          <w:p>
+            <w:r/>
+            <w:r>
+              <w:rPr>
+                <w:b w:val="0"/>
+                <w:i w:val="0"/>
+              </w:rPr>
+              <w:t>S8</w:t>
+            </w:r>
+          </w:p>
+        </w:tc>
+        <w:tc>
+          <w:tcPr>
+            <w:tcW w:type="dxa" w:w="1728"/>
+          </w:tcPr>
+          <w:p>
+            <w:r/>
+            <w:r>
+              <w:rPr>
+                <w:b w:val="0"/>
+                <w:i w:val="0"/>
+              </w:rPr>
+              <w:t>A Mocc</w:t>
+            </w:r>
+            <w:r>
+              <w:rPr>
+                <w:b w:val="0"/>
+                <w:i w:val="0"/>
+              </w:rPr>
+              <w:t>a Tecel a</w:t>
+            </w:r>
+          </w:p>
+        </w:tc>
+        <w:tc>
+          <w:tcPr>
+            <w:tcW w:type="dxa" w:w="1728"/>
+          </w:tcPr>
+          <w:p>
+            <w:r/>
+            <w:r>
+              <w:rPr>
+                <w:b w:val="0"/>
+                <w:i w:val="0"/>
+              </w:rPr>
+              <w:t>Commentary</w:t>
+            </w:r>
+          </w:p>
+        </w:tc>
+        <w:tc>
+          <w:tcPr>
+            <w:tcW w:type="dxa" w:w="1728"/>
+          </w:tcPr>
+          <w:p>
+            <w:r/>
+            <w:r>
+              <w:rPr>
+                <w:b w:val="0"/>
+                <w:i w:val="0"/>
+              </w:rPr>
+              <w:t>Limited interpretation; pronominal repetition</w:t>
+            </w:r>
+          </w:p>
+        </w:tc>
+        <w:tc>
+          <w:tcPr>
+            <w:tcW w:type="dxa" w:w="1728"/>
+          </w:tcPr>
+          <w:p>
+            <w:r/>
+            <w:r>
+              <w:rPr>
+                <w:b w:val="0"/>
+                <w:i w:val="0"/>
+              </w:rPr>
+              <w:t>Interpretation and textual cohesion</w:t>
+            </w:r>
+          </w:p>
+        </w:tc>
+      </w:tr>
+      <w:tr>
+        <w:tc>
+          <w:tcPr>
+            <w:tcW w:type="dxa" w:w="1728"/>
+          </w:tcPr>
+          <w:p>
+            <w:r/>
+            <w:r>
+              <w:rPr>
+                <w:b w:val="0"/>
+                <w:i w:val="0"/>
+              </w:rPr>
+              <w:t>S9</w:t>
+            </w:r>
+          </w:p>
+        </w:tc>
+        <w:tc>
+          <w:tcPr>
+            <w:tcW w:type="dxa" w:w="1728"/>
+          </w:tcPr>
+          <w:p>
+            <w:r/>
+            <w:r>
+              <w:rPr>
+                <w:b w:val="0"/>
+                <w:i w:val="0"/>
+              </w:rPr>
+              <w:t>O Caso da Borboleta At'iria</w:t>
+            </w:r>
+          </w:p>
+        </w:tc>
+        <w:tc>
+          <w:tcPr>
+            <w:tcW w:type="dxa" w:w="1728"/>
+          </w:tcPr>
+          <w:p>
+            <w:r/>
+            <w:r>
+              <w:rPr>
+                <w:b w:val="0"/>
+                <w:i w:val="0"/>
+              </w:rPr>
+              <w:t>Personal response</w:t>
+            </w:r>
+          </w:p>
+        </w:tc>
+        <w:tc>
+          <w:tcPr>
+            <w:tcW w:type="dxa" w:w="1728"/>
+          </w:tcPr>
+          <w:p>
+            <w:r/>
+            <w:r>
+              <w:rPr>
+                <w:b w:val="0"/>
+                <w:i w:val="0"/>
+              </w:rPr>
+              <w:t>Fragmented listing of events without development</w:t>
+            </w:r>
+          </w:p>
+        </w:tc>
+        <w:tc>
+          <w:tcPr>
+            <w:tcW w:type="dxa" w:w="1728"/>
+          </w:tcPr>
+          <w:p>
+            <w:r/>
+            <w:r>
+              <w:rPr>
+                <w:b w:val="0"/>
+                <w:i w:val="0"/>
+              </w:rPr>
+              <w:t>Narrative expansion and textual progression</w:t>
+            </w:r>
+          </w:p>
+        </w:tc>
+      </w:tr>
+      <w:tr>
+        <w:tc>
+          <w:tcPr>
+            <w:tcW w:type="dxa" w:w="1728"/>
+          </w:tcPr>
+          <w:p>
+            <w:r/>
+            <w:r>
+              <w:rPr>
+                <w:b w:val="0"/>
+                <w:i w:val="0"/>
+              </w:rPr>
+              <w:t>S10</w:t>
+            </w:r>
+          </w:p>
+        </w:tc>
+        <w:tc>
+          <w:tcPr>
+            <w:tcW w:type="dxa" w:w="1728"/>
+          </w:tcPr>
+          <w:p>
+            <w:r/>
+            <w:r>
+              <w:rPr>
+                <w:b w:val="0"/>
+                <w:i w:val="0"/>
+              </w:rPr>
+              <w:t>Cemit'erio dos Vivos</w:t>
+            </w:r>
+          </w:p>
+        </w:tc>
+        <w:tc>
+          <w:tcPr>
+            <w:tcW w:type="dxa" w:w="1728"/>
+          </w:tcPr>
+          <w:p>
+            <w:r/>
+            <w:r>
+              <w:rPr>
+                <w:b w:val="0"/>
+                <w:i w:val="0"/>
+              </w:rPr>
+              <w:t>Book review</w:t>
+            </w:r>
+          </w:p>
+        </w:tc>
+        <w:tc>
+          <w:tcPr>
+            <w:tcW w:type="dxa" w:w="1728"/>
+          </w:tcPr>
+          <w:p>
+            <w:r/>
+            <w:r>
+              <w:rPr>
+                <w:b w:val="0"/>
+                <w:i w:val="0"/>
+              </w:rPr>
+              <w:t>Contradictory use of connectives</w:t>
+            </w:r>
+          </w:p>
+        </w:tc>
+        <w:tc>
+          <w:tcPr>
+            <w:tcW w:type="dxa" w:w="1728"/>
+          </w:tcPr>
+          <w:p>
+            <w:r/>
+            <w:r>
+              <w:rPr>
+                <w:b w:val="0"/>
+                <w:i w:val="0"/>
+              </w:rPr>
+              <w:t>Argumentative coherence and logical consistency</w:t>
+            </w:r>
+          </w:p>
+        </w:tc>
+      </w:tr>
+      <w:tr>
+        <w:tc>
+          <w:tcPr>
+            <w:tcW w:type="dxa" w:w="1728"/>
+          </w:tcPr>
+          <w:p>
+            <w:r/>
+            <w:r>
+              <w:rPr>
+                <w:b w:val="0"/>
+                <w:i w:val="0"/>
+              </w:rPr>
+              <w:t>S11</w:t>
+            </w:r>
+          </w:p>
+        </w:tc>
+        <w:tc>
+          <w:tcPr>
+            <w:tcW w:type="dxa" w:w="1728"/>
+          </w:tcPr>
+          <w:p>
+            <w:r/>
+            <w:r>
+              <w:rPr>
+                <w:b w:val="0"/>
+                <w:i w:val="0"/>
+              </w:rPr>
+              <w:t>A Cartomante</w:t>
+            </w:r>
+          </w:p>
+        </w:tc>
+        <w:tc>
+          <w:tcPr>
+            <w:tcW w:type="dxa" w:w="1728"/>
+          </w:tcPr>
+          <w:p>
+            <w:r/>
+            <w:r>
+              <w:rPr>
+                <w:b w:val="0"/>
+                <w:i w:val="0"/>
+              </w:rPr>
+              <w:t>Book review</w:t>
+            </w:r>
+          </w:p>
+        </w:tc>
+        <w:tc>
+          <w:tcPr>
+            <w:tcW w:type="dxa" w:w="1728"/>
+          </w:tcPr>
+          <w:p>
+            <w:r/>
+            <w:r>
+              <w:rPr>
+                <w:b w:val="0"/>
+                <w:i w:val="0"/>
+              </w:rPr>
+              <w:t>Well-developed text (positive control)</w:t>
+            </w:r>
+          </w:p>
+        </w:tc>
+        <w:tc>
+          <w:tcPr>
+            <w:tcW w:type="dxa" w:w="1728"/>
+          </w:tcPr>
+          <w:p>
+            <w:r/>
+            <w:r>
+              <w:rPr>
+                <w:b w:val="0"/>
+                <w:i w:val="0"/>
+              </w:rPr>
+              <w:t>Expansion rather than correction</w:t>
+            </w:r>
+          </w:p>
+        </w:tc>
+      </w:tr>
+      <w:tr>
+        <w:tc>
+          <w:tcPr>
+            <w:tcW w:type="dxa" w:w="1728"/>
+          </w:tcPr>
+          <w:p>
+            <w:r/>
+            <w:r>
+              <w:rPr>
+                <w:b w:val="0"/>
+                <w:i w:val="0"/>
+              </w:rPr>
+              <w:t>S12</w:t>
+            </w:r>
+          </w:p>
+        </w:tc>
+        <w:tc>
+          <w:tcPr>
+            <w:tcW w:type="dxa" w:w="1728"/>
+          </w:tcPr>
+          <w:p>
+            <w:r/>
+            <w:r>
+              <w:rPr>
+                <w:b w:val="0"/>
+                <w:i w:val="0"/>
+              </w:rPr>
+              <w:t>O Alienista</w:t>
+            </w:r>
+          </w:p>
+        </w:tc>
+        <w:tc>
+          <w:tcPr>
+            <w:tcW w:type="dxa" w:w="1728"/>
+          </w:tcPr>
+          <w:p>
+            <w:r/>
+            <w:r>
+              <w:rPr>
+                <w:b w:val="0"/>
+                <w:i w:val="0"/>
+              </w:rPr>
+              <w:t>Summary</w:t>
+            </w:r>
+          </w:p>
+        </w:tc>
+        <w:tc>
+          <w:tcPr>
+            <w:tcW w:type="dxa" w:w="1728"/>
+          </w:tcPr>
+          <w:p>
+            <w:r/>
+            <w:r>
+              <w:rPr>
+                <w:b w:val="0"/>
+                <w:i w:val="0"/>
+              </w:rPr>
+              <w:t>Well-developed text (positive control)</w:t>
+            </w:r>
+          </w:p>
+        </w:tc>
+        <w:tc>
+          <w:tcPr>
+            <w:tcW w:type="dxa" w:w="1728"/>
+          </w:tcPr>
+          <w:p>
+            <w:r/>
+            <w:r>
+              <w:rPr>
+                <w:b w:val="0"/>
+                <w:i w:val="0"/>
+              </w:rPr>
+              <w:t>Reflection and deeper analysis</w:t>
+            </w:r>
+          </w:p>
+        </w:tc>
+      </w:tr>
+      <w:tr>
+        <w:tc>
+          <w:tcPr>
+            <w:tcW w:type="dxa" w:w="1728"/>
+          </w:tcPr>
+          <w:p>
+            <w:r/>
+            <w:r>
+              <w:rPr>
+                <w:b w:val="0"/>
+                <w:i w:val="0"/>
+              </w:rPr>
+              <w:t>S13</w:t>
+            </w:r>
+          </w:p>
+        </w:tc>
+        <w:tc>
+          <w:tcPr>
+            <w:tcW w:type="dxa" w:w="1728"/>
+          </w:tcPr>
+          <w:p>
+            <w:r/>
+            <w:r>
+              <w:rPr>
+                <w:b w:val="0"/>
+                <w:i w:val="0"/>
+              </w:rPr>
+              <w:t>O Homem Nu</w:t>
+            </w:r>
+          </w:p>
+        </w:tc>
+        <w:tc>
+          <w:tcPr>
+            <w:tcW w:type="dxa" w:w="1728"/>
+          </w:tcPr>
+          <w:p>
+            <w:r/>
+            <w:r>
+              <w:rPr>
+                <w:b w:val="0"/>
+                <w:i w:val="0"/>
+              </w:rPr>
+              <w:t>Retelling</w:t>
+            </w:r>
+          </w:p>
+        </w:tc>
+        <w:tc>
+          <w:tcPr>
+            <w:tcW w:type="dxa" w:w="1728"/>
+          </w:tcPr>
+          <w:p>
+            <w:r/>
+            <w:r>
+              <w:rPr>
+                <w:b w:val="0"/>
+                <w:i w:val="0"/>
+              </w:rPr>
+              <w:t>Well-developed text (positive control)</w:t>
+            </w:r>
+          </w:p>
+        </w:tc>
+        <w:tc>
+          <w:tcPr>
+            <w:tcW w:type="dxa" w:w="1728"/>
+          </w:tcPr>
+          <w:p>
+            <w:r/>
+            <w:r>
+              <w:rPr>
+                <w:b w:val="0"/>
+                <w:i w:val="0"/>
+              </w:rPr>
+              <w:t>Enrichment rather than correction</w:t>
+            </w:r>
+          </w:p>
+        </w:tc>
+      </w:tr>
+    </w:tbl>
+    <w:p>
+      <w:r>
+        <w:rPr>
+          <w:b w:val="0"/>
+          <w:i w:val="0"/>
+        </w:rPr>
         <w:t xml:space="preserve">Each model received a canonical </w:t>
       </w:r>
       <w:r>
@@ -605,7 +1856,7 @@
           <w:b w:val="0"/>
           <w:i w:val="0"/>
         </w:rPr>
-        <w:t xml:space="preserve">, identical across all experiments to keep this variable under strict control, that defines: (i) the model's role as a Socratic tutor for 8th–9th grade students in the Brazilian public school; (ii) five non-negotiable pedagogical constraints (do not provide a ready answer; do not rewrite the corrected text; value linguistic varieties and orality marks without acting as a “grammar police”; focus on cohesion and coherence in Koch's sense; bridge with Computational Thinking when appropriate); and (iii) an output format specified strictly as a JSON object with exactly two keys, </w:t>
+        <w:t xml:space="preserve">, identical across all experiments to keep this variable under strict control, that defines: (i) the model's role as a writing-feedback tutor for 8th–9th grade students in the Brazilian public school; (ii) five non-negotiable pedagogical constraints (do not provide a ready answer; do not rewrite the corrected text; value linguistic varieties and orality marks without acting as a “grammar police”; focus on cohesion and coherence in Koch's sense; bridge with Computational Thinking when appropriate); and (iii) an output format specified strictly as a JSON object with exactly two keys, </w:t>
       </w:r>
       <w:r>
         <w:rPr>
@@ -1072,7 +2323,7 @@
           <w:b w:val="0"/>
           <w:i w:val="0"/>
         </w:rPr>
-        <w:t xml:space="preserve"> activates Ollama's native syntactic nudging toward parseable JSON output without enforcing any field-typology or key-cardinality schema. This last choice was deliberate, aimed at gauging each model's native adherence to the structural contract specified in natural language, under conditions representative of realistic school deployment. The complete payload and the per-hyperparameter rationale appear in AppendixB.</w:t>
+        <w:t xml:space="preserve"> activates Ollama's native syntactic nudging toward parseable JSON output without enforcing any field-typology or key-cardinality schema. This last choice was deliberate, aimed at gauging each model's native adherence to the structural contract specified in natural language, under conditions representative of realistic school deployment. The complete payload and the per-hyperparameter rationale appear in Appendix B.</w:t>
       </w:r>
     </w:p>
     <w:p>
@@ -1205,7 +2456,7 @@
           <w:b w:val="0"/>
           <w:i w:val="0"/>
         </w:rPr>
-        <w:t xml:space="preserve"> the canonical schema exemplifies this field as continuous prose, oriented toward Socratic welcoming through the recognition of textual merits; replacing that prose with an enumeration shifts the register from welcoming feedback to corrective evaluation, in direct violation of the “do not act as grammar police” directive. </w:t>
+        <w:t xml:space="preserve"> the canonical schema exemplifies this field as continuous prose, oriented toward a welcoming register through the recognition of textual merits; replacing that prose with an enumeration shifts the register from welcoming feedback to corrective evaluation, in direct violation of the “do not act as grammar police” directive. </w:t>
       </w:r>
       <w:r>
         <w:rPr>
@@ -1324,7 +2575,7 @@
           <w:b w:val="0"/>
           <w:i w:val="0"/>
         </w:rPr>
-        <w:t xml:space="preserve"> function, in the exact order of execution applied over the 312-record corpus, is reported in AppendixB.</w:t>
+        <w:t xml:space="preserve"> function, in the exact order of execution applied over the 312-record corpus, is reported in Appendix B.</w:t>
       </w:r>
     </w:p>
     <w:p>
@@ -1341,7 +2592,7 @@
           <w:b w:val="0"/>
           <w:i w:val="0"/>
         </w:rPr>
-        <w:t>Categorical comparisons that support the structural-conformance claims of this paper rely on Fisher's exact test on 2×2 contingency tables, complemented by Wilson 95% confidence intervals for each observed proportion. The full statistical rationale, including the four converging reasons for choosing Fisher's exact test, the treatment of the odds ratio under zero-cell contingencies, and the APA-style significance thresholds, is given in AppendixA. Latency data, by contrast, are reported only descriptively (Section4), since the separation between model classes is evident at the order-of-magnitude scale and needs no inferential support.</w:t>
+        <w:t>Categorical comparisons that support the structural-conformance claims of this paper rely on Fisher's exact test on 2×2 contingency tables, complemented by Wilson 95% confidence intervals for each observed proportion. The full statistical rationale, including the four converging reasons for choosing Fisher's exact test, the treatment of the odds ratio under zero-cell contingencies, and the APA-style significance thresholds, is given in Appendix A. Latency data, by contrast, are reported only descriptively (Section 4), since the separation between model classes is evident at the order-of-magnitude scale and needs no inferential support.</w:t>
       </w:r>
     </w:p>
     <w:p>
@@ -1449,7 +2700,7 @@
           <w:b w:val="0"/>
           <w:i w:val="0"/>
         </w:rPr>
-        <w:t>For the model best ranked on efficiency and structural conformance, we carried out an additional qualitative inspection, checking whether the response text contains terms from Koch's metalinguistic taxonomy: cohesion, connector, pronoun, referential, sequential, ambiguity, repetition, synonym, ellipsis, argumentative operator, temporal marker, juxtaposition. The presence of at least one rubric term was taken as a minimum indication of metalinguistic adherence; its absence classifies the response as operating in an exclusively thematic-surface layer.</w:t>
+        <w:t>For the model best ranked on efficiency and structural conformance, we carried out an additional qualitative inspection, checking whether the response text contains terms from Koch's metalinguistic taxonomy: cohesion, connector, pronoun, referential, sequential, ambiguity, repetition, synonym, ellipsis, argumentative operator, temporal marker, juxtaposition. The presence of at least one rubric term was taken as a minimum indication of metalinguistic adherence; its absence classifies the response as operating in an exclusively thematic-surface layer. Unlike the deterministic structural validator of Subsection 3.4, this lexical criterion is a coarse lower-bound screen, not a decidable property: the presence of a term does not by itself guarantee genuine metalinguistic scaffolding, nor does its absence strictly preclude it. We therefore treat the resulting rate as an indicative triage measure rather than a validated construct, and return to its validity limits, including the planned validation against specialist human judgment via Cohen's κ, in Section 8.</w:t>
       </w:r>
     </w:p>
     <w:p>
@@ -1684,7 +2935,7 @@
           <w:b w:val="0"/>
           <w:i w:val="0"/>
         </w:rPr>
-        <w:t>Structural adherence does not entail pedagogical adequacy: the conformant response above shifts to the thematic plane of the literary work (the importance of reading), without mobilizing any metalinguistic terminology, a point taken up qualitatively in Section6.</w:t>
+        <w:t>Structural adherence does not entail pedagogical adequacy: the conformant response above shifts to the thematic plane of the literary work (the importance of reading), without mobilizing any metalinguistic terminology, a point taken up qualitatively in Section 6.</w:t>
       </w:r>
     </w:p>
     <w:p>
@@ -2151,7 +3402,7 @@
           <w:b w:val="0"/>
           <w:i w:val="0"/>
         </w:rPr>
-        <w:t xml:space="preserve"> (simple past), the form correctly used by the student. In doing so it confuses distinct verbal aspects and introduces an error into the original text under the pretext of correction. This case confirms the multidimensional collapse pattern discussed in Subsection5.2.</w:t>
+        <w:t xml:space="preserve"> (simple past), the form correctly used by the student. In doing so it confuses distinct verbal aspects and introduces an error into the original text under the pretext of correction. This case confirms the multidimensional collapse pattern discussed in Subsection 5.2.</w:t>
       </w:r>
     </w:p>
     <w:p>
@@ -2391,7 +3642,7 @@
           <w:b w:val="0"/>
           <w:i w:val="0"/>
         </w:rPr>
-        <w:t>The two primary isolations (E1 and E2) act on theoretically independent axes, sampling temperature and contextual anchoring; together with E2b and the instrumental isolation E3 they add 80 calls, under the same canonical SYSTEM_PROMPT, the same local Ollama, and the same scenarios of the main corpus. Results are reported in Subsection5.3.</w:t>
+        <w:t>The two primary isolations (E1 and E2) act on theoretically independent axes, sampling temperature and contextual anchoring; together with E2b and the instrumental isolation E3 they add 80 calls, under the same canonical SYSTEM_PROMPT, the same local Ollama, and the same scenarios of the main corpus. Results are reported in Subsection 5.3.</w:t>
       </w:r>
     </w:p>
     <w:p>
@@ -2615,7 +3866,7 @@
           <w:b w:val="0"/>
           <w:i w:val="0"/>
         </w:rPr>
-        <w:t>Table1 synthesizes the aggregated efficiency metrics per model (n=39 calls per row), ordered by increasing mean latency.</w:t>
+        <w:t>Table 2 synthesizes the aggregated efficiency metrics per model (n=39 calls per row), ordered by increasing mean latency.</w:t>
       </w:r>
     </w:p>
     <w:p>
@@ -2623,7 +3874,7 @@
         <w:rPr>
           <w:b/>
         </w:rPr>
-        <w:t xml:space="preserve">Table 1. </w:t>
+        <w:t xml:space="preserve">Table 2. </w:t>
       </w:r>
       <w:r>
         <w:rPr>
@@ -3548,7 +4799,7 @@
           <w:b w:val="0"/>
           <w:i w:val="0"/>
         </w:rPr>
-        <w:t xml:space="preserve"> is a clear case of computational infeasibility for the synchronous educational scenario. Its mean latency of 14.769 s exceeds the HCI threshold by more than 47%, and the distribution shows that the problem is structural rather than incidental: a standard deviation of 12,228 ms (CV of 82.8%) and a p95 of 43,717 ms reveal markedly bimodal behavior, with prolonged-generation episodes that can exceed three quarters of a minute in extreme cases. This temporal instability is compounded by a mean output verbosity of 471.2 tokens, between 3.9 and 4.5 times that of the other models, which range from 104 to 145 tokens. Such verbosity is itself a pedagogical failure: effective Socratic responses are recognized as brief and focal (Paul &amp; Elder, 2007), and the textual inflation seen in Phi-3 signals a misalignment between the model's generation regime and the communicational demands of the task.</w:t>
+        <w:t xml:space="preserve"> is a clear case of computational infeasibility for the synchronous educational scenario. Its mean latency of 14.769 s exceeds the HCI threshold by more than 47%, and the distribution shows that the problem is structural rather than incidental: a standard deviation of 12,228 ms (CV of 82.8%) and a p95 of 43,717 ms reveal markedly bimodal behavior, with prolonged-generation episodes that can exceed three quarters of a minute in extreme cases. This temporal instability is compounded by a mean output verbosity of 471.2 tokens, between 3.9 and 4.5 times that of the other models, which range from 104 to 145 tokens. Such verbosity is itself a pedagogical failure: effective tutorial feedback is brief and focal rather than an extended exposition, and the textual inflation seen in Phi-3 signals a misalignment between the model's generation regime and the communicational demands of the task.</w:t>
       </w:r>
     </w:p>
     <w:p>
@@ -3670,7 +4921,7 @@
           <w:b w:val="0"/>
           <w:i w:val="0"/>
         </w:rPr>
-        <w:t xml:space="preserve">), yields the most striking finding of this study. Table2 consolidates the observed conformance rates, with Wilson 95% confidence intervals and the two-sided Fisher exact </w:t>
+        <w:t xml:space="preserve">), yields the most striking finding of this study. Table 3 consolidates the observed conformance rates, with Wilson 95% confidence intervals and the two-sided Fisher exact </w:t>
       </w:r>
       <w:r>
         <w:rPr>
@@ -3708,7 +4959,7 @@
         <w:rPr>
           <w:b/>
         </w:rPr>
-        <w:t xml:space="preserve">Table 2. </w:t>
+        <w:t xml:space="preserve">Table 3. </w:t>
       </w:r>
       <w:r>
         <w:rPr>
@@ -4750,7 +6001,7 @@
           <w:b w:val="0"/>
           <w:i w:val="0"/>
         </w:rPr>
-        <w:t xml:space="preserve">As reported in Table2, the pairwise comparison of the Llama 3.2 family against the reference model </w:t>
+        <w:t xml:space="preserve">As reported in Table 3, the pairwise comparison of the Llama 3.2 family against the reference model </w:t>
       </w:r>
       <w:r>
         <w:rPr>
@@ -4882,7 +6133,7 @@
           <w:b w:val="0"/>
           <w:i w:val="0"/>
         </w:rPr>
-        <w:t>. The operational implication, however, needs the qualification provided in Subsection5.3: in the absence of external syntactic coercion and under a pure zero-shot regime, the standard condition of most economically viable educational deployments, the Llama 3.2 family is not deployable as structured-tutoring infrastructure in Brazilian Portuguese; under minimal contextual anchoring by demonstration (</w:t>
+        <w:t>. The operational implication, however, needs the qualification provided in Subsection 5.3: in the absence of external syntactic coercion and under a pure zero-shot regime, the standard condition of most economically viable educational deployments, the Llama 3.2 family is not deployable as structured-tutoring infrastructure in Brazilian Portuguese; under minimal contextual anchoring by demonstration (</w:t>
       </w:r>
       <w:r>
         <w:rPr>
@@ -5069,7 +6320,7 @@
           <w:b w:val="0"/>
           <w:i w:val="0"/>
         </w:rPr>
-        <w:t xml:space="preserve"> elements, a progressive deterioration of contract fidelity as generation advances. The Fisher exact comparison of Phi-3 Mini against the reference model (Table2) yields p&lt;0.001, of the same magnitude as the Llama 3.2 contrasts, which justifies bracketing it analytically in the same regime of zero-shot non-adherence.</w:t>
+        <w:t xml:space="preserve"> elements, a progressive deterioration of contract fidelity as generation advances. The Fisher exact comparison of Phi-3 Mini against the reference model (Table 3) yields p&lt;0.001, of the same magnitude as the Llama 3.2 contrasts, which justifies bracketing it analytically in the same regime of zero-shot non-adherence.</w:t>
       </w:r>
     </w:p>
     <w:p>
@@ -5180,7 +6431,7 @@
           <w:b w:val="0"/>
           <w:i w:val="0"/>
         </w:rPr>
-        <w:t>Phi-3's inflated verbosity, 471 mean tokens against the 104–145 range of the other models, also echoes MathTutorBench by Macina et al. (2025), which systematizes, in an adjacent domain (mathematical tutoring), the finding that off-the-shelf models tend to superimpose thematic expertise over pedagogical competence, turning the tutorial act into an extended expository monologue rather than brief, oriented maieutics. The verbal excess observed here is therefore not a quirk of tokenization or instance noise: it is a local manifestation of a systemic pattern in post-trained generalist models, which conflate output volume with tutorial quality, to the direct detriment of the focal, dialogic regime that defines Socratic maieutics (Paul &amp; Elder, 2007).</w:t>
+        <w:t>Phi-3's inflated verbosity, 471 mean tokens against the 104–145 range of the other models, also echoes MathTutorBench by Macina et al. (2025), which systematizes, in an adjacent domain (mathematical tutoring), the finding that off-the-shelf models tend to superimpose thematic expertise over pedagogical competence, turning the tutorial act into an extended expository monologue rather than brief, focused guidance. The verbal excess observed here is therefore not a quirk of tokenization or instance noise: it is a local manifestation of a systemic pattern in post-trained generalist models, which conflate output volume with tutorial quality, to the direct detriment of the focal, dialogic regime that effective tutorial mediation requires.</w:t>
       </w:r>
     </w:p>
     <w:p>
@@ -5197,7 +6448,7 @@
           <w:b w:val="0"/>
           <w:i w:val="0"/>
         </w:rPr>
-        <w:t xml:space="preserve">The perfect uniformity of divergence in the Llama 3.2 family (78 calls, two architectural sizes, and zero conformant responses in the main protocol) demands, by sound scientific practice, a deliberate examination of competing hypotheses that would reduce the finding to an instrumental artifact before it can be sustained as a behavioral signature of the model. To this end, the secondary protocol described in Subsection3.8 was executed in full, adding 80 calls under the same local inference stack. Table3 summarizes the outcomes, with Wilson 95% CIs and the two-sided Fisher exact </w:t>
+        <w:t xml:space="preserve">The perfect uniformity of divergence in the Llama 3.2 family (78 calls, two architectural sizes, and zero conformant responses in the main protocol) demands, by sound scientific practice, a deliberate examination of competing hypotheses that would reduce the finding to an instrumental artifact before it can be sustained as a behavioral signature of the model. To this end, the secondary protocol described in Subsection 3.8 was executed in full, adding 80 calls under the same local inference stack. Table 4 summarizes the outcomes, with Wilson 95% CIs and the two-sided Fisher exact </w:t>
       </w:r>
       <w:r>
         <w:rPr>
@@ -5219,7 +6470,7 @@
         <w:rPr>
           <w:b/>
         </w:rPr>
-        <w:t xml:space="preserve">Table 3. </w:t>
+        <w:t xml:space="preserve">Table 4. </w:t>
       </w:r>
       <w:r>
         <w:rPr>
@@ -6017,7 +7268,7 @@
           <w:b w:val="0"/>
           <w:i w:val="0"/>
         </w:rPr>
-        <w:t xml:space="preserve"> keeps 100% conformance in the 3B. Fisher's exact test on the 2×2 condition-by-conformance contingency (Table3) corroborates it: for the Llama 3.2 3B variant (12/12 conformant under one-shot vs. 0/39 baseline) and for the 1B variant (11/12 conformant, the single non-conformance again due to an HTTP timeout rather than a structural violation), the contrast yields p&lt;0.001. The determinism isolation E1 (0/13 vs. 0/39 baseline), by contrast, yields p=1.000 n.s., confirming that the bias is invariant to sampling temperature. The inference is direct: the Llama 3.2 models do possess the compositional capacity to produce </w:t>
+        <w:t xml:space="preserve"> keeps 100% conformance in the 3B. Fisher's exact test on the 2×2 condition-by-conformance contingency (Table 4) corroborates it: for the Llama 3.2 3B variant (12/12 conformant under one-shot vs. 0/39 baseline) and for the 1B variant (11/12 conformant, the single non-conformance again due to an HTTP timeout rather than a structural violation), the contrast yields p&lt;0.001. The determinism isolation E1 (0/13 vs. 0/39 baseline), by contrast, yields p=1.000 n.s., confirming that the bias is invariant to sampling temperature. The inference is direct: the Llama 3.2 models do possess the compositional capacity to produce </w:t>
       </w:r>
       <w:r>
         <w:rPr>
@@ -6042,7 +7293,7 @@
           <w:b w:val="0"/>
           <w:i w:val="0"/>
         </w:rPr>
-        <w:t>This set of conclusions repositions the finding of Subsection5.1 with greater precision. The Llama 3.2 family does not show a categorical incapacity to operate as a structured tutor; it shows a reversible zero-shot bias, in the strict sense of Liu et al. (2025): a failure in the Orchestration phase of the tutorial response when the operating regime provides no demonstrative reference, with full recovery once such a reference is given. This characterization has three implications:</w:t>
+        <w:t>This set of conclusions repositions the finding of Subsection 5.1 with greater precision. The Llama 3.2 family does not show a categorical incapacity to operate as a structured tutor; it shows a reversible zero-shot bias, in the strict sense of Liu et al. (2025): a failure in the Orchestration phase of the tutorial response when the operating regime provides no demonstrative reference, with full recovery once such a reference is given. This characterization has three implications:</w:t>
       </w:r>
     </w:p>
     <w:p>
@@ -6147,6 +7398,15 @@
       </w:r>
     </w:p>
     <w:p>
+      <w:r>
+        <w:rPr>
+          <w:b w:val="0"/>
+          <w:i w:val="0"/>
+        </w:rPr>
+        <w:t>A further mitigation route, orthogonal to the one-shot anchoring examined above, deserves explicit mention so that the structural finding is not over-read. The same Ollama runtime used here also supports schema-constrained decoding, in which a JSON Schema is compiled into a grammar that masks structurally invalid tokens at each decoding step, turning contract conformance from a probabilistic nudge into a hard guarantee. Under such a regime the structural failures reported in Table 3 would very likely disappear for every family, as the literature on grammar-constrained generation documents for sub-7 B models (willardlouf2023, ; dong2024xgrammar, ). We deliberately excluded this mechanism from the main protocol because the object of study is precisely native adherence to a contract stated in natural language: schema coercion would mask the very post-training bias the study sets out to measure. The structural finding should therefore be read as a property of the zero-shot, no-coercion deployment regime, the lowest-engineering-cost classroom configuration, and not as a claim that these models are incapable of emitting valid structure under any configuration.</w:t>
+      </w:r>
+    </w:p>
+    <w:p>
       <w:pPr>
         <w:pStyle w:val="Heading1"/>
       </w:pPr>
@@ -6160,7 +7420,7 @@
           <w:b w:val="0"/>
           <w:i w:val="0"/>
         </w:rPr>
-        <w:t xml:space="preserve">Taken together, Sections4 and5 single out </w:t>
+        <w:t xml:space="preserve">Taken together, Sections 4 and 5 single out </w:t>
       </w:r>
       <w:r>
         <w:rPr>
@@ -6190,7 +7450,7 @@
           <w:b w:val="0"/>
           <w:i w:val="0"/>
         </w:rPr>
-        <w:t xml:space="preserve"> models that satisfies all non-functional requirements at once: a mean latency of 2.906 s (below the HCI threshold), controlled variability (CV =19.0%), and full adherence (0/39) to the JSON contract without recourse to external coercion. This result, however, does not license an optimistic inference about the model's pedagogical adequacy, as the additional qualitative inspection below shows.</w:t>
+        <w:t xml:space="preserve"> models that satisfies all non-functional requirements at once: a mean latency of 2.906 s (below the HCI threshold), controlled variability (CV =19.0%), and full adherence (0/39) to the JSON contract without recourse to external coercion. This result, however, does not license an optimistic inference about the model's pedagogical adequacy, as the additional qualitative inspection below shows. We flag a deliberate change in evidentiary regime here: whereas the structural findings rest on 312 primary and 80 falsification calls with Fisher significance, the analysis that follows is an exploratory single-model probe, and we read it as corroborating the structural diagnosis rather than as carrying independent inferential weight.</w:t>
       </w:r>
     </w:p>
     <w:p>
@@ -6199,7 +7459,7 @@
           <w:b w:val="0"/>
           <w:i w:val="0"/>
         </w:rPr>
-        <w:t xml:space="preserve">Applying the metalinguistic criterion of Subsection3.6 to the 13 responses of the first repetition of </w:t>
+        <w:t xml:space="preserve">Applying the metalinguistic criterion of Subsection 3.6 to all three repetitions of </w:t>
       </w:r>
       <w:r>
         <w:rPr>
@@ -6215,7 +7475,7 @@
           <w:b w:val="0"/>
           <w:i w:val="0"/>
         </w:rPr>
-        <w:t>, we find that only 6 of 13 responses (46.2%; Wilson 95% CI: [23.2%; 70.9%]) mobilize any terminology from the cohesion taxonomy: pronominalization, lexical repetition, connective, argumentative operator, temporal marker, juxtaposition. Table4 reports the observed proportion together with the interpretation of the confidence bounds.</w:t>
+        <w:t xml:space="preserve"> (n=39 responses), we find that only 20 of 39 (51.3%; Wilson 95% CI: [36.2%; 66.1%]) mobilize any terminology from the cohesion taxonomy. Pooling the three repetitions, rather than inspecting a single one, both narrows the interval and exposes a second and sharper pattern: the mobilization is markedly unstable across repetitions. Of the thirteen scenarios, only one elicits rubric terminology in all three runs, one never elicits it, and the remaining eleven oscillate from run to run, so that the model cannot be relied upon to surface the metalinguistic object even where it is capable of doing so. Table 5 reports the observed proportion together with the cross-repetition stability and the interpretation of the confidence bounds.</w:t>
       </w:r>
     </w:p>
     <w:p>
@@ -6223,7 +7483,7 @@
         <w:rPr>
           <w:b/>
         </w:rPr>
-        <w:t xml:space="preserve">Table 4. </w:t>
+        <w:t xml:space="preserve">Table 5. </w:t>
       </w:r>
       <w:r>
         <w:rPr>
@@ -6303,7 +7563,7 @@
                 <w:b w:val="0"/>
                 <w:i w:val="0"/>
               </w:rPr>
-              <w:t>Scenarios mobilizing Koch terminology</w:t>
+              <w:t>Responses mobilizing Koch terminology</w:t>
             </w:r>
           </w:p>
         </w:tc>
@@ -6318,7 +7578,7 @@
                 <w:b w:val="0"/>
                 <w:i w:val="0"/>
               </w:rPr>
-              <w:t>6/13 (46.2%)</w:t>
+              <w:t>20/39 (51.3%)</w:t>
             </w:r>
           </w:p>
         </w:tc>
@@ -6350,7 +7610,7 @@
                 <w:b w:val="0"/>
                 <w:i w:val="0"/>
               </w:rPr>
-              <w:t>[23.2%; 70.9%]</w:t>
+              <w:t>[36.2%; 66.1%]</w:t>
             </w:r>
           </w:p>
         </w:tc>
@@ -6367,7 +7627,7 @@
                 <w:b w:val="0"/>
                 <w:i w:val="0"/>
               </w:rPr>
-              <w:t>Upper bound (optimistic)</w:t>
+              <w:t>Cross-repetition stability (per scenario)</w:t>
             </w:r>
           </w:p>
         </w:tc>
@@ -6382,7 +7642,7 @@
                 <w:b w:val="0"/>
                 <w:i w:val="0"/>
               </w:rPr>
-              <w:t>70.9%: absence in ≥ 29%</w:t>
+              <w:t>1/13 always, 1/13 never, 11/13 variable</w:t>
             </w:r>
           </w:p>
         </w:tc>
@@ -6399,6 +7659,38 @@
                 <w:b w:val="0"/>
                 <w:i w:val="0"/>
               </w:rPr>
+              <w:t>Upper bound (optimistic)</w:t>
+            </w:r>
+          </w:p>
+        </w:tc>
+        <w:tc>
+          <w:tcPr>
+            <w:tcW w:type="dxa" w:w="4320"/>
+          </w:tcPr>
+          <w:p>
+            <w:r/>
+            <w:r>
+              <w:rPr>
+                <w:b w:val="0"/>
+                <w:i w:val="0"/>
+              </w:rPr>
+              <w:t>66.1%: absence in ≥ 34%</w:t>
+            </w:r>
+          </w:p>
+        </w:tc>
+      </w:tr>
+      <w:tr>
+        <w:tc>
+          <w:tcPr>
+            <w:tcW w:type="dxa" w:w="4320"/>
+          </w:tcPr>
+          <w:p>
+            <w:r/>
+            <w:r>
+              <w:rPr>
+                <w:b w:val="0"/>
+                <w:i w:val="0"/>
+              </w:rPr>
               <w:t>Lower bound (pessimistic)</w:t>
             </w:r>
           </w:p>
@@ -6414,7 +7706,7 @@
                 <w:b w:val="0"/>
                 <w:i w:val="0"/>
               </w:rPr>
-              <w:t>23.2%: absence in ≥ 77%</w:t>
+              <w:t>36.2%: absence in ≥ 64%</w:t>
             </w:r>
           </w:p>
         </w:tc>
@@ -6465,7 +7757,7 @@
           <w:b w:val="0"/>
           <w:i w:val="0"/>
         </w:rPr>
-        <w:t xml:space="preserve"> The width of the CI ([23.2%; 70.9%]) reflects the small n of canonical scenarios (n=13) and constitutes an acknowledged limitation of this analysis; nevertheless, even the upper bound of the interval implies absence of metalinguistic terminology in at least 29% of scenarios, preserving the characterization of partial and unstable adherence regardless of where the true rate lies within the interval.</w:t>
+        <w:t xml:space="preserve"> The width of the CI ([36.2%; 66.1%]) reflects the still-modest sample (13 canonical scenarios over 3 repetitions, n=39) and constitutes an acknowledged limitation of this analysis; nevertheless, even its upper bound implies absence of metalinguistic terminology in at least 34% of cases. The characterization “unstable” is, moreover, not rhetorical: only 1 of the 13 scenarios mobilizes the rubric across all three repetitions, which grounds the instability claim empirically rather than by assertion.</w:t>
       </w:r>
     </w:p>
     <w:p>
@@ -6474,7 +7766,7 @@
           <w:b w:val="0"/>
           <w:i w:val="0"/>
         </w:rPr>
-        <w:t xml:space="preserve">In the seven remaining scenarios (53.8%), the model shifts the exchange to the thematic-narrative plane of the literary work the student cites (characters, plot, setting), commenting on elements of the literary source rather than evaluating the textuality of the student's production. Its response to the Referential Cohesion scenario, for example, in which the student text repeats the noun phrase </w:t>
+        <w:t xml:space="preserve">In the runs where no rubric terminology surfaces (close to half of the total), the model shifts the exchange to the thematic-narrative plane of the literary work the student cites (characters, plot, setting), commenting on elements of the literary source rather than evaluating the textuality of the student's production. Its response to the Referential Cohesion scenario in the first repetition, for example, in which the student text repeats the noun phrase </w:t>
       </w:r>
       <w:r>
         <w:rPr>
@@ -6488,7 +7780,7 @@
           <w:b w:val="0"/>
           <w:i w:val="0"/>
         </w:rPr>
-        <w:t xml:space="preserve"> eight times across four consecutive sentences, merely observes “good structure, clear beginning, and conclusion that highlights the importance of reading”, without any mention of the excessive lexical repetition that was the target phenomenon of the scenario.</w:t>
+        <w:t xml:space="preserve"> across consecutive clauses, merely observes “good structure, clear beginning, and conclusion that highlights the importance of reading”, without any mention of the excessive lexical repetition that was the target phenomenon of the scenario.</w:t>
       </w:r>
     </w:p>
     <w:p>
@@ -6525,7 +7817,7 @@
           <w:b w:val="0"/>
           <w:i w:val="0"/>
         </w:rPr>
-        <w:t xml:space="preserve">, and loses the central pedagogical object of a Socratic intervention guided by a metalinguistic rubric. Even when some taxonomy term is evoked, the approach stays largely declarative: the model </w:t>
+        <w:t xml:space="preserve">, and loses the central pedagogical object of a metalinguistic intervention guided by the rubric. Even when some taxonomy term is evoked, the approach stays largely declarative: the model </w:t>
       </w:r>
       <w:r>
         <w:rPr>
@@ -6553,7 +7845,7 @@
           <w:b w:val="0"/>
           <w:i w:val="0"/>
         </w:rPr>
-        <w:t xml:space="preserve"> on how it operates in the text, which contradicts the dialogic Socratic structure the rubric prescribes (Paul &amp; Elder, 2007).</w:t>
+        <w:t xml:space="preserve"> on how it operates in the text, which contradicts the mediational structure the rubric prescribes.</w:t>
       </w:r>
     </w:p>
     <w:p>
@@ -6592,7 +7884,7 @@
           <w:b w:val="0"/>
           <w:i w:val="0"/>
         </w:rPr>
-        <w:t xml:space="preserve"> “A Cartomante” as a literary work, offering reasonable commentary on its structure, reading, and plot, but it fails to sustain the metalinguistic-Socratic stance that would reposition the focus on the student's text as a linguistic artifact open to problematization in light of Koch's taxonomy. The GuideEval framework of Liu et al. (2025) likewise categorizes this failure mode as a joint deficiency in the Perception phase (the model does not detect the target cohesive phenomenon) and the Elicitation phase (even when it detects the phenomenon, it does not pose questions that make the student operate on the text itself), confirming that format adherence and pedagogical adequacy are logically independent dimensions of a model's tutorial competence.</w:t>
+        <w:t xml:space="preserve"> “A Cartomante” as a literary work, offering reasonable commentary on its structure, reading, and plot, but it fails to sustain the metalinguistic-mediational stance that would reposition the focus on the student's text as a linguistic artifact open to problematization in light of Koch's taxonomy. The GuideEval framework of Liu et al. (2025) likewise categorizes this failure mode as a joint deficiency in the Perception phase (the model does not detect the target cohesive phenomenon) and the Elicitation phase (even when it detects the phenomenon, it does not pose questions that make the student operate on the text itself), confirming that format adherence and pedagogical adequacy are logically independent dimensions of a model's tutorial competence.</w:t>
       </w:r>
     </w:p>
     <w:p>
@@ -6600,7 +7892,7 @@
         <w:pStyle w:val="Heading1"/>
       </w:pPr>
       <w:r>
-        <w:t>Conclusion</w:t>
+        <w:t>Specialist Human Reference: A Repertoire of Mediation Functions</w:t>
       </w:r>
     </w:p>
     <w:p>
@@ -6609,30 +7901,43 @@
           <w:b w:val="0"/>
           <w:i w:val="0"/>
         </w:rPr>
-        <w:t xml:space="preserve">This study carried out a controlled diagnostic evaluation of eight open Small Language Models, run locally under infrastructure restrictions compatible with the material reality of the Brazilian public school, against a metalinguistic rubric derived from the textual-cohesion taxonomy of Ingedore Koch. On RQ1 (native structural adherence), the structural-conformance dimension produced a sharp result: among the models in the </w:t>
+        <w:t xml:space="preserve">The qualitative probe of Section 6 reports what the best-classified model fails to do, but it does so against a rubric of linguistic phenomena, not against an articulated account of what an experienced teacher actually does when returning written work to a student. This section supplies that account. It introduces a specialist human reference, collected and analyzed for a single, deliberately bounded purpose: to characterize, in descriptive terms, the repertoire of pedagogical moves that expert teachers mobilize when giving writing feedback to lower-secondary students. We stress at the outset that this reference is </w:t>
       </w:r>
       <w:r>
         <w:rPr>
           <w:b w:val="0"/>
           <w:i/>
         </w:rPr>
-        <w:t>deployable</w:t>
-      </w:r>
-      <w:r>
-        <w:rPr>
-          <w:b w:val="0"/>
-          <w:i w:val="0"/>
-        </w:rPr>
-        <w:t xml:space="preserve"> range (up to 3.8 billion parameters), only Qwen 2.5 3B-Instruct combines full adherence to the JSON contract declared in natural language with a mean latency comfortably below the Human–Computer Interaction threshold for synchronous tasks and low variability across repetitions. It is the only configuration evaluated that satisfies, at once and without recourse to external grammatical coercion, all the non-functional requirements for educational deployment.</w:t>
+        <w:t>not</w:t>
+      </w:r>
+      <w:r>
+        <w:rPr>
+          <w:b w:val="0"/>
+          <w:i w:val="0"/>
+        </w:rPr>
+        <w:t xml:space="preserve"> used as a performance yardstick against the model. Rather than serving as a gold-standard response set against which the model's outputs are scored, the specialist feedback was analyzed to derive the mediation functions that underpin the pedagogical dimension of the benchmark; the comparison the study cares about is thus model against mediation functions derived from expert practice, not model against teacher. We make no claim of the form “the model is worse than the teachers”; the planted-error design of the scenarios (Subsection 3.2) makes the mere identification of the target phenomenon circular by construction, since the deviation was engineered to be found, so that what a comparison on problem detection would measure is the scenario design rather than either party's competence. The analytical value of the human corpus lies elsewhere: in the </w:t>
+      </w:r>
+      <w:r>
+        <w:rPr>
+          <w:b w:val="0"/>
+          <w:i/>
+        </w:rPr>
+        <w:t>mediational</w:t>
+      </w:r>
+      <w:r>
+        <w:rPr>
+          <w:b w:val="0"/>
+          <w:i w:val="0"/>
+        </w:rPr>
+        <w:t xml:space="preserve"> layer, the strategies by which a teacher formulates the return, decides when to ask rather than tell, how much scaffolding to extend, and whether to model a repair, none of which is dictated by the scenario. We read this layer through the lens of mediation and scaffolding in the Vygotskian tradition (Vygotsky, 1978; Wood et al., 1976), in which feedback is an interactional support calibrated to the learner's zone of proximal development rather than a verdict on a product.</w:t>
       </w:r>
     </w:p>
     <w:p>
-      <w:r>
-        <w:rPr>
-          <w:b w:val="0"/>
-          <w:i w:val="0"/>
-        </w:rPr>
-        <w:t>On RQ2 (mobilization of the metalinguistic rubric), however, this result does not warrant an optimistic inference about the model's pedagogical adequacy. Systematic qualitative inspection of the responses shows that, although structurally conformant, the model exhibits only partial and unstable adherence to Koch's metalinguistic rubric, mobilizing it in just 46% of scenarios and operating predominantly in a thematic-surface layer in the remaining 54%.</w:t>
+      <w:pPr>
+        <w:pStyle w:val="Heading2"/>
+      </w:pPr>
+      <w:r>
+        <w:t>Panel and Corpus</w:t>
       </w:r>
     </w:p>
     <w:p>
@@ -6641,44 +7946,3388 @@
           <w:b w:val="0"/>
           <w:i w:val="0"/>
         </w:rPr>
-        <w:t>This finding, together with the architectural findings of Section5 and the falsification protocol of Subsection5.3, supports the central conclusion of the study: under a zero-shot regime, the open language models currently available off the shelf, within their range of computational viability for Brazilian public schools, are insufficient for Socratic tutoring of writing in Brazilian Portuguese grounded in a fine metalinguistic rubric. The insufficiency takes two forms: (i) a regime of zero-shot structural non-adherence, exhibited by the Llama 3.2 and Phi-3 families, in which the model violates the syntactic-typological contract even under an explicit natural-language specification (for the Llama 3.2 family this is an obedience bias demonstrably reversible by minimal contextual anchoring (</w:t>
+        <w:t>Five teachers of Portuguese, identified here only by code (E1–E5), each responded to the same thirteen canonical scenarios used in the main benchmark, producing 65 written feedback turns (</w:t>
       </w:r>
       <w:r>
         <w:rPr>
           <w:b w:val="0"/>
           <w:i/>
         </w:rPr>
-        <w:t>one-shot</w:t>
-      </w:r>
-      <w:r>
-        <w:rPr>
-          <w:b w:val="0"/>
-          <w:i w:val="0"/>
-        </w:rPr>
-        <w:t>), and so distinguishable from compositional incapacity); and (ii) a regime of structural adherence with pedagogical superficiality, exemplified by Qwen 2.5 3B-Instruct, in which the model respects the format but operates predominantly in a thematic-surface layer, without systematically mobilizing the theoretical taxonomy the task requires.</w:t>
+        <w:t>devolutivas</w:t>
+      </w:r>
+      <w:r>
+        <w:rPr>
+          <w:b w:val="0"/>
+          <w:i w:val="0"/>
+        </w:rPr>
+        <w:t>) with no missing cells. All participants reported more than ten years of classroom experience; two work precisely in the 8th–9th grade band that the project targets, which anchors the corpus in the instructional reality the eventual platform is meant to support, and one is a nationally recognized reference in Linguistics, which lends weight to the specialist character of the panel. All signed an informed-consent term for anonymous use under a Creative Commons license; the anonymized responses are released with the study's artifacts. Minor typographical slips by the teachers are preserved verbatim and never treated as student language. One cell (E4, scenario 10) is misaligned, its content corresponds to the neighboring scenario 9, and is therefore flagged and isolated from any count organized by target phenomenon, although it remains codable for mediation functions, which do not depend on the scenario's specific content.</w:t>
       </w:r>
     </w:p>
     <w:p>
-      <w:r>
-        <w:rPr>
-          <w:b w:val="0"/>
-          <w:i w:val="0"/>
-        </w:rPr>
-        <w:t xml:space="preserve">That these two failure regimes persist at the same time, across models from architecturally distinct families, trained by different institutions, and optimized for predominantly Anglophone markets, converges on the diagnosis that Socratic tutoring in Brazilian Portuguese for basic education is not solved in a zero-shot regime by off-the-shelf generalist models. It calls instead for specialized models, developed through supervised fine-tuning on curated pedagogical corpora in Brazilian Portuguese and aligned with the metalinguistic rubric specific to the school domain. The alternative route, </w:t>
+      <w:pPr>
+        <w:pStyle w:val="Heading2"/>
+      </w:pPr>
+      <w:r>
+        <w:t>Eight Mediation Functions Emergent from the Corpus</w:t>
+      </w:r>
+    </w:p>
+    <w:p>
+      <w:r>
+        <w:rPr>
+          <w:b w:val="0"/>
+          <w:i w:val="0"/>
+        </w:rPr>
+        <w:t xml:space="preserve">A full reading of the 65 turns yields a recurrent set of eight mediation functions, labeled FM01–FM08, developed within this study and operationalized in a transparent coding manual (codebook v0.2). The functions are: </w:t>
+      </w:r>
+      <w:r>
+        <w:rPr>
+          <w:b/>
+          <w:i w:val="0"/>
+        </w:rPr>
+        <w:t>FM01</w:t>
+      </w:r>
+      <w:r>
+        <w:rPr>
+          <w:b w:val="0"/>
+          <w:i w:val="0"/>
+        </w:rPr>
+        <w:t xml:space="preserve"> recognize competence (naming, specifically, something the student did well); </w:t>
+      </w:r>
+      <w:r>
+        <w:rPr>
+          <w:b/>
+          <w:i w:val="0"/>
+        </w:rPr>
+        <w:t>FM02</w:t>
+      </w:r>
+      <w:r>
+        <w:rPr>
+          <w:b w:val="0"/>
+          <w:i w:val="0"/>
+        </w:rPr>
+        <w:t xml:space="preserve"> name the problem (signaling that some aspect of the text is inadequate, including naming an insufficiency or a genre mismatch, not only an explicit error); </w:t>
+      </w:r>
+      <w:r>
+        <w:rPr>
+          <w:b/>
+          <w:i w:val="0"/>
+        </w:rPr>
+        <w:t>FM03</w:t>
+      </w:r>
+      <w:r>
+        <w:rPr>
+          <w:b w:val="0"/>
+          <w:i w:val="0"/>
+        </w:rPr>
+        <w:t xml:space="preserve"> provoke reflection (an open question that leads the student to re-examine a textual choice without handing over the answer); </w:t>
+      </w:r>
+      <w:r>
+        <w:rPr>
+          <w:b/>
+          <w:i w:val="0"/>
+        </w:rPr>
+        <w:t>FM04</w:t>
+      </w:r>
+      <w:r>
+        <w:rPr>
+          <w:b w:val="0"/>
+          <w:i w:val="0"/>
+        </w:rPr>
+        <w:t xml:space="preserve"> offer a cue (concrete help toward the solution, listing repertoire or indicating the strategy to follow, without rewriting the student's text); </w:t>
+      </w:r>
+      <w:r>
+        <w:rPr>
+          <w:b/>
+          <w:i w:val="0"/>
+        </w:rPr>
+        <w:t>FM05</w:t>
+      </w:r>
+      <w:r>
+        <w:rPr>
+          <w:b w:val="0"/>
+          <w:i w:val="0"/>
+        </w:rPr>
+        <w:t xml:space="preserve"> partially model (demonstrating the repair with a rewritten example sentence); </w:t>
+      </w:r>
+      <w:r>
+        <w:rPr>
+          <w:b/>
+          <w:i w:val="0"/>
+        </w:rPr>
+        <w:t>FM06</w:t>
+      </w:r>
+      <w:r>
+        <w:rPr>
+          <w:b w:val="0"/>
+          <w:i w:val="0"/>
+        </w:rPr>
+        <w:t xml:space="preserve"> propose revision (explicitly requesting the rewriting or correction of what is already in the text); </w:t>
+      </w:r>
+      <w:r>
+        <w:rPr>
+          <w:b/>
+          <w:i w:val="0"/>
+        </w:rPr>
+        <w:t>FM07</w:t>
+      </w:r>
+      <w:r>
+        <w:rPr>
+          <w:b w:val="0"/>
+          <w:i w:val="0"/>
+        </w:rPr>
+        <w:t xml:space="preserve"> challenge expansion (pushing the student beyond repair, to add opinion, analysis, or depth); and </w:t>
+      </w:r>
+      <w:r>
+        <w:rPr>
+          <w:b/>
+          <w:i w:val="0"/>
+        </w:rPr>
+        <w:t>FM08</w:t>
+      </w:r>
+      <w:r>
+        <w:rPr>
+          <w:b w:val="0"/>
+          <w:i w:val="0"/>
+        </w:rPr>
+        <w:t xml:space="preserve"> reinforce autonomy (a closing move that affirms the student's agency and projects continuity). Coding is multi-label and binary at the level of the whole turn: for each function the coder records presence or absence, under a conservative minimal-evidence rule (when in doubt, mark absent), and a single turn typically activates several functions at once.</w:t>
+      </w:r>
+    </w:p>
+    <w:p>
+      <w:r>
+        <w:rPr>
+          <w:b w:val="0"/>
+          <w:i w:val="0"/>
+        </w:rPr>
+        <w:t xml:space="preserve">Table 6 reports the prevalence of each function across the 65 turns. None of the eight is empty: every function emerges from the actual feedback, which supports treating the taxonomy as grounded in expert practice rather than imposed from theory. Three functions form a near-universal operational core, naming the problem (FM02, 80%), offering a cue (FM04, 69%), and proposing revision (FM06, 57%), while partial modeling (FM05) is rare, occurring in only 9% of turns and used by just two of the five teachers. The mean turn mobilizes 3.8 of the eight functions. Consistent with this, the single most frequent co-occurrence signature is exactly </w:t>
+      </w:r>
+      <w:r>
+        <w:rPr>
+          <w:rFonts w:ascii="Consolas" w:hAnsi="Consolas"/>
+          <w:b w:val="0"/>
+          <w:i w:val="0"/>
+          <w:sz w:val="19"/>
+        </w:rPr>
+        <w:t>FM02+FM04+FM06</w:t>
+      </w:r>
+      <w:r>
+        <w:rPr>
+          <w:b w:val="0"/>
+          <w:i w:val="0"/>
+        </w:rPr>
+        <w:t xml:space="preserve"> (11 turns), the operational core of naming the problem, pointing the way, and asking for the revision.</w:t>
+      </w:r>
+    </w:p>
+    <w:p>
+      <w:r>
+        <w:rPr>
+          <w:b/>
+        </w:rPr>
+        <w:t xml:space="preserve">Table 6. </w:t>
+      </w:r>
+      <w:r>
+        <w:rPr>
+          <w:b w:val="0"/>
+          <w:i w:val="0"/>
+        </w:rPr>
+        <w:t>Prevalence of each mediation function across the 65 feedback turns.</w:t>
+      </w:r>
+    </w:p>
+    <w:tbl>
+      <w:tblPr>
+        <w:tblStyle w:val="TableGrid"/>
+        <w:tblW w:type="auto" w:w="0"/>
+        <w:tblLook w:firstColumn="1" w:firstRow="1" w:lastColumn="0" w:lastRow="0" w:noHBand="0" w:noVBand="1" w:val="04A0"/>
+      </w:tblPr>
+      <w:tblGrid>
+        <w:gridCol w:w="2880"/>
+        <w:gridCol w:w="2880"/>
+        <w:gridCol w:w="2880"/>
+      </w:tblGrid>
+      <w:tr>
+        <w:tc>
+          <w:tcPr>
+            <w:tcW w:type="dxa" w:w="2880"/>
+          </w:tcPr>
+          <w:p>
+            <w:r/>
+            <w:r>
+              <w:rPr>
+                <w:b/>
+                <w:i w:val="0"/>
+              </w:rPr>
+              <w:t>Code</w:t>
+            </w:r>
+          </w:p>
+        </w:tc>
+        <w:tc>
+          <w:tcPr>
+            <w:tcW w:type="dxa" w:w="2880"/>
+          </w:tcPr>
+          <w:p>
+            <w:r/>
+            <w:r>
+              <w:rPr>
+                <w:b/>
+                <w:i w:val="0"/>
+              </w:rPr>
+              <w:t>Mediation function</w:t>
+            </w:r>
+          </w:p>
+        </w:tc>
+        <w:tc>
+          <w:tcPr>
+            <w:tcW w:type="dxa" w:w="2880"/>
+          </w:tcPr>
+          <w:p>
+            <w:r/>
+            <w:r>
+              <w:rPr>
+                <w:b/>
+                <w:i w:val="0"/>
+              </w:rPr>
+              <w:t>Presence</w:t>
+            </w:r>
+          </w:p>
+        </w:tc>
+      </w:tr>
+      <w:tr>
+        <w:tc>
+          <w:tcPr>
+            <w:tcW w:type="dxa" w:w="2880"/>
+          </w:tcPr>
+          <w:p>
+            <w:r/>
+            <w:r>
+              <w:rPr>
+                <w:b w:val="0"/>
+                <w:i w:val="0"/>
+              </w:rPr>
+              <w:t>FM01</w:t>
+            </w:r>
+          </w:p>
+        </w:tc>
+        <w:tc>
+          <w:tcPr>
+            <w:tcW w:type="dxa" w:w="2880"/>
+          </w:tcPr>
+          <w:p>
+            <w:r/>
+            <w:r>
+              <w:rPr>
+                <w:b w:val="0"/>
+                <w:i w:val="0"/>
+              </w:rPr>
+              <w:t>Recognize competence</w:t>
+            </w:r>
+          </w:p>
+        </w:tc>
+        <w:tc>
+          <w:tcPr>
+            <w:tcW w:type="dxa" w:w="2880"/>
+          </w:tcPr>
+          <w:p>
+            <w:r/>
+            <w:r>
+              <w:rPr>
+                <w:b w:val="0"/>
+                <w:i w:val="0"/>
+              </w:rPr>
+              <w:t>69%</w:t>
+            </w:r>
+          </w:p>
+        </w:tc>
+      </w:tr>
+      <w:tr>
+        <w:tc>
+          <w:tcPr>
+            <w:tcW w:type="dxa" w:w="2880"/>
+          </w:tcPr>
+          <w:p>
+            <w:r/>
+            <w:r>
+              <w:rPr>
+                <w:b w:val="0"/>
+                <w:i w:val="0"/>
+              </w:rPr>
+              <w:t>FM02</w:t>
+            </w:r>
+          </w:p>
+        </w:tc>
+        <w:tc>
+          <w:tcPr>
+            <w:tcW w:type="dxa" w:w="2880"/>
+          </w:tcPr>
+          <w:p>
+            <w:r/>
+            <w:r>
+              <w:rPr>
+                <w:b w:val="0"/>
+                <w:i w:val="0"/>
+              </w:rPr>
+              <w:t>Name the problem</w:t>
+            </w:r>
+          </w:p>
+        </w:tc>
+        <w:tc>
+          <w:tcPr>
+            <w:tcW w:type="dxa" w:w="2880"/>
+          </w:tcPr>
+          <w:p>
+            <w:r/>
+            <w:r>
+              <w:rPr>
+                <w:b w:val="0"/>
+                <w:i w:val="0"/>
+              </w:rPr>
+              <w:t>80%</w:t>
+            </w:r>
+          </w:p>
+        </w:tc>
+      </w:tr>
+      <w:tr>
+        <w:tc>
+          <w:tcPr>
+            <w:tcW w:type="dxa" w:w="2880"/>
+          </w:tcPr>
+          <w:p>
+            <w:r/>
+            <w:r>
+              <w:rPr>
+                <w:b w:val="0"/>
+                <w:i w:val="0"/>
+              </w:rPr>
+              <w:t>FM03</w:t>
+            </w:r>
+          </w:p>
+        </w:tc>
+        <w:tc>
+          <w:tcPr>
+            <w:tcW w:type="dxa" w:w="2880"/>
+          </w:tcPr>
+          <w:p>
+            <w:r/>
+            <w:r>
+              <w:rPr>
+                <w:b w:val="0"/>
+                <w:i w:val="0"/>
+              </w:rPr>
+              <w:t>Provoke reflection</w:t>
+            </w:r>
+          </w:p>
+        </w:tc>
+        <w:tc>
+          <w:tcPr>
+            <w:tcW w:type="dxa" w:w="2880"/>
+          </w:tcPr>
+          <w:p>
+            <w:r/>
+            <w:r>
+              <w:rPr>
+                <w:b w:val="0"/>
+                <w:i w:val="0"/>
+              </w:rPr>
+              <w:t>34%</w:t>
+            </w:r>
+          </w:p>
+        </w:tc>
+      </w:tr>
+      <w:tr>
+        <w:tc>
+          <w:tcPr>
+            <w:tcW w:type="dxa" w:w="2880"/>
+          </w:tcPr>
+          <w:p>
+            <w:r/>
+            <w:r>
+              <w:rPr>
+                <w:b w:val="0"/>
+                <w:i w:val="0"/>
+              </w:rPr>
+              <w:t>FM04</w:t>
+            </w:r>
+          </w:p>
+        </w:tc>
+        <w:tc>
+          <w:tcPr>
+            <w:tcW w:type="dxa" w:w="2880"/>
+          </w:tcPr>
+          <w:p>
+            <w:r/>
+            <w:r>
+              <w:rPr>
+                <w:b w:val="0"/>
+                <w:i w:val="0"/>
+              </w:rPr>
+              <w:t>Offer a cue</w:t>
+            </w:r>
+          </w:p>
+        </w:tc>
+        <w:tc>
+          <w:tcPr>
+            <w:tcW w:type="dxa" w:w="2880"/>
+          </w:tcPr>
+          <w:p>
+            <w:r/>
+            <w:r>
+              <w:rPr>
+                <w:b w:val="0"/>
+                <w:i w:val="0"/>
+              </w:rPr>
+              <w:t>69%</w:t>
+            </w:r>
+          </w:p>
+        </w:tc>
+      </w:tr>
+      <w:tr>
+        <w:tc>
+          <w:tcPr>
+            <w:tcW w:type="dxa" w:w="2880"/>
+          </w:tcPr>
+          <w:p>
+            <w:r/>
+            <w:r>
+              <w:rPr>
+                <w:b w:val="0"/>
+                <w:i w:val="0"/>
+              </w:rPr>
+              <w:t>FM05</w:t>
+            </w:r>
+          </w:p>
+        </w:tc>
+        <w:tc>
+          <w:tcPr>
+            <w:tcW w:type="dxa" w:w="2880"/>
+          </w:tcPr>
+          <w:p>
+            <w:r/>
+            <w:r>
+              <w:rPr>
+                <w:b w:val="0"/>
+                <w:i w:val="0"/>
+              </w:rPr>
+              <w:t>Partially model</w:t>
+            </w:r>
+          </w:p>
+        </w:tc>
+        <w:tc>
+          <w:tcPr>
+            <w:tcW w:type="dxa" w:w="2880"/>
+          </w:tcPr>
+          <w:p>
+            <w:r/>
+            <w:r>
+              <w:rPr>
+                <w:b w:val="0"/>
+                <w:i w:val="0"/>
+              </w:rPr>
+              <w:t>9%</w:t>
+            </w:r>
+          </w:p>
+        </w:tc>
+      </w:tr>
+      <w:tr>
+        <w:tc>
+          <w:tcPr>
+            <w:tcW w:type="dxa" w:w="2880"/>
+          </w:tcPr>
+          <w:p>
+            <w:r/>
+            <w:r>
+              <w:rPr>
+                <w:b w:val="0"/>
+                <w:i w:val="0"/>
+              </w:rPr>
+              <w:t>FM06</w:t>
+            </w:r>
+          </w:p>
+        </w:tc>
+        <w:tc>
+          <w:tcPr>
+            <w:tcW w:type="dxa" w:w="2880"/>
+          </w:tcPr>
+          <w:p>
+            <w:r/>
+            <w:r>
+              <w:rPr>
+                <w:b w:val="0"/>
+                <w:i w:val="0"/>
+              </w:rPr>
+              <w:t>Propose revision</w:t>
+            </w:r>
+          </w:p>
+        </w:tc>
+        <w:tc>
+          <w:tcPr>
+            <w:tcW w:type="dxa" w:w="2880"/>
+          </w:tcPr>
+          <w:p>
+            <w:r/>
+            <w:r>
+              <w:rPr>
+                <w:b w:val="0"/>
+                <w:i w:val="0"/>
+              </w:rPr>
+              <w:t>57%</w:t>
+            </w:r>
+          </w:p>
+        </w:tc>
+      </w:tr>
+      <w:tr>
+        <w:tc>
+          <w:tcPr>
+            <w:tcW w:type="dxa" w:w="2880"/>
+          </w:tcPr>
+          <w:p>
+            <w:r/>
+            <w:r>
+              <w:rPr>
+                <w:b w:val="0"/>
+                <w:i w:val="0"/>
+              </w:rPr>
+              <w:t>FM07</w:t>
+            </w:r>
+          </w:p>
+        </w:tc>
+        <w:tc>
+          <w:tcPr>
+            <w:tcW w:type="dxa" w:w="2880"/>
+          </w:tcPr>
+          <w:p>
+            <w:r/>
+            <w:r>
+              <w:rPr>
+                <w:b w:val="0"/>
+                <w:i w:val="0"/>
+              </w:rPr>
+              <w:t>Challenge expansion</w:t>
+            </w:r>
+          </w:p>
+        </w:tc>
+        <w:tc>
+          <w:tcPr>
+            <w:tcW w:type="dxa" w:w="2880"/>
+          </w:tcPr>
+          <w:p>
+            <w:r/>
+            <w:r>
+              <w:rPr>
+                <w:b w:val="0"/>
+                <w:i w:val="0"/>
+              </w:rPr>
+              <w:t>32%</w:t>
+            </w:r>
+          </w:p>
+        </w:tc>
+      </w:tr>
+      <w:tr>
+        <w:tc>
+          <w:tcPr>
+            <w:tcW w:type="dxa" w:w="2880"/>
+          </w:tcPr>
+          <w:p>
+            <w:r/>
+            <w:r>
+              <w:rPr>
+                <w:b w:val="0"/>
+                <w:i w:val="0"/>
+              </w:rPr>
+              <w:t>FM08</w:t>
+            </w:r>
+          </w:p>
+        </w:tc>
+        <w:tc>
+          <w:tcPr>
+            <w:tcW w:type="dxa" w:w="2880"/>
+          </w:tcPr>
+          <w:p>
+            <w:r/>
+            <w:r>
+              <w:rPr>
+                <w:b w:val="0"/>
+                <w:i w:val="0"/>
+              </w:rPr>
+              <w:t>Reinforce autonomy</w:t>
+            </w:r>
+          </w:p>
+        </w:tc>
+        <w:tc>
+          <w:tcPr>
+            <w:tcW w:type="dxa" w:w="2880"/>
+          </w:tcPr>
+          <w:p>
+            <w:r/>
+            <w:r>
+              <w:rPr>
+                <w:b w:val="0"/>
+                <w:i w:val="0"/>
+              </w:rPr>
+              <w:t>32%</w:t>
+            </w:r>
+          </w:p>
+        </w:tc>
+      </w:tr>
+      <w:tr>
+        <w:tc>
+          <w:tcPr>
+            <w:tcW w:type="dxa" w:w="2880"/>
+          </w:tcPr>
+          <w:p>
+            <w:r/>
+            <w:r>
+              <w:rPr>
+                <w:b w:val="0"/>
+                <w:i w:val="0"/>
+              </w:rPr>
+              <w:t>Mean functions per turn</w:t>
+            </w:r>
+          </w:p>
+        </w:tc>
+        <w:tc>
+          <w:tcPr>
+            <w:tcW w:type="dxa" w:w="2880"/>
+          </w:tcPr>
+          <w:p>
+            <w:r/>
+            <w:r>
+              <w:rPr>
+                <w:b w:val="0"/>
+                <w:i w:val="0"/>
+              </w:rPr>
+              <w:t>3.8</w:t>
+            </w:r>
+          </w:p>
+        </w:tc>
+        <w:tc>
+          <w:tcPr>
+            <w:tcW w:type="dxa" w:w="2880"/>
+          </w:tcPr>
+          <w:p>
+            <w:r/>
+          </w:p>
+        </w:tc>
+      </w:tr>
+    </w:tbl>
+    <w:p>
+      <w:pPr>
+        <w:pStyle w:val="Heading2"/>
+      </w:pPr>
+      <w:r>
+        <w:t>Distinct Mediation Profiles: Variation as the Finding</w:t>
+      </w:r>
+    </w:p>
+    <w:p>
+      <w:r>
+        <w:rPr>
+          <w:b w:val="0"/>
+          <w:i w:val="0"/>
+        </w:rPr>
+        <w:t xml:space="preserve">If the operational core is shared, what </w:t>
       </w:r>
       <w:r>
         <w:rPr>
           <w:b w:val="0"/>
           <w:i/>
         </w:rPr>
-        <w:t>prompt engineering</w:t>
-      </w:r>
-      <w:r>
-        <w:rPr>
-          <w:b w:val="0"/>
-          <w:i w:val="0"/>
-        </w:rPr>
-        <w:t xml:space="preserve"> with demonstrative anchoring, made viable by the reversibility documented in Subsection5.3, remains technically available, but it presupposes an operating regime whose costs in context budget and latency must be weighed against the savings in training. That development lies outside the scope of the present diagnosis and constitutes the next stage of this research agenda.</w:t>
+        <w:t>distinguishes</w:t>
+      </w:r>
+      <w:r>
+        <w:rPr>
+          <w:b w:val="0"/>
+          <w:i w:val="0"/>
+        </w:rPr>
+        <w:t xml:space="preserve"> the teachers is not that core but the presence or absence of four other functions. Table 7 reports, for each teacher, the proportion of the thirteen scenarios in which each function appears, together with the mean number of functions per turn, and Figure 1 renders the same profiles visually.</w:t>
+      </w:r>
+    </w:p>
+    <w:p>
+      <w:r>
+        <w:rPr>
+          <w:b/>
+        </w:rPr>
+        <w:t xml:space="preserve">Table 7. </w:t>
+      </w:r>
+      <w:r>
+        <w:rPr>
+          <w:b w:val="0"/>
+          <w:i w:val="0"/>
+        </w:rPr>
+        <w:t>Mediation profiles per teacher (% of the 13 scenarios in which each function appears).</w:t>
+      </w:r>
+    </w:p>
+    <w:tbl>
+      <w:tblPr>
+        <w:tblStyle w:val="TableGrid"/>
+        <w:tblW w:type="auto" w:w="0"/>
+        <w:tblLook w:firstColumn="1" w:firstRow="1" w:lastColumn="0" w:lastRow="0" w:noHBand="0" w:noVBand="1" w:val="04A0"/>
+      </w:tblPr>
+      <w:tblGrid>
+        <w:gridCol w:w="864"/>
+        <w:gridCol w:w="864"/>
+        <w:gridCol w:w="864"/>
+        <w:gridCol w:w="864"/>
+        <w:gridCol w:w="864"/>
+        <w:gridCol w:w="864"/>
+        <w:gridCol w:w="864"/>
+        <w:gridCol w:w="864"/>
+        <w:gridCol w:w="864"/>
+        <w:gridCol w:w="864"/>
+      </w:tblGrid>
+      <w:tr>
+        <w:tc>
+          <w:tcPr>
+            <w:tcW w:type="dxa" w:w="864"/>
+          </w:tcPr>
+          <w:p>
+            <w:r/>
+            <w:r>
+              <w:rPr>
+                <w:b/>
+                <w:i w:val="0"/>
+              </w:rPr>
+              <w:t>Teacher</w:t>
+            </w:r>
+          </w:p>
+        </w:tc>
+        <w:tc>
+          <w:tcPr>
+            <w:tcW w:type="dxa" w:w="864"/>
+          </w:tcPr>
+          <w:p>
+            <w:r/>
+            <w:r>
+              <w:rPr>
+                <w:b/>
+                <w:i w:val="0"/>
+              </w:rPr>
+              <w:t>FM01</w:t>
+            </w:r>
+          </w:p>
+        </w:tc>
+        <w:tc>
+          <w:tcPr>
+            <w:tcW w:type="dxa" w:w="864"/>
+          </w:tcPr>
+          <w:p>
+            <w:r/>
+            <w:r>
+              <w:rPr>
+                <w:b/>
+                <w:i w:val="0"/>
+              </w:rPr>
+              <w:t>FM02</w:t>
+            </w:r>
+          </w:p>
+        </w:tc>
+        <w:tc>
+          <w:tcPr>
+            <w:tcW w:type="dxa" w:w="864"/>
+          </w:tcPr>
+          <w:p>
+            <w:r/>
+            <w:r>
+              <w:rPr>
+                <w:b/>
+                <w:i w:val="0"/>
+              </w:rPr>
+              <w:t>FM03</w:t>
+            </w:r>
+          </w:p>
+        </w:tc>
+        <w:tc>
+          <w:tcPr>
+            <w:tcW w:type="dxa" w:w="864"/>
+          </w:tcPr>
+          <w:p>
+            <w:r/>
+            <w:r>
+              <w:rPr>
+                <w:b/>
+                <w:i w:val="0"/>
+              </w:rPr>
+              <w:t>FM04</w:t>
+            </w:r>
+          </w:p>
+        </w:tc>
+        <w:tc>
+          <w:tcPr>
+            <w:tcW w:type="dxa" w:w="864"/>
+          </w:tcPr>
+          <w:p>
+            <w:r/>
+            <w:r>
+              <w:rPr>
+                <w:b/>
+                <w:i w:val="0"/>
+              </w:rPr>
+              <w:t>FM05</w:t>
+            </w:r>
+          </w:p>
+        </w:tc>
+        <w:tc>
+          <w:tcPr>
+            <w:tcW w:type="dxa" w:w="864"/>
+          </w:tcPr>
+          <w:p>
+            <w:r/>
+            <w:r>
+              <w:rPr>
+                <w:b/>
+                <w:i w:val="0"/>
+              </w:rPr>
+              <w:t>FM06</w:t>
+            </w:r>
+          </w:p>
+        </w:tc>
+        <w:tc>
+          <w:tcPr>
+            <w:tcW w:type="dxa" w:w="864"/>
+          </w:tcPr>
+          <w:p>
+            <w:r/>
+            <w:r>
+              <w:rPr>
+                <w:b/>
+                <w:i w:val="0"/>
+              </w:rPr>
+              <w:t>FM07</w:t>
+            </w:r>
+          </w:p>
+        </w:tc>
+        <w:tc>
+          <w:tcPr>
+            <w:tcW w:type="dxa" w:w="864"/>
+          </w:tcPr>
+          <w:p>
+            <w:r/>
+            <w:r>
+              <w:rPr>
+                <w:b/>
+                <w:i w:val="0"/>
+              </w:rPr>
+              <w:t>FM08</w:t>
+            </w:r>
+          </w:p>
+        </w:tc>
+        <w:tc>
+          <w:tcPr>
+            <w:tcW w:type="dxa" w:w="864"/>
+          </w:tcPr>
+          <w:p>
+            <w:r/>
+            <w:r>
+              <w:rPr>
+                <w:b/>
+                <w:i w:val="0"/>
+              </w:rPr>
+              <w:t>Functions/turn</w:t>
+            </w:r>
+          </w:p>
+        </w:tc>
+      </w:tr>
+      <w:tr>
+        <w:tc>
+          <w:tcPr>
+            <w:tcW w:type="dxa" w:w="864"/>
+          </w:tcPr>
+          <w:p>
+            <w:r/>
+            <w:r>
+              <w:rPr>
+                <w:b w:val="0"/>
+                <w:i w:val="0"/>
+              </w:rPr>
+              <w:t>E1</w:t>
+            </w:r>
+          </w:p>
+        </w:tc>
+        <w:tc>
+          <w:tcPr>
+            <w:tcW w:type="dxa" w:w="864"/>
+          </w:tcPr>
+          <w:p>
+            <w:r/>
+            <w:r>
+              <w:rPr>
+                <w:b w:val="0"/>
+                <w:i w:val="0"/>
+              </w:rPr>
+              <w:t>100</w:t>
+            </w:r>
+          </w:p>
+        </w:tc>
+        <w:tc>
+          <w:tcPr>
+            <w:tcW w:type="dxa" w:w="864"/>
+          </w:tcPr>
+          <w:p>
+            <w:r/>
+            <w:r>
+              <w:rPr>
+                <w:b w:val="0"/>
+                <w:i w:val="0"/>
+              </w:rPr>
+              <w:t>77</w:t>
+            </w:r>
+          </w:p>
+        </w:tc>
+        <w:tc>
+          <w:tcPr>
+            <w:tcW w:type="dxa" w:w="864"/>
+          </w:tcPr>
+          <w:p>
+            <w:r/>
+            <w:r>
+              <w:rPr>
+                <w:b w:val="0"/>
+                <w:i w:val="0"/>
+              </w:rPr>
+              <w:t>23</w:t>
+            </w:r>
+          </w:p>
+        </w:tc>
+        <w:tc>
+          <w:tcPr>
+            <w:tcW w:type="dxa" w:w="864"/>
+          </w:tcPr>
+          <w:p>
+            <w:r/>
+            <w:r>
+              <w:rPr>
+                <w:b w:val="0"/>
+                <w:i w:val="0"/>
+              </w:rPr>
+              <w:t>69</w:t>
+            </w:r>
+          </w:p>
+        </w:tc>
+        <w:tc>
+          <w:tcPr>
+            <w:tcW w:type="dxa" w:w="864"/>
+          </w:tcPr>
+          <w:p>
+            <w:r/>
+            <w:r>
+              <w:rPr>
+                <w:b w:val="0"/>
+                <w:i w:val="0"/>
+              </w:rPr>
+              <w:t>15</w:t>
+            </w:r>
+          </w:p>
+        </w:tc>
+        <w:tc>
+          <w:tcPr>
+            <w:tcW w:type="dxa" w:w="864"/>
+          </w:tcPr>
+          <w:p>
+            <w:r/>
+            <w:r>
+              <w:rPr>
+                <w:b w:val="0"/>
+                <w:i w:val="0"/>
+              </w:rPr>
+              <w:t>69</w:t>
+            </w:r>
+          </w:p>
+        </w:tc>
+        <w:tc>
+          <w:tcPr>
+            <w:tcW w:type="dxa" w:w="864"/>
+          </w:tcPr>
+          <w:p>
+            <w:r/>
+            <w:r>
+              <w:rPr>
+                <w:b w:val="0"/>
+                <w:i w:val="0"/>
+              </w:rPr>
+              <w:t>0</w:t>
+            </w:r>
+          </w:p>
+        </w:tc>
+        <w:tc>
+          <w:tcPr>
+            <w:tcW w:type="dxa" w:w="864"/>
+          </w:tcPr>
+          <w:p>
+            <w:r/>
+            <w:r>
+              <w:rPr>
+                <w:b w:val="0"/>
+                <w:i w:val="0"/>
+              </w:rPr>
+              <w:t>0</w:t>
+            </w:r>
+          </w:p>
+        </w:tc>
+        <w:tc>
+          <w:tcPr>
+            <w:tcW w:type="dxa" w:w="864"/>
+          </w:tcPr>
+          <w:p>
+            <w:r/>
+            <w:r>
+              <w:rPr>
+                <w:b w:val="0"/>
+                <w:i w:val="0"/>
+              </w:rPr>
+              <w:t>3.5</w:t>
+            </w:r>
+          </w:p>
+        </w:tc>
+      </w:tr>
+      <w:tr>
+        <w:tc>
+          <w:tcPr>
+            <w:tcW w:type="dxa" w:w="864"/>
+          </w:tcPr>
+          <w:p>
+            <w:r/>
+            <w:r>
+              <w:rPr>
+                <w:b w:val="0"/>
+                <w:i w:val="0"/>
+              </w:rPr>
+              <w:t>E2</w:t>
+            </w:r>
+          </w:p>
+        </w:tc>
+        <w:tc>
+          <w:tcPr>
+            <w:tcW w:type="dxa" w:w="864"/>
+          </w:tcPr>
+          <w:p>
+            <w:r/>
+            <w:r>
+              <w:rPr>
+                <w:b w:val="0"/>
+                <w:i w:val="0"/>
+              </w:rPr>
+              <w:t>8</w:t>
+            </w:r>
+          </w:p>
+        </w:tc>
+        <w:tc>
+          <w:tcPr>
+            <w:tcW w:type="dxa" w:w="864"/>
+          </w:tcPr>
+          <w:p>
+            <w:r/>
+            <w:r>
+              <w:rPr>
+                <w:b w:val="0"/>
+                <w:i w:val="0"/>
+              </w:rPr>
+              <w:t>100</w:t>
+            </w:r>
+          </w:p>
+        </w:tc>
+        <w:tc>
+          <w:tcPr>
+            <w:tcW w:type="dxa" w:w="864"/>
+          </w:tcPr>
+          <w:p>
+            <w:r/>
+            <w:r>
+              <w:rPr>
+                <w:b w:val="0"/>
+                <w:i w:val="0"/>
+              </w:rPr>
+              <w:t>62</w:t>
+            </w:r>
+          </w:p>
+        </w:tc>
+        <w:tc>
+          <w:tcPr>
+            <w:tcW w:type="dxa" w:w="864"/>
+          </w:tcPr>
+          <w:p>
+            <w:r/>
+            <w:r>
+              <w:rPr>
+                <w:b w:val="0"/>
+                <w:i w:val="0"/>
+              </w:rPr>
+              <w:t>46</w:t>
+            </w:r>
+          </w:p>
+        </w:tc>
+        <w:tc>
+          <w:tcPr>
+            <w:tcW w:type="dxa" w:w="864"/>
+          </w:tcPr>
+          <w:p>
+            <w:r/>
+            <w:r>
+              <w:rPr>
+                <w:b w:val="0"/>
+                <w:i w:val="0"/>
+              </w:rPr>
+              <w:t>0</w:t>
+            </w:r>
+          </w:p>
+        </w:tc>
+        <w:tc>
+          <w:tcPr>
+            <w:tcW w:type="dxa" w:w="864"/>
+          </w:tcPr>
+          <w:p>
+            <w:r/>
+            <w:r>
+              <w:rPr>
+                <w:b w:val="0"/>
+                <w:i w:val="0"/>
+              </w:rPr>
+              <w:t>62</w:t>
+            </w:r>
+          </w:p>
+        </w:tc>
+        <w:tc>
+          <w:tcPr>
+            <w:tcW w:type="dxa" w:w="864"/>
+          </w:tcPr>
+          <w:p>
+            <w:r/>
+            <w:r>
+              <w:rPr>
+                <w:b w:val="0"/>
+                <w:i w:val="0"/>
+              </w:rPr>
+              <w:t>0</w:t>
+            </w:r>
+          </w:p>
+        </w:tc>
+        <w:tc>
+          <w:tcPr>
+            <w:tcW w:type="dxa" w:w="864"/>
+          </w:tcPr>
+          <w:p>
+            <w:r/>
+            <w:r>
+              <w:rPr>
+                <w:b w:val="0"/>
+                <w:i w:val="0"/>
+              </w:rPr>
+              <w:t>0</w:t>
+            </w:r>
+          </w:p>
+        </w:tc>
+        <w:tc>
+          <w:tcPr>
+            <w:tcW w:type="dxa" w:w="864"/>
+          </w:tcPr>
+          <w:p>
+            <w:r/>
+            <w:r>
+              <w:rPr>
+                <w:b w:val="0"/>
+                <w:i w:val="0"/>
+              </w:rPr>
+              <w:t>2.8</w:t>
+            </w:r>
+          </w:p>
+        </w:tc>
+      </w:tr>
+      <w:tr>
+        <w:tc>
+          <w:tcPr>
+            <w:tcW w:type="dxa" w:w="864"/>
+          </w:tcPr>
+          <w:p>
+            <w:r/>
+            <w:r>
+              <w:rPr>
+                <w:b w:val="0"/>
+                <w:i w:val="0"/>
+              </w:rPr>
+              <w:t>E3</w:t>
+            </w:r>
+          </w:p>
+        </w:tc>
+        <w:tc>
+          <w:tcPr>
+            <w:tcW w:type="dxa" w:w="864"/>
+          </w:tcPr>
+          <w:p>
+            <w:r/>
+            <w:r>
+              <w:rPr>
+                <w:b w:val="0"/>
+                <w:i w:val="0"/>
+              </w:rPr>
+              <w:t>38</w:t>
+            </w:r>
+          </w:p>
+        </w:tc>
+        <w:tc>
+          <w:tcPr>
+            <w:tcW w:type="dxa" w:w="864"/>
+          </w:tcPr>
+          <w:p>
+            <w:r/>
+            <w:r>
+              <w:rPr>
+                <w:b w:val="0"/>
+                <w:i w:val="0"/>
+              </w:rPr>
+              <w:t>69</w:t>
+            </w:r>
+          </w:p>
+        </w:tc>
+        <w:tc>
+          <w:tcPr>
+            <w:tcW w:type="dxa" w:w="864"/>
+          </w:tcPr>
+          <w:p>
+            <w:r/>
+            <w:r>
+              <w:rPr>
+                <w:b w:val="0"/>
+                <w:i w:val="0"/>
+              </w:rPr>
+              <w:t>0</w:t>
+            </w:r>
+          </w:p>
+        </w:tc>
+        <w:tc>
+          <w:tcPr>
+            <w:tcW w:type="dxa" w:w="864"/>
+          </w:tcPr>
+          <w:p>
+            <w:r/>
+            <w:r>
+              <w:rPr>
+                <w:b w:val="0"/>
+                <w:i w:val="0"/>
+              </w:rPr>
+              <w:t>69</w:t>
+            </w:r>
+          </w:p>
+        </w:tc>
+        <w:tc>
+          <w:tcPr>
+            <w:tcW w:type="dxa" w:w="864"/>
+          </w:tcPr>
+          <w:p>
+            <w:r/>
+            <w:r>
+              <w:rPr>
+                <w:b w:val="0"/>
+                <w:i w:val="0"/>
+              </w:rPr>
+              <w:t>0</w:t>
+            </w:r>
+          </w:p>
+        </w:tc>
+        <w:tc>
+          <w:tcPr>
+            <w:tcW w:type="dxa" w:w="864"/>
+          </w:tcPr>
+          <w:p>
+            <w:r/>
+            <w:r>
+              <w:rPr>
+                <w:b w:val="0"/>
+                <w:i w:val="0"/>
+              </w:rPr>
+              <w:t>69</w:t>
+            </w:r>
+          </w:p>
+        </w:tc>
+        <w:tc>
+          <w:tcPr>
+            <w:tcW w:type="dxa" w:w="864"/>
+          </w:tcPr>
+          <w:p>
+            <w:r/>
+            <w:r>
+              <w:rPr>
+                <w:b w:val="0"/>
+                <w:i w:val="0"/>
+              </w:rPr>
+              <w:t>0</w:t>
+            </w:r>
+          </w:p>
+        </w:tc>
+        <w:tc>
+          <w:tcPr>
+            <w:tcW w:type="dxa" w:w="864"/>
+          </w:tcPr>
+          <w:p>
+            <w:r/>
+            <w:r>
+              <w:rPr>
+                <w:b w:val="0"/>
+                <w:i w:val="0"/>
+              </w:rPr>
+              <w:t>0</w:t>
+            </w:r>
+          </w:p>
+        </w:tc>
+        <w:tc>
+          <w:tcPr>
+            <w:tcW w:type="dxa" w:w="864"/>
+          </w:tcPr>
+          <w:p>
+            <w:r/>
+            <w:r>
+              <w:rPr>
+                <w:b w:val="0"/>
+                <w:i w:val="0"/>
+              </w:rPr>
+              <w:t>2.5</w:t>
+            </w:r>
+          </w:p>
+        </w:tc>
+      </w:tr>
+      <w:tr>
+        <w:tc>
+          <w:tcPr>
+            <w:tcW w:type="dxa" w:w="864"/>
+          </w:tcPr>
+          <w:p>
+            <w:r/>
+            <w:r>
+              <w:rPr>
+                <w:b w:val="0"/>
+                <w:i w:val="0"/>
+              </w:rPr>
+              <w:t>E4</w:t>
+            </w:r>
+          </w:p>
+        </w:tc>
+        <w:tc>
+          <w:tcPr>
+            <w:tcW w:type="dxa" w:w="864"/>
+          </w:tcPr>
+          <w:p>
+            <w:r/>
+            <w:r>
+              <w:rPr>
+                <w:b w:val="0"/>
+                <w:i w:val="0"/>
+              </w:rPr>
+              <w:t>100</w:t>
+            </w:r>
+          </w:p>
+        </w:tc>
+        <w:tc>
+          <w:tcPr>
+            <w:tcW w:type="dxa" w:w="864"/>
+          </w:tcPr>
+          <w:p>
+            <w:r/>
+            <w:r>
+              <w:rPr>
+                <w:b w:val="0"/>
+                <w:i w:val="0"/>
+              </w:rPr>
+              <w:t>85</w:t>
+            </w:r>
+          </w:p>
+        </w:tc>
+        <w:tc>
+          <w:tcPr>
+            <w:tcW w:type="dxa" w:w="864"/>
+          </w:tcPr>
+          <w:p>
+            <w:r/>
+            <w:r>
+              <w:rPr>
+                <w:b w:val="0"/>
+                <w:i w:val="0"/>
+              </w:rPr>
+              <w:t>0</w:t>
+            </w:r>
+          </w:p>
+        </w:tc>
+        <w:tc>
+          <w:tcPr>
+            <w:tcW w:type="dxa" w:w="864"/>
+          </w:tcPr>
+          <w:p>
+            <w:r/>
+            <w:r>
+              <w:rPr>
+                <w:b w:val="0"/>
+                <w:i w:val="0"/>
+              </w:rPr>
+              <w:t>85</w:t>
+            </w:r>
+          </w:p>
+        </w:tc>
+        <w:tc>
+          <w:tcPr>
+            <w:tcW w:type="dxa" w:w="864"/>
+          </w:tcPr>
+          <w:p>
+            <w:r/>
+            <w:r>
+              <w:rPr>
+                <w:b w:val="0"/>
+                <w:i w:val="0"/>
+              </w:rPr>
+              <w:t>0</w:t>
+            </w:r>
+          </w:p>
+        </w:tc>
+        <w:tc>
+          <w:tcPr>
+            <w:tcW w:type="dxa" w:w="864"/>
+          </w:tcPr>
+          <w:p>
+            <w:r/>
+            <w:r>
+              <w:rPr>
+                <w:b w:val="0"/>
+                <w:i w:val="0"/>
+              </w:rPr>
+              <w:t>31</w:t>
+            </w:r>
+          </w:p>
+        </w:tc>
+        <w:tc>
+          <w:tcPr>
+            <w:tcW w:type="dxa" w:w="864"/>
+          </w:tcPr>
+          <w:p>
+            <w:r/>
+            <w:r>
+              <w:rPr>
+                <w:b w:val="0"/>
+                <w:i w:val="0"/>
+              </w:rPr>
+              <w:t>69</w:t>
+            </w:r>
+          </w:p>
+        </w:tc>
+        <w:tc>
+          <w:tcPr>
+            <w:tcW w:type="dxa" w:w="864"/>
+          </w:tcPr>
+          <w:p>
+            <w:r/>
+            <w:r>
+              <w:rPr>
+                <w:b w:val="0"/>
+                <w:i w:val="0"/>
+              </w:rPr>
+              <w:t>77</w:t>
+            </w:r>
+          </w:p>
+        </w:tc>
+        <w:tc>
+          <w:tcPr>
+            <w:tcW w:type="dxa" w:w="864"/>
+          </w:tcPr>
+          <w:p>
+            <w:r/>
+            <w:r>
+              <w:rPr>
+                <w:b w:val="0"/>
+                <w:i w:val="0"/>
+              </w:rPr>
+              <w:t>4.5</w:t>
+            </w:r>
+          </w:p>
+        </w:tc>
+      </w:tr>
+      <w:tr>
+        <w:tc>
+          <w:tcPr>
+            <w:tcW w:type="dxa" w:w="864"/>
+          </w:tcPr>
+          <w:p>
+            <w:r/>
+            <w:r>
+              <w:rPr>
+                <w:b w:val="0"/>
+                <w:i w:val="0"/>
+              </w:rPr>
+              <w:t>E5</w:t>
+            </w:r>
+          </w:p>
+        </w:tc>
+        <w:tc>
+          <w:tcPr>
+            <w:tcW w:type="dxa" w:w="864"/>
+          </w:tcPr>
+          <w:p>
+            <w:r/>
+            <w:r>
+              <w:rPr>
+                <w:b w:val="0"/>
+                <w:i w:val="0"/>
+              </w:rPr>
+              <w:t>100</w:t>
+            </w:r>
+          </w:p>
+        </w:tc>
+        <w:tc>
+          <w:tcPr>
+            <w:tcW w:type="dxa" w:w="864"/>
+          </w:tcPr>
+          <w:p>
+            <w:r/>
+            <w:r>
+              <w:rPr>
+                <w:b w:val="0"/>
+                <w:i w:val="0"/>
+              </w:rPr>
+              <w:t>69</w:t>
+            </w:r>
+          </w:p>
+        </w:tc>
+        <w:tc>
+          <w:tcPr>
+            <w:tcW w:type="dxa" w:w="864"/>
+          </w:tcPr>
+          <w:p>
+            <w:r/>
+            <w:r>
+              <w:rPr>
+                <w:b w:val="0"/>
+                <w:i w:val="0"/>
+              </w:rPr>
+              <w:t>85</w:t>
+            </w:r>
+          </w:p>
+        </w:tc>
+        <w:tc>
+          <w:tcPr>
+            <w:tcW w:type="dxa" w:w="864"/>
+          </w:tcPr>
+          <w:p>
+            <w:r/>
+            <w:r>
+              <w:rPr>
+                <w:b w:val="0"/>
+                <w:i w:val="0"/>
+              </w:rPr>
+              <w:t>77</w:t>
+            </w:r>
+          </w:p>
+        </w:tc>
+        <w:tc>
+          <w:tcPr>
+            <w:tcW w:type="dxa" w:w="864"/>
+          </w:tcPr>
+          <w:p>
+            <w:r/>
+            <w:r>
+              <w:rPr>
+                <w:b w:val="0"/>
+                <w:i w:val="0"/>
+              </w:rPr>
+              <w:t>31</w:t>
+            </w:r>
+          </w:p>
+        </w:tc>
+        <w:tc>
+          <w:tcPr>
+            <w:tcW w:type="dxa" w:w="864"/>
+          </w:tcPr>
+          <w:p>
+            <w:r/>
+            <w:r>
+              <w:rPr>
+                <w:b w:val="0"/>
+                <w:i w:val="0"/>
+              </w:rPr>
+              <w:t>54</w:t>
+            </w:r>
+          </w:p>
+        </w:tc>
+        <w:tc>
+          <w:tcPr>
+            <w:tcW w:type="dxa" w:w="864"/>
+          </w:tcPr>
+          <w:p>
+            <w:r/>
+            <w:r>
+              <w:rPr>
+                <w:b w:val="0"/>
+                <w:i w:val="0"/>
+              </w:rPr>
+              <w:t>92</w:t>
+            </w:r>
+          </w:p>
+        </w:tc>
+        <w:tc>
+          <w:tcPr>
+            <w:tcW w:type="dxa" w:w="864"/>
+          </w:tcPr>
+          <w:p>
+            <w:r/>
+            <w:r>
+              <w:rPr>
+                <w:b w:val="0"/>
+                <w:i w:val="0"/>
+              </w:rPr>
+              <w:t>85</w:t>
+            </w:r>
+          </w:p>
+        </w:tc>
+        <w:tc>
+          <w:tcPr>
+            <w:tcW w:type="dxa" w:w="864"/>
+          </w:tcPr>
+          <w:p>
+            <w:r/>
+            <w:r>
+              <w:rPr>
+                <w:b w:val="0"/>
+                <w:i w:val="0"/>
+              </w:rPr>
+              <w:t>5.9</w:t>
+            </w:r>
+          </w:p>
+        </w:tc>
+      </w:tr>
+    </w:tbl>
+    <w:p>
+      <w:r>
+        <w:drawing>
+          <wp:inline xmlns:a="http://schemas.openxmlformats.org/drawingml/2006/main" xmlns:pic="http://schemas.openxmlformats.org/drawingml/2006/picture">
+            <wp:extent cx="5303520" cy="2121408"/>
+            <wp:docPr id="1" name="Picture 1"/>
+            <wp:cNvGraphicFramePr>
+              <a:graphicFrameLocks noChangeAspect="1"/>
+            </wp:cNvGraphicFramePr>
+            <a:graphic>
+              <a:graphicData uri="http://schemas.openxmlformats.org/drawingml/2006/picture">
+                <pic:pic>
+                  <pic:nvPicPr>
+                    <pic:cNvPr id="0" name="fm_frequencia.png"/>
+                    <pic:cNvPicPr/>
+                  </pic:nvPicPr>
+                  <pic:blipFill>
+                    <a:blip r:embed="rId9"/>
+                    <a:stretch>
+                      <a:fillRect/>
+                    </a:stretch>
+                  </pic:blipFill>
+                  <pic:spPr>
+                    <a:xfrm>
+                      <a:off x="0" y="0"/>
+                      <a:ext cx="5303520" cy="2121408"/>
+                    </a:xfrm>
+                    <a:prstGeom prst="rect"/>
+                  </pic:spPr>
+                </pic:pic>
+              </a:graphicData>
+            </a:graphic>
+          </wp:inline>
+        </w:drawing>
+      </w:r>
+    </w:p>
+    <w:p>
+      <w:r>
+        <w:rPr>
+          <w:b/>
+        </w:rPr>
+        <w:t xml:space="preserve">Figure 1. </w:t>
+      </w:r>
+      <w:r>
+        <w:rPr>
+          <w:b w:val="0"/>
+          <w:i w:val="0"/>
+        </w:rPr>
+        <w:t>Mediation functions by teacher (% of the 13 scenarios). The operational core (FM02 name, FM04 cue, FM06 revise) is near-universal; the profiles diverge on FM01 (absent in E2), FM03 (only E2 and E5), FM05 (only E1 and E5), and the FM07/FM08 expansion layer (only E4 and E5).</w:t>
+      </w:r>
+    </w:p>
+    <w:p>
+      <w:r>
+        <w:rPr>
+          <w:b w:val="0"/>
+          <w:i w:val="0"/>
+        </w:rPr>
+        <w:t xml:space="preserve">The profiles are coherent and distinct. E3 is telegraphic, restricted to the operational core (FM02/FM04/FM06) with neither reflection, nor modeling, nor an affective-expansive layer, the leanest at 2.5 functions per turn. E2 is austere and reflective without affect: it names the problem in every scenario and often returns it as a question (FM03 in 62%, e.g. </w:t>
+      </w:r>
+      <w:r>
+        <w:rPr>
+          <w:b w:val="0"/>
+          <w:i/>
+        </w:rPr>
+        <w:t>“Why, all of a sudden, did she leave her husband?”</w:t>
+      </w:r>
+      <w:r>
+        <w:rPr>
+          <w:b w:val="0"/>
+          <w:i w:val="0"/>
+        </w:rPr>
+        <w:t>) backed by a concrete strategy (FM04), yet almost never praises (FM01 in 8%) and never challenges expansion or reinforces autonomy. E1 combines the core with recognition and modeling but no expansion: it recognizes (100%), names, cues, proposes revision, and is one of the two teachers that model a repair (FM05), while never pushing the student beyond the repair (FM07 and FM08 both at 0%). E4 is affective-expansive: strong on recognition (100%), challenge (FM07, 69%), and autonomy (FM08, 77%), but it uses no reflective question (FM03 at 0%) and does not model. E5 is the complete scaffold, high on every function and the only teacher to combine reflection (85%), modeling (31%), and the expansion layer (FM07 92%, FM08 85%), at 5.9 functions per turn. The full mediation repertoire, in short, appears only in the E5 profile; the others are recognizable subsets of it. This is the central observation of the corpus: there is no single way expert feedback is delivered, but a small shared core surrounded by four differentiators, recognition, reflection, modeling, and the expansion-plus-autonomy layer, whose presence or absence defines a teacher's mediational signature.</w:t>
+      </w:r>
+    </w:p>
+    <w:p>
+      <w:r>
+        <w:rPr>
+          <w:b w:val="0"/>
+          <w:i w:val="0"/>
+        </w:rPr>
+        <w:t xml:space="preserve">A recurring boundary deserves a note, because it shapes the coding. When a teacher wants the student to add an opinion or to deepen the text, the </w:t>
+      </w:r>
+      <w:r>
+        <w:rPr>
+          <w:b w:val="0"/>
+          <w:i/>
+        </w:rPr>
+        <w:t>form</w:t>
+      </w:r>
+      <w:r>
+        <w:rPr>
+          <w:b w:val="0"/>
+          <w:i w:val="0"/>
+        </w:rPr>
+        <w:t xml:space="preserve"> of the request decides the function: issued as a directive (“add a brief opinion about Camilo”) it counts as offering a cue (FM04) over a named gap (FM02); posed as an open question (“was the ending surprising?”) it counts as provoking reflection (FM03). The same underlying intent thus separates, on a single well-written text, the directive profile of E4 from the interrogative profile of E5. This directive-versus-question boundary was the main lesson of the reliability round reported next and is fixed in the codebook.</w:t>
+      </w:r>
+    </w:p>
+    <w:p>
+      <w:pPr>
+        <w:pStyle w:val="Heading2"/>
+      </w:pPr>
+      <w:r>
+        <w:t>Inter-Annotator Reliability of the Coding</w:t>
+      </w:r>
+    </w:p>
+    <w:p>
+      <w:r>
+        <w:rPr>
+          <w:b w:val="0"/>
+          <w:i w:val="0"/>
+        </w:rPr>
+        <w:t>Because the mediation functions are interpretive, the coding requires an explicit reliability check. A second, blind, and independent annotator (a specialist in Education) coded a stratified sample of 20 turns (4 scenarios × 5 teachers; 160 binary decisions) against the first coding. Table 8 reports Cohen's κ per function. The mean is κ = 0.83, in the “almost perfect” band of Landis &amp; Koch (1977), and 12 of the 20 turns were coded identically across all eight functions. Reliability is high for the affective and expansive functions (FM01, FM03, FM07, FM08) and lower for the two operational functions FM02 and FM04 (κ = 0.58 and 0.45), whose boundary with each other and with FM07 is genuinely diffuse.</w:t>
+      </w:r>
+    </w:p>
+    <w:p>
+      <w:r>
+        <w:rPr>
+          <w:b/>
+        </w:rPr>
+        <w:t xml:space="preserve">Table 8. </w:t>
+      </w:r>
+      <w:r>
+        <w:rPr>
+          <w:b w:val="0"/>
+          <w:i w:val="0"/>
+        </w:rPr>
+        <w:t>Inter-annotator reliability (Cohen's κ) per mediation function, over a stratified sample of 20 turns.</w:t>
+      </w:r>
+    </w:p>
+    <w:tbl>
+      <w:tblPr>
+        <w:tblStyle w:val="TableGrid"/>
+        <w:tblW w:type="auto" w:w="0"/>
+        <w:tblLook w:firstColumn="1" w:firstRow="1" w:lastColumn="0" w:lastRow="0" w:noHBand="0" w:noVBand="1" w:val="04A0"/>
+      </w:tblPr>
+      <w:tblGrid>
+        <w:gridCol w:w="2880"/>
+        <w:gridCol w:w="2880"/>
+        <w:gridCol w:w="2880"/>
+      </w:tblGrid>
+      <w:tr>
+        <w:tc>
+          <w:tcPr>
+            <w:tcW w:type="dxa" w:w="2880"/>
+          </w:tcPr>
+          <w:p>
+            <w:r/>
+            <w:r>
+              <w:rPr>
+                <w:b/>
+                <w:i w:val="0"/>
+              </w:rPr>
+              <w:t>Code</w:t>
+            </w:r>
+          </w:p>
+        </w:tc>
+        <w:tc>
+          <w:tcPr>
+            <w:tcW w:type="dxa" w:w="2880"/>
+          </w:tcPr>
+          <w:p>
+            <w:r/>
+            <w:r>
+              <w:rPr>
+                <w:b/>
+                <w:i w:val="0"/>
+              </w:rPr>
+              <w:t>Mediation function</w:t>
+            </w:r>
+          </w:p>
+        </w:tc>
+        <w:tc>
+          <w:tcPr>
+            <w:tcW w:type="dxa" w:w="2880"/>
+          </w:tcPr>
+          <w:p>
+            <w:r/>
+            <w:r>
+              <w:rPr>
+                <w:b/>
+                <w:i w:val="0"/>
+              </w:rPr>
+              <w:t>κ</w:t>
+            </w:r>
+          </w:p>
+        </w:tc>
+      </w:tr>
+      <w:tr>
+        <w:tc>
+          <w:tcPr>
+            <w:tcW w:type="dxa" w:w="2880"/>
+          </w:tcPr>
+          <w:p>
+            <w:r/>
+            <w:r>
+              <w:rPr>
+                <w:b w:val="0"/>
+                <w:i w:val="0"/>
+              </w:rPr>
+              <w:t>FM01</w:t>
+            </w:r>
+          </w:p>
+        </w:tc>
+        <w:tc>
+          <w:tcPr>
+            <w:tcW w:type="dxa" w:w="2880"/>
+          </w:tcPr>
+          <w:p>
+            <w:r/>
+            <w:r>
+              <w:rPr>
+                <w:b w:val="0"/>
+                <w:i w:val="0"/>
+              </w:rPr>
+              <w:t>Recognize competence</w:t>
+            </w:r>
+          </w:p>
+        </w:tc>
+        <w:tc>
+          <w:tcPr>
+            <w:tcW w:type="dxa" w:w="2880"/>
+          </w:tcPr>
+          <w:p>
+            <w:r/>
+            <w:r>
+              <w:rPr>
+                <w:b w:val="0"/>
+                <w:i w:val="0"/>
+              </w:rPr>
+              <w:t>1.00</w:t>
+            </w:r>
+          </w:p>
+        </w:tc>
+      </w:tr>
+      <w:tr>
+        <w:tc>
+          <w:tcPr>
+            <w:tcW w:type="dxa" w:w="2880"/>
+          </w:tcPr>
+          <w:p>
+            <w:r/>
+            <w:r>
+              <w:rPr>
+                <w:b w:val="0"/>
+                <w:i w:val="0"/>
+              </w:rPr>
+              <w:t>FM02</w:t>
+            </w:r>
+          </w:p>
+        </w:tc>
+        <w:tc>
+          <w:tcPr>
+            <w:tcW w:type="dxa" w:w="2880"/>
+          </w:tcPr>
+          <w:p>
+            <w:r/>
+            <w:r>
+              <w:rPr>
+                <w:b w:val="0"/>
+                <w:i w:val="0"/>
+              </w:rPr>
+              <w:t>Name the problem</w:t>
+            </w:r>
+          </w:p>
+        </w:tc>
+        <w:tc>
+          <w:tcPr>
+            <w:tcW w:type="dxa" w:w="2880"/>
+          </w:tcPr>
+          <w:p>
+            <w:r/>
+            <w:r>
+              <w:rPr>
+                <w:b w:val="0"/>
+                <w:i w:val="0"/>
+              </w:rPr>
+              <w:t>0.58</w:t>
+            </w:r>
+          </w:p>
+        </w:tc>
+      </w:tr>
+      <w:tr>
+        <w:tc>
+          <w:tcPr>
+            <w:tcW w:type="dxa" w:w="2880"/>
+          </w:tcPr>
+          <w:p>
+            <w:r/>
+            <w:r>
+              <w:rPr>
+                <w:b w:val="0"/>
+                <w:i w:val="0"/>
+              </w:rPr>
+              <w:t>FM03</w:t>
+            </w:r>
+          </w:p>
+        </w:tc>
+        <w:tc>
+          <w:tcPr>
+            <w:tcW w:type="dxa" w:w="2880"/>
+          </w:tcPr>
+          <w:p>
+            <w:r/>
+            <w:r>
+              <w:rPr>
+                <w:b w:val="0"/>
+                <w:i w:val="0"/>
+              </w:rPr>
+              <w:t>Provoke reflection</w:t>
+            </w:r>
+          </w:p>
+        </w:tc>
+        <w:tc>
+          <w:tcPr>
+            <w:tcW w:type="dxa" w:w="2880"/>
+          </w:tcPr>
+          <w:p>
+            <w:r/>
+            <w:r>
+              <w:rPr>
+                <w:b w:val="0"/>
+                <w:i w:val="0"/>
+              </w:rPr>
+              <w:t>1.00</w:t>
+            </w:r>
+          </w:p>
+        </w:tc>
+      </w:tr>
+      <w:tr>
+        <w:tc>
+          <w:tcPr>
+            <w:tcW w:type="dxa" w:w="2880"/>
+          </w:tcPr>
+          <w:p>
+            <w:r/>
+            <w:r>
+              <w:rPr>
+                <w:b w:val="0"/>
+                <w:i w:val="0"/>
+              </w:rPr>
+              <w:t>FM04</w:t>
+            </w:r>
+          </w:p>
+        </w:tc>
+        <w:tc>
+          <w:tcPr>
+            <w:tcW w:type="dxa" w:w="2880"/>
+          </w:tcPr>
+          <w:p>
+            <w:r/>
+            <w:r>
+              <w:rPr>
+                <w:b w:val="0"/>
+                <w:i w:val="0"/>
+              </w:rPr>
+              <w:t>Offer a cue</w:t>
+            </w:r>
+          </w:p>
+        </w:tc>
+        <w:tc>
+          <w:tcPr>
+            <w:tcW w:type="dxa" w:w="2880"/>
+          </w:tcPr>
+          <w:p>
+            <w:r/>
+            <w:r>
+              <w:rPr>
+                <w:b w:val="0"/>
+                <w:i w:val="0"/>
+              </w:rPr>
+              <w:t>0.45</w:t>
+            </w:r>
+          </w:p>
+        </w:tc>
+      </w:tr>
+      <w:tr>
+        <w:tc>
+          <w:tcPr>
+            <w:tcW w:type="dxa" w:w="2880"/>
+          </w:tcPr>
+          <w:p>
+            <w:r/>
+            <w:r>
+              <w:rPr>
+                <w:b w:val="0"/>
+                <w:i w:val="0"/>
+              </w:rPr>
+              <w:t>FM05</w:t>
+            </w:r>
+          </w:p>
+        </w:tc>
+        <w:tc>
+          <w:tcPr>
+            <w:tcW w:type="dxa" w:w="2880"/>
+          </w:tcPr>
+          <w:p>
+            <w:r/>
+            <w:r>
+              <w:rPr>
+                <w:b w:val="0"/>
+                <w:i w:val="0"/>
+              </w:rPr>
+              <w:t>Partially model</w:t>
+            </w:r>
+          </w:p>
+        </w:tc>
+        <w:tc>
+          <w:tcPr>
+            <w:tcW w:type="dxa" w:w="2880"/>
+          </w:tcPr>
+          <w:p>
+            <w:r/>
+            <w:r>
+              <w:rPr>
+                <w:b w:val="0"/>
+                <w:i w:val="0"/>
+              </w:rPr>
+              <w:t>1.00*</w:t>
+            </w:r>
+          </w:p>
+        </w:tc>
+      </w:tr>
+      <w:tr>
+        <w:tc>
+          <w:tcPr>
+            <w:tcW w:type="dxa" w:w="2880"/>
+          </w:tcPr>
+          <w:p>
+            <w:r/>
+            <w:r>
+              <w:rPr>
+                <w:b w:val="0"/>
+                <w:i w:val="0"/>
+              </w:rPr>
+              <w:t>FM06</w:t>
+            </w:r>
+          </w:p>
+        </w:tc>
+        <w:tc>
+          <w:tcPr>
+            <w:tcW w:type="dxa" w:w="2880"/>
+          </w:tcPr>
+          <w:p>
+            <w:r/>
+            <w:r>
+              <w:rPr>
+                <w:b w:val="0"/>
+                <w:i w:val="0"/>
+              </w:rPr>
+              <w:t>Propose revision</w:t>
+            </w:r>
+          </w:p>
+        </w:tc>
+        <w:tc>
+          <w:tcPr>
+            <w:tcW w:type="dxa" w:w="2880"/>
+          </w:tcPr>
+          <w:p>
+            <w:r/>
+            <w:r>
+              <w:rPr>
+                <w:b w:val="0"/>
+                <w:i w:val="0"/>
+              </w:rPr>
+              <w:t>0.90</w:t>
+            </w:r>
+          </w:p>
+        </w:tc>
+      </w:tr>
+      <w:tr>
+        <w:tc>
+          <w:tcPr>
+            <w:tcW w:type="dxa" w:w="2880"/>
+          </w:tcPr>
+          <w:p>
+            <w:r/>
+            <w:r>
+              <w:rPr>
+                <w:b w:val="0"/>
+                <w:i w:val="0"/>
+              </w:rPr>
+              <w:t>FM07</w:t>
+            </w:r>
+          </w:p>
+        </w:tc>
+        <w:tc>
+          <w:tcPr>
+            <w:tcW w:type="dxa" w:w="2880"/>
+          </w:tcPr>
+          <w:p>
+            <w:r/>
+            <w:r>
+              <w:rPr>
+                <w:b w:val="0"/>
+                <w:i w:val="0"/>
+              </w:rPr>
+              <w:t>Challenge expansion</w:t>
+            </w:r>
+          </w:p>
+        </w:tc>
+        <w:tc>
+          <w:tcPr>
+            <w:tcW w:type="dxa" w:w="2880"/>
+          </w:tcPr>
+          <w:p>
+            <w:r/>
+            <w:r>
+              <w:rPr>
+                <w:b w:val="0"/>
+                <w:i w:val="0"/>
+              </w:rPr>
+              <w:t>0.90</w:t>
+            </w:r>
+          </w:p>
+        </w:tc>
+      </w:tr>
+      <w:tr>
+        <w:tc>
+          <w:tcPr>
+            <w:tcW w:type="dxa" w:w="2880"/>
+          </w:tcPr>
+          <w:p>
+            <w:r/>
+            <w:r>
+              <w:rPr>
+                <w:b w:val="0"/>
+                <w:i w:val="0"/>
+              </w:rPr>
+              <w:t>FM08</w:t>
+            </w:r>
+          </w:p>
+        </w:tc>
+        <w:tc>
+          <w:tcPr>
+            <w:tcW w:type="dxa" w:w="2880"/>
+          </w:tcPr>
+          <w:p>
+            <w:r/>
+            <w:r>
+              <w:rPr>
+                <w:b w:val="0"/>
+                <w:i w:val="0"/>
+              </w:rPr>
+              <w:t>Reinforce autonomy</w:t>
+            </w:r>
+          </w:p>
+        </w:tc>
+        <w:tc>
+          <w:tcPr>
+            <w:tcW w:type="dxa" w:w="2880"/>
+          </w:tcPr>
+          <w:p>
+            <w:r/>
+            <w:r>
+              <w:rPr>
+                <w:b w:val="0"/>
+                <w:i w:val="0"/>
+              </w:rPr>
+              <w:t>0.78</w:t>
+            </w:r>
+          </w:p>
+        </w:tc>
+      </w:tr>
+      <w:tr>
+        <w:tc>
+          <w:tcPr>
+            <w:tcW w:type="dxa" w:w="2880"/>
+          </w:tcPr>
+          <w:p>
+            <w:r/>
+            <w:r>
+              <w:rPr>
+                <w:b w:val="0"/>
+                <w:i w:val="0"/>
+              </w:rPr>
+              <w:t>Mean</w:t>
+            </w:r>
+          </w:p>
+        </w:tc>
+        <w:tc>
+          <w:tcPr>
+            <w:tcW w:type="dxa" w:w="2880"/>
+          </w:tcPr>
+          <w:p>
+            <w:r/>
+            <w:r>
+              <w:rPr>
+                <w:b w:val="0"/>
+                <w:i w:val="0"/>
+              </w:rPr>
+              <w:t>0.83</w:t>
+            </w:r>
+          </w:p>
+        </w:tc>
+        <w:tc>
+          <w:tcPr>
+            <w:tcW w:type="dxa" w:w="2880"/>
+          </w:tcPr>
+          <w:p>
+            <w:r/>
+          </w:p>
+        </w:tc>
+      </w:tr>
+    </w:tbl>
+    <w:p>
+      <w:r>
+        <w:rPr>
+          <w:b w:val="0"/>
+          <w:i/>
+        </w:rPr>
+        <w:t>Note.</w:t>
+      </w:r>
+      <w:r>
+        <w:rPr>
+          <w:b w:val="0"/>
+          <w:i w:val="0"/>
+        </w:rPr>
+        <w:t xml:space="preserve"> * FM05 was positive in a single case in the sample, so its agreement is trivial and weakly informative. The disagreements were directional rather than random: in 100% of them it was the specialist who marked one </w:t>
+      </w:r>
+      <w:r>
+        <w:rPr>
+          <w:b w:val="0"/>
+          <w:i/>
+        </w:rPr>
+        <w:t>additional</w:t>
+      </w:r>
+      <w:r>
+        <w:rPr>
+          <w:b w:val="0"/>
+          <w:i w:val="0"/>
+        </w:rPr>
+        <w:t xml:space="preserve"> function, never the reverse, concentrated on FM04 (+6) and FM02 (+4). This systematic offset, the first coder under-crediting the naming of an insufficiency and the indication of a path, motivated an inclusive refinement of exactly those two definitions in codebook v0.2 and a recoding of FM02 and FM04 over the full 65 turns. Two caveats follow, stated plainly. First, the reported κ = 0.83 measures the v0.1 codebook; the inclusive v0.2 recoding of FM02/FM04 was deliberately not re-blinded on the same sample, since doing so would fit the test, so a fresh blind pass on v0.2 is future work rather than a prerequisite for the descriptive reading above. Second, and importantly for the scope of this paper, this κ establishes the reliability of </w:t>
+      </w:r>
+      <w:r>
+        <w:rPr>
+          <w:b w:val="0"/>
+          <w:i/>
+        </w:rPr>
+        <w:t>coding the human repertoire</w:t>
+      </w:r>
+      <w:r>
+        <w:rPr>
+          <w:b w:val="0"/>
+          <w:i w:val="0"/>
+        </w:rPr>
+        <w:t>; it does not validate the lexical keyword screen used for the model in Subsection 3.6. The direct heuristic-versus-human agreement on Koch's terminology, which would validate the RQ2 metric itself, remains the open item discussed in Section 8.</w:t>
+      </w:r>
+    </w:p>
+    <w:p>
+      <w:pPr>
+        <w:pStyle w:val="Heading2"/>
+      </w:pPr>
+      <w:r>
+        <w:t>Mediation Functions Mobilized by the Conformant Model</w:t>
+      </w:r>
+    </w:p>
+    <w:p>
+      <w:r>
+        <w:rPr>
+          <w:b w:val="0"/>
+          <w:i w:val="0"/>
+        </w:rPr>
+        <w:t xml:space="preserve">The repertoire above was derived from expert practice; we can now turn the same rubric back on the machine and ask, descriptively and without scoring the model against any individual teacher, which of the eight functions the conformant model actually mobilizes. This is the comparison the study cares about, model against the mediation functions derived from practice, rather than model against teacher. We coded the 39 outputs of </w:t>
+      </w:r>
+      <w:r>
+        <w:rPr>
+          <w:rFonts w:ascii="Consolas" w:hAnsi="Consolas"/>
+          <w:b w:val="0"/>
+          <w:i w:val="0"/>
+          <w:sz w:val="19"/>
+        </w:rPr>
+        <w:t>qwen2.5:3b-instruct</w:t>
+      </w:r>
+      <w:r>
+        <w:rPr>
+          <w:b w:val="0"/>
+          <w:i w:val="0"/>
+        </w:rPr>
+        <w:t xml:space="preserve"> (13 scenarios × 3 repetitions) with the same v0.2 codebook and the same minimal-evidence rule applied to the human turns. Two scope caveats frame the reading. First, this is a single-coder pass (the same caveat already noted for the v0.2 human recoding); a blind second pass on the model turns is future work. Second, and more consequentially, the model's output format </w:t>
+      </w:r>
+      <w:r>
+        <w:rPr>
+          <w:b w:val="0"/>
+          <w:i/>
+        </w:rPr>
+        <w:t>pre-loads</w:t>
+      </w:r>
+      <w:r>
+        <w:rPr>
+          <w:b w:val="0"/>
+          <w:i w:val="0"/>
+        </w:rPr>
+        <w:t xml:space="preserve"> part of the repertoire: the </w:t>
+      </w:r>
+      <w:r>
+        <w:rPr>
+          <w:rFonts w:ascii="Consolas" w:hAnsi="Consolas"/>
+          <w:b w:val="0"/>
+          <w:i w:val="0"/>
+          <w:sz w:val="19"/>
+        </w:rPr>
+        <w:t>pontos_fortes</w:t>
+      </w:r>
+      <w:r>
+        <w:rPr>
+          <w:b w:val="0"/>
+          <w:i w:val="0"/>
+        </w:rPr>
+        <w:t xml:space="preserve"> field structurally forces a recognition move (FM01) and the </w:t>
+      </w:r>
+      <w:r>
+        <w:rPr>
+          <w:rFonts w:ascii="Consolas" w:hAnsi="Consolas"/>
+          <w:b w:val="0"/>
+          <w:i w:val="0"/>
+          <w:sz w:val="19"/>
+        </w:rPr>
+        <w:t>perguntas_reflexivas</w:t>
+      </w:r>
+      <w:r>
+        <w:rPr>
+          <w:b w:val="0"/>
+          <w:i w:val="0"/>
+        </w:rPr>
+        <w:t xml:space="preserve"> field structurally opens space for reflection or expansion. The informative signal, therefore, is not the presence of FM01 but the </w:t>
+      </w:r>
+      <w:r>
+        <w:rPr>
+          <w:b w:val="0"/>
+          <w:i/>
+        </w:rPr>
+        <w:t>absence</w:t>
+      </w:r>
+      <w:r>
+        <w:rPr>
+          <w:b w:val="0"/>
+          <w:i w:val="0"/>
+        </w:rPr>
+        <w:t xml:space="preserve"> of the functions the format does not force, above all the expert operational core of naming the problem, offering a cue, and proposing the revision.</w:t>
+      </w:r>
+    </w:p>
+    <w:p>
+      <w:r>
+        <w:rPr>
+          <w:b/>
+        </w:rPr>
+        <w:t xml:space="preserve">Table 9. </w:t>
+      </w:r>
+      <w:r>
+        <w:rPr>
+          <w:b w:val="0"/>
+          <w:i w:val="0"/>
+        </w:rPr>
+        <w:t>Mediation functions mobilized by the conformant model (</w:t>
+      </w:r>
+      <w:r>
+        <w:rPr>
+          <w:rFonts w:ascii="Consolas" w:hAnsi="Consolas"/>
+          <w:b w:val="0"/>
+          <w:i w:val="0"/>
+          <w:sz w:val="19"/>
+        </w:rPr>
+        <w:t>qwen2.5:3b-instruct</w:t>
+      </w:r>
+      <w:r>
+        <w:rPr>
+          <w:b w:val="0"/>
+          <w:i w:val="0"/>
+        </w:rPr>
+        <w:t>, n=39) against the specialist repertoire (n=65). The gap column is in percentage points.</w:t>
+      </w:r>
+    </w:p>
+    <w:tbl>
+      <w:tblPr>
+        <w:tblStyle w:val="TableGrid"/>
+        <w:tblW w:type="auto" w:w="0"/>
+        <w:tblLook w:firstColumn="1" w:firstRow="1" w:lastColumn="0" w:lastRow="0" w:noHBand="0" w:noVBand="1" w:val="04A0"/>
+      </w:tblPr>
+      <w:tblGrid>
+        <w:gridCol w:w="1728"/>
+        <w:gridCol w:w="1728"/>
+        <w:gridCol w:w="1728"/>
+        <w:gridCol w:w="1728"/>
+        <w:gridCol w:w="1728"/>
+      </w:tblGrid>
+      <w:tr>
+        <w:tc>
+          <w:tcPr>
+            <w:tcW w:type="dxa" w:w="1728"/>
+          </w:tcPr>
+          <w:p>
+            <w:r/>
+            <w:r>
+              <w:rPr>
+                <w:b/>
+                <w:i w:val="0"/>
+              </w:rPr>
+              <w:t>Code</w:t>
+            </w:r>
+          </w:p>
+        </w:tc>
+        <w:tc>
+          <w:tcPr>
+            <w:tcW w:type="dxa" w:w="1728"/>
+          </w:tcPr>
+          <w:p>
+            <w:r/>
+            <w:r>
+              <w:rPr>
+                <w:b/>
+                <w:i w:val="0"/>
+              </w:rPr>
+              <w:t>Mediation function</w:t>
+            </w:r>
+          </w:p>
+        </w:tc>
+        <w:tc>
+          <w:tcPr>
+            <w:tcW w:type="dxa" w:w="1728"/>
+          </w:tcPr>
+          <w:p>
+            <w:r/>
+            <w:r>
+              <w:rPr>
+                <w:b/>
+                <w:i w:val="0"/>
+              </w:rPr>
+              <w:t>Model</w:t>
+            </w:r>
+          </w:p>
+        </w:tc>
+        <w:tc>
+          <w:tcPr>
+            <w:tcW w:type="dxa" w:w="1728"/>
+          </w:tcPr>
+          <w:p>
+            <w:r/>
+            <w:r>
+              <w:rPr>
+                <w:b/>
+                <w:i w:val="0"/>
+              </w:rPr>
+              <w:t>Experts</w:t>
+            </w:r>
+          </w:p>
+        </w:tc>
+        <w:tc>
+          <w:tcPr>
+            <w:tcW w:type="dxa" w:w="1728"/>
+          </w:tcPr>
+          <w:p>
+            <w:r/>
+            <w:r>
+              <w:rPr>
+                <w:b/>
+                <w:i w:val="0"/>
+              </w:rPr>
+              <w:t>Gap</w:t>
+            </w:r>
+          </w:p>
+        </w:tc>
+      </w:tr>
+      <w:tr>
+        <w:tc>
+          <w:tcPr>
+            <w:tcW w:type="dxa" w:w="1728"/>
+          </w:tcPr>
+          <w:p>
+            <w:r/>
+            <w:r>
+              <w:rPr>
+                <w:b w:val="0"/>
+                <w:i w:val="0"/>
+              </w:rPr>
+              <w:t>FM01</w:t>
+            </w:r>
+          </w:p>
+        </w:tc>
+        <w:tc>
+          <w:tcPr>
+            <w:tcW w:type="dxa" w:w="1728"/>
+          </w:tcPr>
+          <w:p>
+            <w:r/>
+            <w:r>
+              <w:rPr>
+                <w:b w:val="0"/>
+                <w:i w:val="0"/>
+              </w:rPr>
+              <w:t>Recognize competence</w:t>
+            </w:r>
+          </w:p>
+        </w:tc>
+        <w:tc>
+          <w:tcPr>
+            <w:tcW w:type="dxa" w:w="1728"/>
+          </w:tcPr>
+          <w:p>
+            <w:r/>
+            <w:r>
+              <w:rPr>
+                <w:b w:val="0"/>
+                <w:i w:val="0"/>
+              </w:rPr>
+              <w:t>100%</w:t>
+            </w:r>
+          </w:p>
+        </w:tc>
+        <w:tc>
+          <w:tcPr>
+            <w:tcW w:type="dxa" w:w="1728"/>
+          </w:tcPr>
+          <w:p>
+            <w:r/>
+            <w:r>
+              <w:rPr>
+                <w:b w:val="0"/>
+                <w:i w:val="0"/>
+              </w:rPr>
+              <w:t>69%</w:t>
+            </w:r>
+          </w:p>
+        </w:tc>
+        <w:tc>
+          <w:tcPr>
+            <w:tcW w:type="dxa" w:w="1728"/>
+          </w:tcPr>
+          <w:p>
+            <w:r/>
+            <w:r>
+              <w:rPr>
+                <w:b w:val="0"/>
+                <w:i w:val="0"/>
+              </w:rPr>
+              <w:t>+31</w:t>
+            </w:r>
+          </w:p>
+        </w:tc>
+      </w:tr>
+      <w:tr>
+        <w:tc>
+          <w:tcPr>
+            <w:tcW w:type="dxa" w:w="1728"/>
+          </w:tcPr>
+          <w:p>
+            <w:r/>
+            <w:r>
+              <w:rPr>
+                <w:b w:val="0"/>
+                <w:i w:val="0"/>
+              </w:rPr>
+              <w:t>FM02</w:t>
+            </w:r>
+          </w:p>
+        </w:tc>
+        <w:tc>
+          <w:tcPr>
+            <w:tcW w:type="dxa" w:w="1728"/>
+          </w:tcPr>
+          <w:p>
+            <w:r/>
+            <w:r>
+              <w:rPr>
+                <w:b w:val="0"/>
+                <w:i w:val="0"/>
+              </w:rPr>
+              <w:t>Name the problem</w:t>
+            </w:r>
+          </w:p>
+        </w:tc>
+        <w:tc>
+          <w:tcPr>
+            <w:tcW w:type="dxa" w:w="1728"/>
+          </w:tcPr>
+          <w:p>
+            <w:r/>
+            <w:r>
+              <w:rPr>
+                <w:b w:val="0"/>
+                <w:i w:val="0"/>
+              </w:rPr>
+              <w:t>3%</w:t>
+            </w:r>
+          </w:p>
+        </w:tc>
+        <w:tc>
+          <w:tcPr>
+            <w:tcW w:type="dxa" w:w="1728"/>
+          </w:tcPr>
+          <w:p>
+            <w:r/>
+            <w:r>
+              <w:rPr>
+                <w:b w:val="0"/>
+                <w:i w:val="0"/>
+              </w:rPr>
+              <w:t>80%</w:t>
+            </w:r>
+          </w:p>
+        </w:tc>
+        <w:tc>
+          <w:tcPr>
+            <w:tcW w:type="dxa" w:w="1728"/>
+          </w:tcPr>
+          <w:p>
+            <w:r/>
+            <w:r>
+              <w:rPr>
+                <w:b w:val="0"/>
+                <w:i w:val="0"/>
+              </w:rPr>
+              <w:t>-77</w:t>
+            </w:r>
+          </w:p>
+        </w:tc>
+      </w:tr>
+      <w:tr>
+        <w:tc>
+          <w:tcPr>
+            <w:tcW w:type="dxa" w:w="1728"/>
+          </w:tcPr>
+          <w:p>
+            <w:r/>
+            <w:r>
+              <w:rPr>
+                <w:b w:val="0"/>
+                <w:i w:val="0"/>
+              </w:rPr>
+              <w:t>FM03</w:t>
+            </w:r>
+          </w:p>
+        </w:tc>
+        <w:tc>
+          <w:tcPr>
+            <w:tcW w:type="dxa" w:w="1728"/>
+          </w:tcPr>
+          <w:p>
+            <w:r/>
+            <w:r>
+              <w:rPr>
+                <w:b w:val="0"/>
+                <w:i w:val="0"/>
+              </w:rPr>
+              <w:t>Provoke reflection</w:t>
+            </w:r>
+          </w:p>
+        </w:tc>
+        <w:tc>
+          <w:tcPr>
+            <w:tcW w:type="dxa" w:w="1728"/>
+          </w:tcPr>
+          <w:p>
+            <w:r/>
+            <w:r>
+              <w:rPr>
+                <w:b w:val="0"/>
+                <w:i w:val="0"/>
+              </w:rPr>
+              <w:t>10%</w:t>
+            </w:r>
+          </w:p>
+        </w:tc>
+        <w:tc>
+          <w:tcPr>
+            <w:tcW w:type="dxa" w:w="1728"/>
+          </w:tcPr>
+          <w:p>
+            <w:r/>
+            <w:r>
+              <w:rPr>
+                <w:b w:val="0"/>
+                <w:i w:val="0"/>
+              </w:rPr>
+              <w:t>34%</w:t>
+            </w:r>
+          </w:p>
+        </w:tc>
+        <w:tc>
+          <w:tcPr>
+            <w:tcW w:type="dxa" w:w="1728"/>
+          </w:tcPr>
+          <w:p>
+            <w:r/>
+            <w:r>
+              <w:rPr>
+                <w:b w:val="0"/>
+                <w:i w:val="0"/>
+              </w:rPr>
+              <w:t>-24</w:t>
+            </w:r>
+          </w:p>
+        </w:tc>
+      </w:tr>
+      <w:tr>
+        <w:tc>
+          <w:tcPr>
+            <w:tcW w:type="dxa" w:w="1728"/>
+          </w:tcPr>
+          <w:p>
+            <w:r/>
+            <w:r>
+              <w:rPr>
+                <w:b w:val="0"/>
+                <w:i w:val="0"/>
+              </w:rPr>
+              <w:t>FM04</w:t>
+            </w:r>
+          </w:p>
+        </w:tc>
+        <w:tc>
+          <w:tcPr>
+            <w:tcW w:type="dxa" w:w="1728"/>
+          </w:tcPr>
+          <w:p>
+            <w:r/>
+            <w:r>
+              <w:rPr>
+                <w:b w:val="0"/>
+                <w:i w:val="0"/>
+              </w:rPr>
+              <w:t>Offer a cue</w:t>
+            </w:r>
+          </w:p>
+        </w:tc>
+        <w:tc>
+          <w:tcPr>
+            <w:tcW w:type="dxa" w:w="1728"/>
+          </w:tcPr>
+          <w:p>
+            <w:r/>
+            <w:r>
+              <w:rPr>
+                <w:b w:val="0"/>
+                <w:i w:val="0"/>
+              </w:rPr>
+              <w:t>15%</w:t>
+            </w:r>
+          </w:p>
+        </w:tc>
+        <w:tc>
+          <w:tcPr>
+            <w:tcW w:type="dxa" w:w="1728"/>
+          </w:tcPr>
+          <w:p>
+            <w:r/>
+            <w:r>
+              <w:rPr>
+                <w:b w:val="0"/>
+                <w:i w:val="0"/>
+              </w:rPr>
+              <w:t>69%</w:t>
+            </w:r>
+          </w:p>
+        </w:tc>
+        <w:tc>
+          <w:tcPr>
+            <w:tcW w:type="dxa" w:w="1728"/>
+          </w:tcPr>
+          <w:p>
+            <w:r/>
+            <w:r>
+              <w:rPr>
+                <w:b w:val="0"/>
+                <w:i w:val="0"/>
+              </w:rPr>
+              <w:t>-54</w:t>
+            </w:r>
+          </w:p>
+        </w:tc>
+      </w:tr>
+      <w:tr>
+        <w:tc>
+          <w:tcPr>
+            <w:tcW w:type="dxa" w:w="1728"/>
+          </w:tcPr>
+          <w:p>
+            <w:r/>
+            <w:r>
+              <w:rPr>
+                <w:b w:val="0"/>
+                <w:i w:val="0"/>
+              </w:rPr>
+              <w:t>FM05</w:t>
+            </w:r>
+          </w:p>
+        </w:tc>
+        <w:tc>
+          <w:tcPr>
+            <w:tcW w:type="dxa" w:w="1728"/>
+          </w:tcPr>
+          <w:p>
+            <w:r/>
+            <w:r>
+              <w:rPr>
+                <w:b w:val="0"/>
+                <w:i w:val="0"/>
+              </w:rPr>
+              <w:t>Partially model</w:t>
+            </w:r>
+          </w:p>
+        </w:tc>
+        <w:tc>
+          <w:tcPr>
+            <w:tcW w:type="dxa" w:w="1728"/>
+          </w:tcPr>
+          <w:p>
+            <w:r/>
+            <w:r>
+              <w:rPr>
+                <w:b w:val="0"/>
+                <w:i w:val="0"/>
+              </w:rPr>
+              <w:t>0%</w:t>
+            </w:r>
+          </w:p>
+        </w:tc>
+        <w:tc>
+          <w:tcPr>
+            <w:tcW w:type="dxa" w:w="1728"/>
+          </w:tcPr>
+          <w:p>
+            <w:r/>
+            <w:r>
+              <w:rPr>
+                <w:b w:val="0"/>
+                <w:i w:val="0"/>
+              </w:rPr>
+              <w:t>9%</w:t>
+            </w:r>
+          </w:p>
+        </w:tc>
+        <w:tc>
+          <w:tcPr>
+            <w:tcW w:type="dxa" w:w="1728"/>
+          </w:tcPr>
+          <w:p>
+            <w:r/>
+            <w:r>
+              <w:rPr>
+                <w:b w:val="0"/>
+                <w:i w:val="0"/>
+              </w:rPr>
+              <w:t>-9</w:t>
+            </w:r>
+          </w:p>
+        </w:tc>
+      </w:tr>
+      <w:tr>
+        <w:tc>
+          <w:tcPr>
+            <w:tcW w:type="dxa" w:w="1728"/>
+          </w:tcPr>
+          <w:p>
+            <w:r/>
+            <w:r>
+              <w:rPr>
+                <w:b w:val="0"/>
+                <w:i w:val="0"/>
+              </w:rPr>
+              <w:t>FM06</w:t>
+            </w:r>
+          </w:p>
+        </w:tc>
+        <w:tc>
+          <w:tcPr>
+            <w:tcW w:type="dxa" w:w="1728"/>
+          </w:tcPr>
+          <w:p>
+            <w:r/>
+            <w:r>
+              <w:rPr>
+                <w:b w:val="0"/>
+                <w:i w:val="0"/>
+              </w:rPr>
+              <w:t>Propose revision</w:t>
+            </w:r>
+          </w:p>
+        </w:tc>
+        <w:tc>
+          <w:tcPr>
+            <w:tcW w:type="dxa" w:w="1728"/>
+          </w:tcPr>
+          <w:p>
+            <w:r/>
+            <w:r>
+              <w:rPr>
+                <w:b w:val="0"/>
+                <w:i w:val="0"/>
+              </w:rPr>
+              <w:t>0%</w:t>
+            </w:r>
+          </w:p>
+        </w:tc>
+        <w:tc>
+          <w:tcPr>
+            <w:tcW w:type="dxa" w:w="1728"/>
+          </w:tcPr>
+          <w:p>
+            <w:r/>
+            <w:r>
+              <w:rPr>
+                <w:b w:val="0"/>
+                <w:i w:val="0"/>
+              </w:rPr>
+              <w:t>57%</w:t>
+            </w:r>
+          </w:p>
+        </w:tc>
+        <w:tc>
+          <w:tcPr>
+            <w:tcW w:type="dxa" w:w="1728"/>
+          </w:tcPr>
+          <w:p>
+            <w:r/>
+            <w:r>
+              <w:rPr>
+                <w:b w:val="0"/>
+                <w:i w:val="0"/>
+              </w:rPr>
+              <w:t>-57</w:t>
+            </w:r>
+          </w:p>
+        </w:tc>
+      </w:tr>
+      <w:tr>
+        <w:tc>
+          <w:tcPr>
+            <w:tcW w:type="dxa" w:w="1728"/>
+          </w:tcPr>
+          <w:p>
+            <w:r/>
+            <w:r>
+              <w:rPr>
+                <w:b w:val="0"/>
+                <w:i w:val="0"/>
+              </w:rPr>
+              <w:t>FM07</w:t>
+            </w:r>
+          </w:p>
+        </w:tc>
+        <w:tc>
+          <w:tcPr>
+            <w:tcW w:type="dxa" w:w="1728"/>
+          </w:tcPr>
+          <w:p>
+            <w:r/>
+            <w:r>
+              <w:rPr>
+                <w:b w:val="0"/>
+                <w:i w:val="0"/>
+              </w:rPr>
+              <w:t>Challenge expansion</w:t>
+            </w:r>
+          </w:p>
+        </w:tc>
+        <w:tc>
+          <w:tcPr>
+            <w:tcW w:type="dxa" w:w="1728"/>
+          </w:tcPr>
+          <w:p>
+            <w:r/>
+            <w:r>
+              <w:rPr>
+                <w:b w:val="0"/>
+                <w:i w:val="0"/>
+              </w:rPr>
+              <w:t>41%</w:t>
+            </w:r>
+          </w:p>
+        </w:tc>
+        <w:tc>
+          <w:tcPr>
+            <w:tcW w:type="dxa" w:w="1728"/>
+          </w:tcPr>
+          <w:p>
+            <w:r/>
+            <w:r>
+              <w:rPr>
+                <w:b w:val="0"/>
+                <w:i w:val="0"/>
+              </w:rPr>
+              <w:t>32%</w:t>
+            </w:r>
+          </w:p>
+        </w:tc>
+        <w:tc>
+          <w:tcPr>
+            <w:tcW w:type="dxa" w:w="1728"/>
+          </w:tcPr>
+          <w:p>
+            <w:r/>
+            <w:r>
+              <w:rPr>
+                <w:b w:val="0"/>
+                <w:i w:val="0"/>
+              </w:rPr>
+              <w:t>+9</w:t>
+            </w:r>
+          </w:p>
+        </w:tc>
+      </w:tr>
+      <w:tr>
+        <w:tc>
+          <w:tcPr>
+            <w:tcW w:type="dxa" w:w="1728"/>
+          </w:tcPr>
+          <w:p>
+            <w:r/>
+            <w:r>
+              <w:rPr>
+                <w:b w:val="0"/>
+                <w:i w:val="0"/>
+              </w:rPr>
+              <w:t>FM08</w:t>
+            </w:r>
+          </w:p>
+        </w:tc>
+        <w:tc>
+          <w:tcPr>
+            <w:tcW w:type="dxa" w:w="1728"/>
+          </w:tcPr>
+          <w:p>
+            <w:r/>
+            <w:r>
+              <w:rPr>
+                <w:b w:val="0"/>
+                <w:i w:val="0"/>
+              </w:rPr>
+              <w:t>Reinforce autonomy</w:t>
+            </w:r>
+          </w:p>
+        </w:tc>
+        <w:tc>
+          <w:tcPr>
+            <w:tcW w:type="dxa" w:w="1728"/>
+          </w:tcPr>
+          <w:p>
+            <w:r/>
+            <w:r>
+              <w:rPr>
+                <w:b w:val="0"/>
+                <w:i w:val="0"/>
+              </w:rPr>
+              <w:t>0%</w:t>
+            </w:r>
+          </w:p>
+        </w:tc>
+        <w:tc>
+          <w:tcPr>
+            <w:tcW w:type="dxa" w:w="1728"/>
+          </w:tcPr>
+          <w:p>
+            <w:r/>
+            <w:r>
+              <w:rPr>
+                <w:b w:val="0"/>
+                <w:i w:val="0"/>
+              </w:rPr>
+              <w:t>32%</w:t>
+            </w:r>
+          </w:p>
+        </w:tc>
+        <w:tc>
+          <w:tcPr>
+            <w:tcW w:type="dxa" w:w="1728"/>
+          </w:tcPr>
+          <w:p>
+            <w:r/>
+            <w:r>
+              <w:rPr>
+                <w:b w:val="0"/>
+                <w:i w:val="0"/>
+              </w:rPr>
+              <w:t>-32</w:t>
+            </w:r>
+          </w:p>
+        </w:tc>
+      </w:tr>
+      <w:tr>
+        <w:tc>
+          <w:tcPr>
+            <w:tcW w:type="dxa" w:w="1728"/>
+          </w:tcPr>
+          <w:p>
+            <w:r/>
+            <w:r>
+              <w:rPr>
+                <w:b w:val="0"/>
+                <w:i w:val="0"/>
+              </w:rPr>
+              <w:t>Mean functions per turn</w:t>
+            </w:r>
+          </w:p>
+        </w:tc>
+        <w:tc>
+          <w:tcPr>
+            <w:tcW w:type="dxa" w:w="1728"/>
+          </w:tcPr>
+          <w:p>
+            <w:r/>
+            <w:r>
+              <w:rPr>
+                <w:b w:val="0"/>
+                <w:i w:val="0"/>
+              </w:rPr>
+              <w:t>1.7</w:t>
+            </w:r>
+          </w:p>
+        </w:tc>
+        <w:tc>
+          <w:tcPr>
+            <w:tcW w:type="dxa" w:w="1728"/>
+          </w:tcPr>
+          <w:p>
+            <w:r/>
+            <w:r>
+              <w:rPr>
+                <w:b w:val="0"/>
+                <w:i w:val="0"/>
+              </w:rPr>
+              <w:t>3.8</w:t>
+            </w:r>
+          </w:p>
+        </w:tc>
+        <w:tc>
+          <w:tcPr>
+            <w:tcW w:type="dxa" w:w="1728"/>
+          </w:tcPr>
+          <w:p>
+            <w:r/>
+          </w:p>
+        </w:tc>
+        <w:tc>
+          <w:tcPr>
+            <w:tcW w:type="dxa" w:w="1728"/>
+          </w:tcPr>
+          <w:p>
+            <w:r/>
+          </w:p>
+        </w:tc>
+      </w:tr>
+    </w:tbl>
+    <w:p>
+      <w:r>
+        <w:rPr>
+          <w:b w:val="0"/>
+          <w:i w:val="0"/>
+        </w:rPr>
+        <w:t xml:space="preserve">Table 9 and Figure 2 report the result, and it is sharp. The model's mediation collapses onto two functions: it always recognizes (FM01, 100%, format-forced) and it frequently challenges the student to expand (FM07, 41%), but it almost never enters the corrective core that defines expert practice on a flawed text, naming the problem in 1 of 39 turns (FM02, 3%, against 80% in the human corpus), offering a concrete cue in 15% (against 69%), and proposing a revision in </w:t>
+      </w:r>
+      <w:r>
+        <w:rPr>
+          <w:b w:val="0"/>
+          <w:i/>
+        </w:rPr>
+        <w:t>none</w:t>
+      </w:r>
+      <w:r>
+        <w:rPr>
+          <w:b w:val="0"/>
+          <w:i w:val="0"/>
+        </w:rPr>
+        <w:t xml:space="preserve"> (FM06, 0%, against 57%). It never models a repair (FM05, as is also rare among the teachers) and never closes by reinforcing autonomy (FM08, 0%). The mean turn mobilizes 1.7 functions against the human 3.8, and the few reflective questions it does pose (FM03, 10%) are mostly directed at the plot of the source literary work rather than at the student's own textual choices, which is why the lexical-rubric screen of Subsection 3.6 already flagged its thematic-surface tendency.</w:t>
+      </w:r>
+    </w:p>
+    <w:p>
+      <w:r>
+        <w:drawing>
+          <wp:inline xmlns:a="http://schemas.openxmlformats.org/drawingml/2006/main" xmlns:pic="http://schemas.openxmlformats.org/drawingml/2006/picture">
+            <wp:extent cx="5303520" cy="2253996"/>
+            <wp:docPr id="2" name="Picture 2"/>
+            <wp:cNvGraphicFramePr>
+              <a:graphicFrameLocks noChangeAspect="1"/>
+            </wp:cNvGraphicFramePr>
+            <a:graphic>
+              <a:graphicData uri="http://schemas.openxmlformats.org/drawingml/2006/picture">
+                <pic:pic>
+                  <pic:nvPicPr>
+                    <pic:cNvPr id="0" name="fm_modelo_vs_humano.png"/>
+                    <pic:cNvPicPr/>
+                  </pic:nvPicPr>
+                  <pic:blipFill>
+                    <a:blip r:embed="rId10"/>
+                    <a:stretch>
+                      <a:fillRect/>
+                    </a:stretch>
+                  </pic:blipFill>
+                  <pic:spPr>
+                    <a:xfrm>
+                      <a:off x="0" y="0"/>
+                      <a:ext cx="5303520" cy="2253996"/>
+                    </a:xfrm>
+                    <a:prstGeom prst="rect"/>
+                  </pic:spPr>
+                </pic:pic>
+              </a:graphicData>
+            </a:graphic>
+          </wp:inline>
+        </w:drawing>
+      </w:r>
+    </w:p>
+    <w:p>
+      <w:r>
+        <w:rPr>
+          <w:b/>
+        </w:rPr>
+        <w:t xml:space="preserve">Figure 2. </w:t>
+      </w:r>
+      <w:r>
+        <w:rPr>
+          <w:b w:val="0"/>
+          <w:i w:val="0"/>
+        </w:rPr>
+        <w:t>Mediation functions of the conformant model (</w:t>
+      </w:r>
+      <w:r>
+        <w:rPr>
+          <w:rFonts w:ascii="Consolas" w:hAnsi="Consolas"/>
+          <w:b w:val="0"/>
+          <w:i w:val="0"/>
+          <w:sz w:val="19"/>
+        </w:rPr>
+        <w:t>qwen2.5:3b-instruct</w:t>
+      </w:r>
+      <w:r>
+        <w:rPr>
+          <w:b w:val="0"/>
+          <w:i w:val="0"/>
+        </w:rPr>
+        <w:t>, n=39) against the specialist repertoire (n=65). The model is concentrated on the format-forced recognition (FM01) and on open expansion (FM07), and it misses the expert operational core FM02/FM04/FM06.</w:t>
+      </w:r>
+    </w:p>
+    <w:p>
+      <w:r>
+        <w:rPr>
+          <w:b w:val="0"/>
+          <w:i w:val="0"/>
+        </w:rPr>
+        <w:t xml:space="preserve">Two qualitative observations sharpen the diagnosis. First, an active anti-pattern: in 6 of the 30 problematic-text turns the model's recognition move (FM01) </w:t>
+      </w:r>
+      <w:r>
+        <w:rPr>
+          <w:b w:val="0"/>
+          <w:i/>
+        </w:rPr>
+        <w:t>praises as a strength the very phenomenon that was planted as the defect</w:t>
+      </w:r>
+      <w:r>
+        <w:rPr>
+          <w:b w:val="0"/>
+          <w:i w:val="0"/>
+        </w:rPr>
+        <w:t>, commending the “good cohesion” of a deliberately over-repetitive text or the “contradictory connectives” inserted as an error. The model does not merely fail to name the problem; it positively reinforces it. Second, an absence of state-sensitivity: the expert corpus shifts regime with the text, deploying the corrective core (FM02/FM04/FM06) on flawed writing and the expansive layer (FM03/FM07/FM08) on the well-developed positive controls, whereas the model applies the same recognize-and-expand pattern indiscriminately, mobilizing FM07 on flawed and well-formed texts alike and never switching into the corrective regime the flawed scenarios call for. The conformant model thus reproduces only the part of the repertoire that its output schema happens to encode, and leaves precisely the corrective-mediational layer, the one a writing tutor exists to provide, unaddressed.</w:t>
+      </w:r>
+    </w:p>
+    <w:p>
+      <w:pPr>
+        <w:pStyle w:val="Heading2"/>
+      </w:pPr>
+      <w:r>
+        <w:t>Role in the Study and an Open Editorial Question</w:t>
+      </w:r>
+    </w:p>
+    <w:p>
+      <w:r>
+        <w:rPr>
+          <w:b w:val="0"/>
+          <w:i w:val="0"/>
+        </w:rPr>
+        <w:t xml:space="preserve">This specialist reference enters the study on three descriptive fronts, none of which is a performance verdict ranking the model below any individual teacher. First, it supports the </w:t>
+      </w:r>
+      <w:r>
+        <w:rPr>
+          <w:b w:val="0"/>
+          <w:i/>
+        </w:rPr>
+        <w:t>construct validity</w:t>
+      </w:r>
+      <w:r>
+        <w:rPr>
+          <w:b w:val="0"/>
+          <w:i w:val="0"/>
+        </w:rPr>
+        <w:t xml:space="preserve"> of the evaluation: the textual dimensions on which the rubric rests are the same ones around which five independent experts organize their feedback, which lets us state that the rubric is anchored in specialist practice rather than imposed from outside. Second, it provides annotation and reliability material: the 65 turns are real exemplars against which a coding can be calibrated and its agreement estimated, feeding directly the threats-to-validity discussion. Third, and most consequentially, it reframes what counts as a </w:t>
+      </w:r>
+      <w:r>
+        <w:rPr>
+          <w:b w:val="0"/>
+          <w:i/>
+        </w:rPr>
+        <w:t>reference</w:t>
+      </w:r>
+      <w:r>
+        <w:rPr>
+          <w:b w:val="0"/>
+          <w:i w:val="0"/>
+        </w:rPr>
+        <w:t xml:space="preserve"> feedback turn. The variation documented above shows there is no single correct response but a </w:t>
+      </w:r>
+      <w:r>
+        <w:rPr>
+          <w:b w:val="0"/>
+          <w:i/>
+        </w:rPr>
+        <w:t>range</w:t>
+      </w:r>
+      <w:r>
+        <w:rPr>
+          <w:b w:val="0"/>
+          <w:i w:val="0"/>
+        </w:rPr>
+        <w:t xml:space="preserve"> of acceptable mediation profiles that differ in style and in demand; the study therefore describes that range rather than fixing a single gold answer, which turns an apparent weakness, the absence of one canonical target, into a conceptual contribution. The repertoire also defines, in observable terms, the pedagogical target a future specialized model would have to reproduce: which profile the platform should mirror, in complementarity to the teacher rather than in replacement of her, becomes an explicit empirical decision rather than an implicit default. Coding the conformant model against this same rubric (Subsection 7.5) belongs to the same descriptive spirit: it does not rank the model below the teachers but locates, function by function, where the off-the-shelf model falls short of the repertoire, which is precisely what a subsequent specialization would have to target.</w:t>
+      </w:r>
+    </w:p>
+    <w:p>
+      <w:r>
+        <w:rPr>
+          <w:b w:val="0"/>
+          <w:i w:val="0"/>
+        </w:rPr>
+        <w:t xml:space="preserve">This complementarity is worth stating plainly, because it bounds what the benchmark is selecting for. The platform has no pedagogical behavior of its own: the mediation is carried out jointly by the language model, which produces a first-pass return, and by the teacher, who reviews, complements, and contextualizes that return. The mediation functions therefore do not prescribe the platform's behavior; they describe the repertoire of mediations we expect the model to be able to mobilize </w:t>
+      </w:r>
+      <w:r>
+        <w:rPr>
+          <w:b w:val="0"/>
+          <w:i/>
+        </w:rPr>
+        <w:t>in complementarity to</w:t>
+      </w:r>
+      <w:r>
+        <w:rPr>
+          <w:b w:val="0"/>
+          <w:i w:val="0"/>
+        </w:rPr>
+        <w:t xml:space="preserve"> the teacher's work. Read in this light, the technical and the pedagogical evaluations are not two independent benchmarks but two dimensions of a single one, organized as a chain: an educational problem motivates a repertoire of mediation functions, which supplies the pedagogical criteria against which the technical benchmark of the SLMs is interpreted, which in turn selects, among the deployable models, the one capable of meeting those criteria under the platform's real operating conditions, which finally informs implementation. The mediation functions ground the pedagogical dimension of the benchmark, and the technical evaluation is not an end in itself but is placed at the service of implementing a theoretically grounded pedagogical proposal.</w:t>
+      </w:r>
+    </w:p>
+    <w:p>
+      <w:r>
+        <w:rPr>
+          <w:b w:val="0"/>
+          <w:i w:val="0"/>
+        </w:rPr>
+        <w:t>We close with a deliberate note of scope. This section is written to be self-contained, so that the reader, including the co-authors weighing it, can see the technical benchmark and the mediation repertoire as a whole and judge their joint shape. Whether this specialist reference is best kept as a descriptive section of the present diagnostic benchmark, as it stands here, or developed into a dedicated pedagogical study that the technical benchmark would then cite, is an open editorial question that this consolidated version is meant to inform rather than foreclose.</w:t>
       </w:r>
     </w:p>
     <w:p>
@@ -6686,7 +11335,7 @@
         <w:pStyle w:val="Heading1"/>
       </w:pPr>
       <w:r>
-        <w:t>Statistical Rationale</w:t>
+        <w:t>Threats to Validity</w:t>
       </w:r>
     </w:p>
     <w:p>
@@ -6695,138 +11344,77 @@
           <w:b w:val="0"/>
           <w:i w:val="0"/>
         </w:rPr>
-        <w:t xml:space="preserve">This appendix details the inferential framework summarized in Subsection3. The categorical comparisons that support the structural-conformance claims of the paper, namely that conformance rates differ from a reference model and that </w:t>
-      </w:r>
-      <w:r>
-        <w:rPr>
-          <w:b w:val="0"/>
-          <w:i/>
-        </w:rPr>
-        <w:t>one-shot</w:t>
-      </w:r>
-      <w:r>
-        <w:rPr>
-          <w:b w:val="0"/>
-          <w:i w:val="0"/>
-        </w:rPr>
-        <w:t xml:space="preserve"> demonstration reverses the Llama 3.2 family bias, rely on Fisher's exact test on 2×2 contingency tables, complemented by Wilson 95% confidence intervals for each observed proportion. Fisher's exact test was chosen for four converging reasons: (i) the structural-conformance data is intrinsically binary (conformant vs. divergent); (ii) cells with extreme proportions (0/39 and 39/39) are observed, in which the asymptotic χ² approximation is invalid (expected frequency below 5 in at least one cell); (iii) the test produces exact two-sided </w:t>
-      </w:r>
-      <w:r>
-        <w:rPr>
-          <w:b w:val="0"/>
-          <w:i/>
-        </w:rPr>
-        <w:t>p</w:t>
-      </w:r>
-      <w:r>
-        <w:rPr>
-          <w:b w:val="0"/>
-          <w:i w:val="0"/>
-        </w:rPr>
-        <w:t xml:space="preserve">-values by combinatorial enumeration of more extreme tables, with no distributional assumption; and (iv) when a cell of the contingency table is zero, the conditional maximum-likelihood odds ratio is not finitely estimable, but the </w:t>
-      </w:r>
-      <w:r>
-        <w:rPr>
-          <w:b w:val="0"/>
-          <w:i/>
-        </w:rPr>
-        <w:t>p</w:t>
-      </w:r>
-      <w:r>
-        <w:rPr>
-          <w:b w:val="0"/>
-          <w:i w:val="0"/>
-        </w:rPr>
-        <w:t>-value derived from the exact hypergeometric distribution remains valid as the reportable effect, in line with standard practice for categorical comparisons under extreme proportion regimes.</w:t>
-      </w:r>
-    </w:p>
-    <w:p>
-      <w:r>
-        <w:rPr>
-          <w:b w:val="0"/>
-          <w:i w:val="0"/>
-        </w:rPr>
-        <w:t xml:space="preserve">Wilson 95% CIs supplement each rate with its uncertainty band, computed analytically without assuming normality of the proportion, which matters especially near the extremes of the unit interval, where the normal approximation behind the Wald interval would produce bounds outside [0, 1]. All inferential computations were performed with </w:t>
-      </w:r>
-      <w:r>
-        <w:rPr>
-          <w:rFonts w:ascii="Consolas" w:hAnsi="Consolas"/>
-          <w:b w:val="0"/>
-          <w:i w:val="0"/>
-          <w:sz w:val="19"/>
-        </w:rPr>
-        <w:t>scipy.stats.fisher_exact</w:t>
-      </w:r>
-      <w:r>
-        <w:rPr>
-          <w:b w:val="0"/>
-          <w:i w:val="0"/>
-        </w:rPr>
-        <w:t xml:space="preserve"> (two-sided alternative) and a closed-form Wilson interval implementation, both reported in </w:t>
-      </w:r>
-      <w:r>
-        <w:rPr>
-          <w:rFonts w:ascii="Consolas" w:hAnsi="Consolas"/>
-          <w:b w:val="0"/>
-          <w:i w:val="0"/>
-          <w:sz w:val="19"/>
-        </w:rPr>
-        <w:t>src/inferential_statistics.py</w:t>
-      </w:r>
-      <w:r>
-        <w:rPr>
-          <w:b w:val="0"/>
-          <w:i w:val="0"/>
-        </w:rPr>
-        <w:t xml:space="preserve">. Significance is reported in APA-style notation throughout the paper: p&lt;0.001 </w:t>
-      </w:r>
-      <w:r>
-        <w:rPr>
-          <w:rFonts w:ascii="Consolas" w:hAnsi="Consolas"/>
-          <w:b w:val="0"/>
-          <w:i w:val="0"/>
-          <w:sz w:val="19"/>
-        </w:rPr>
-        <w:t>***</w:t>
-      </w:r>
-      <w:r>
-        <w:rPr>
-          <w:b w:val="0"/>
-          <w:i w:val="0"/>
-        </w:rPr>
-        <w:t xml:space="preserve">, p&lt;0.01 </w:t>
-      </w:r>
-      <w:r>
-        <w:rPr>
-          <w:rFonts w:ascii="Consolas" w:hAnsi="Consolas"/>
-          <w:b w:val="0"/>
-          <w:i w:val="0"/>
-          <w:sz w:val="19"/>
-        </w:rPr>
-        <w:t>**</w:t>
-      </w:r>
-      <w:r>
-        <w:rPr>
-          <w:b w:val="0"/>
-          <w:i w:val="0"/>
-        </w:rPr>
-        <w:t xml:space="preserve">, p&lt;0.05 </w:t>
-      </w:r>
-      <w:r>
-        <w:rPr>
-          <w:rFonts w:ascii="Consolas" w:hAnsi="Consolas"/>
-          <w:b w:val="0"/>
-          <w:i w:val="0"/>
-          <w:sz w:val="19"/>
-        </w:rPr>
-        <w:t>*</w:t>
-      </w:r>
-      <w:r>
-        <w:rPr>
-          <w:b w:val="0"/>
-          <w:i w:val="0"/>
-        </w:rPr>
-        <w:t>, p≥ 0.05 n.s., with α=0.05 as the conventional rejection threshold.</w:t>
+        <w:t xml:space="preserve">Five limitations bound the scope of the claims above. </w:t>
+      </w:r>
+      <w:r>
+        <w:rPr>
+          <w:b/>
+          <w:i w:val="0"/>
+        </w:rPr>
+        <w:t>Construct validity of the RQ2 metric.</w:t>
+      </w:r>
+      <w:r>
+        <w:rPr>
+          <w:b w:val="0"/>
+          <w:i w:val="0"/>
+        </w:rPr>
+        <w:t xml:space="preserve"> The metalinguistic-adherence measure of Subsection 3.6 is a lexical keyword screen, a coarse lower-bound proxy rather than a validated instrument: it can miss genuine metalinguistic scaffolding expressed without canonical terminology and can over-credit the mere naming of a phenomenon. Its construct validity should be established by agreement against specialist human judgment (Cohen's κ); the RQ2 figures here are therefore reported as indicative and corroborating, not as a validated measure. We note that a specialist human reference now exists (Section 7), and that the coding of its mediation repertoire reaches an inter-annotator κ = 0.83; that reliability, however, concerns the descriptive coding of the human turns, not the lexical screen applied to the model, so the direct heuristic-versus-human agreement on Koch's terminology that would validate the RQ2 metric remains the immediate next step for this benchmark. </w:t>
+      </w:r>
+      <w:r>
+        <w:rPr>
+          <w:b/>
+          <w:i w:val="0"/>
+        </w:rPr>
+        <w:t>Corpus size and authorship.</w:t>
+      </w:r>
+      <w:r>
+        <w:rPr>
+          <w:b w:val="0"/>
+          <w:i w:val="0"/>
+        </w:rPr>
+        <w:t xml:space="preserve"> The thirteen scenarios were authored by the research team itself and are deliberately synthetic, a design that buys single-phenomenon attributability at the cost of breadth and of a wide confidence interval on the RQ2 rate; the structural RQ1 contrasts, by contrast, are categorical (0/39 versus 39/39) and do not depend on corpus breadth. </w:t>
+      </w:r>
+      <w:r>
+        <w:rPr>
+          <w:b/>
+          <w:i w:val="0"/>
+        </w:rPr>
+        <w:t>Single-model qualitative scope.</w:t>
+      </w:r>
+      <w:r>
+        <w:rPr>
+          <w:b w:val="0"/>
+          <w:i w:val="0"/>
+        </w:rPr>
+        <w:t xml:space="preserve"> The RQ2 analysis, including both the lexical screen and the coding of the model's outputs against the eight mediation functions (Subsection 7.5), inspects only the one model that cleared the structural contract under zero-shot, so its findings characterize that configuration and are not generalized to the full model set. The model-side mediation coding is, moreover, a single-coder pass under codebook v0.2; a blind second pass on the 39 model turns is future work, on a par with the not-yet-re-blinded v0.2 recoding of the human corpus, and the format-forced nature of FM01/FM03 in the model's output schema means the informative signal lies in the absent functions (FM02/FM04/FM06) rather than in the present ones. </w:t>
+      </w:r>
+      <w:r>
+        <w:rPr>
+          <w:b/>
+          <w:i w:val="0"/>
+        </w:rPr>
+        <w:t>Genre labeling as an uncontrolled factor.</w:t>
+      </w:r>
+      <w:r>
+        <w:rPr>
+          <w:b w:val="0"/>
+          <w:i w:val="0"/>
+        </w:rPr>
+        <w:t xml:space="preserve"> Several scenarios open with a discursive-genre label (review, summary, retelling, opinion piece, chronicle), which for an experienced teacher can activate genre-specific evaluation criteria, such as generic adequacy, communicative purpose, and compositional organization, beyond the cohesion-coherence focus the rubric targets. Genre is not crossed with the target phenomenon in our matrix, so it is an uncontrolled factor rather than a studied variable, and some labels do not match the prototypical structure of the named genre. For the present diagnostic this is a documented limitation; a future corpus should either control genre systematically or drop the labels, and embed the target phenomena in texts closer to authentic classroom production, whose surface transparency to specialists would also be reduced. </w:t>
+      </w:r>
+      <w:r>
+        <w:rPr>
+          <w:b/>
+          <w:i w:val="0"/>
+        </w:rPr>
+        <w:t>Generalization boundary.</w:t>
+      </w:r>
+      <w:r>
+        <w:rPr>
+          <w:b w:val="0"/>
+          <w:i w:val="0"/>
+        </w:rPr>
+        <w:t xml:space="preserve"> All results are bound to the evaluated families, their Q4 quantization, and the Ollama runtime under a zero-shot, no-coercion regime; other quantizations, runtimes, or prompting regimes may shift the structural rates, as the falsification protocol of Subsection 5.3 already shows for the one-shot case.</w:t>
       </w:r>
     </w:p>
     <w:p>
@@ -6834,7 +11422,7 @@
         <w:pStyle w:val="Heading1"/>
       </w:pPr>
       <w:r>
-        <w:t>Implementation Details</w:t>
+        <w:t>Conclusion</w:t>
       </w:r>
     </w:p>
     <w:p>
@@ -6843,7 +11431,250 @@
           <w:b w:val="0"/>
           <w:i w:val="0"/>
         </w:rPr>
-        <w:t>This appendix documents the implementation artifacts referenced in Subsections3.3 and3.4. The materials are provided to support integral reproducibility of the study; the executable form, together with the raw inference corpus, is available in the public repository indicated in Section3.</w:t>
+        <w:t xml:space="preserve">This study carried out a controlled diagnostic evaluation of eight open Small Language Models, run locally under infrastructure restrictions compatible with the material reality of the Brazilian public school, against a metalinguistic rubric derived from the textual-cohesion taxonomy of Ingedore Koch. On RQ1 (native structural adherence), the structural-conformance dimension produced a sharp result: among the models in the </w:t>
+      </w:r>
+      <w:r>
+        <w:rPr>
+          <w:b w:val="0"/>
+          <w:i/>
+        </w:rPr>
+        <w:t>deployable</w:t>
+      </w:r>
+      <w:r>
+        <w:rPr>
+          <w:b w:val="0"/>
+          <w:i w:val="0"/>
+        </w:rPr>
+        <w:t xml:space="preserve"> range (up to 3.8 billion parameters), only Qwen 2.5 3B-Instruct combines full adherence to the JSON contract declared in natural language with a mean latency comfortably below the Human–Computer Interaction threshold for synchronous tasks and low variability across repetitions. It is the only configuration evaluated that satisfies, at once and without recourse to external grammatical coercion, all the non-functional requirements for educational deployment.</w:t>
+      </w:r>
+    </w:p>
+    <w:p>
+      <w:r>
+        <w:rPr>
+          <w:b w:val="0"/>
+          <w:i w:val="0"/>
+        </w:rPr>
+        <w:t>On RQ2 (mobilization of the metalinguistic rubric), however, this result does not warrant an optimistic inference about the model's pedagogical adequacy. A corroborating qualitative probe shows that, although structurally conformant, the model exhibits only partial and unstable adherence to Koch's metalinguistic rubric, mobilizing it in about half of the runs (51.3%, n=39) and, more tellingly, doing so unstably: a single scenario out of thirteen elicits that mobilization across all three repetitions. We read this probe as corroborating the structural diagnosis, not as an independent claim of equal evidentiary weight.</w:t>
+      </w:r>
+    </w:p>
+    <w:p>
+      <w:r>
+        <w:rPr>
+          <w:b w:val="0"/>
+          <w:i w:val="0"/>
+        </w:rPr>
+        <w:t>Against the model's superficiality, the specialist human reference of Section 7 supplies the positive counterpart: a descriptive repertoire of eight mediation functions, reliably coded (κ = 0.83), in which what distinguishes expert feedback is not the detection of the planted problem but a small operational core (naming the problem, offering a cue, proposing the revision) surrounded by four differentiators, recognition, reflection, partial modeling, and the challenge-plus-autonomy layer, that vary across teachers into distinct mediation profiles. This repertoire reframes the pedagogical target away from a single gold answer and toward a range of acceptable mediation profiles, and it makes explicit what a specialized model would have to learn to reproduce, in complementarity to the teacher, beyond merely respecting the structural contract. Coding the conformant model against this same repertoire confirms the diagnosis empirically rather than by assertion: its mediation collapses onto format-forced recognition and open expansion (FM01, FM07) and almost never enters the expert corrective core (naming the problem 3%, offering a cue 15%, proposing a revision 0%, against 80%/69%/57% among the teachers), at times even praising as a strength the very deviation planted as the defect. It is precisely this mediational layer, not problem detection, that the off-the-shelf models leave unaddressed.</w:t>
+      </w:r>
+    </w:p>
+    <w:p>
+      <w:r>
+        <w:rPr>
+          <w:b w:val="0"/>
+          <w:i w:val="0"/>
+        </w:rPr>
+        <w:t>This finding, together with the architectural findings of Section 5 and the falsification protocol of Subsection 5.3, supports the central conclusion of the study: under a zero-shot regime, the open language models currently available off the shelf, within their range of computational viability for Brazilian public schools, are insufficient for writing-feedback tutoring in Brazilian Portuguese grounded in a fine metalinguistic rubric. The insufficiency takes two forms: (i) a regime of zero-shot structural non-adherence, exhibited by the Llama 3.2 and Phi-3 families, in which the model violates the syntactic-typological contract even under an explicit natural-language specification (for the Llama 3.2 family this is an obedience bias demonstrably reversible by minimal contextual anchoring (</w:t>
+      </w:r>
+      <w:r>
+        <w:rPr>
+          <w:b w:val="0"/>
+          <w:i/>
+        </w:rPr>
+        <w:t>one-shot</w:t>
+      </w:r>
+      <w:r>
+        <w:rPr>
+          <w:b w:val="0"/>
+          <w:i w:val="0"/>
+        </w:rPr>
+        <w:t>), and so distinguishable from compositional incapacity); and (ii) a regime of structural adherence with pedagogical superficiality, exemplified by Qwen 2.5 3B-Instruct, in which the model respects the format but operates predominantly in a thematic-surface layer, without systematically mobilizing the theoretical taxonomy the task requires.</w:t>
+      </w:r>
+    </w:p>
+    <w:p>
+      <w:r>
+        <w:rPr>
+          <w:b w:val="0"/>
+          <w:i w:val="0"/>
+        </w:rPr>
+        <w:t xml:space="preserve">That the structural regime persists across models from architecturally distinct families, trained by different institutions and optimized for predominantly Anglophone markets, and that the single model clearing it still fails to mobilize the rubric reliably, converges on the diagnosis that writing-feedback tutoring in Brazilian Portuguese for basic education is not solved in a zero-shot regime by off-the-shelf generalist models. It calls instead for specialized models, developed through supervised fine-tuning on curated pedagogical corpora in Brazilian Portuguese and aligned with the metalinguistic rubric specific to the school domain. The alternative route, </w:t>
+      </w:r>
+      <w:r>
+        <w:rPr>
+          <w:b w:val="0"/>
+          <w:i/>
+        </w:rPr>
+        <w:t>prompt engineering</w:t>
+      </w:r>
+      <w:r>
+        <w:rPr>
+          <w:b w:val="0"/>
+          <w:i w:val="0"/>
+        </w:rPr>
+        <w:t xml:space="preserve"> with demonstrative anchoring, made viable by the reversibility documented in Subsection 5.3, remains technically available, but it presupposes an operating regime whose costs in context budget and latency must be weighed against the savings in training. That development lies outside the scope of the present diagnosis and constitutes the next stage of this research agenda. Concretely, the model selected here, Qwen 2.5 3B-Instruct, is the base adopted for the classroom pilot of the broader project: feedback collected during the pilot, together with curated synthetic scenarios aligned to the mediation rubric, will supply the supervised fine-tuning corpus for a specialized writing-feedback model, which we intend to release openly so that the diagnostic benchmark and the resulting model can be cited and reused together.</w:t>
+      </w:r>
+    </w:p>
+    <w:p>
+      <w:pPr>
+        <w:pStyle w:val="Heading1"/>
+      </w:pPr>
+      <w:r>
+        <w:t>Statistical Rationale</w:t>
+      </w:r>
+    </w:p>
+    <w:p>
+      <w:r>
+        <w:rPr>
+          <w:b w:val="0"/>
+          <w:i w:val="0"/>
+        </w:rPr>
+        <w:t xml:space="preserve">This appendix details the inferential framework summarized in Subsection 3. The categorical comparisons that support the structural-conformance claims of the paper, namely that conformance rates differ from a reference model and that </w:t>
+      </w:r>
+      <w:r>
+        <w:rPr>
+          <w:b w:val="0"/>
+          <w:i/>
+        </w:rPr>
+        <w:t>one-shot</w:t>
+      </w:r>
+      <w:r>
+        <w:rPr>
+          <w:b w:val="0"/>
+          <w:i w:val="0"/>
+        </w:rPr>
+        <w:t xml:space="preserve"> demonstration reverses the Llama 3.2 family bias, rely on Fisher's exact test on 2×2 contingency tables, complemented by Wilson 95% confidence intervals for each observed proportion. Fisher's exact test was chosen for four converging reasons: (i) the structural-conformance data is intrinsically binary (conformant vs. divergent); (ii) cells with extreme proportions (0/39 and 39/39) are observed, in which the asymptotic χ² approximation is invalid (expected frequency below 5 in at least one cell); (iii) the test produces exact two-sided </w:t>
+      </w:r>
+      <w:r>
+        <w:rPr>
+          <w:b w:val="0"/>
+          <w:i/>
+        </w:rPr>
+        <w:t>p</w:t>
+      </w:r>
+      <w:r>
+        <w:rPr>
+          <w:b w:val="0"/>
+          <w:i w:val="0"/>
+        </w:rPr>
+        <w:t xml:space="preserve">-values by combinatorial enumeration of more extreme tables, with no distributional assumption; and (iv) when a cell of the contingency table is zero, the conditional maximum-likelihood odds ratio is not finitely estimable, but the </w:t>
+      </w:r>
+      <w:r>
+        <w:rPr>
+          <w:b w:val="0"/>
+          <w:i/>
+        </w:rPr>
+        <w:t>p</w:t>
+      </w:r>
+      <w:r>
+        <w:rPr>
+          <w:b w:val="0"/>
+          <w:i w:val="0"/>
+        </w:rPr>
+        <w:t>-value derived from the exact hypergeometric distribution remains valid as the reportable effect, in line with standard practice for categorical comparisons under extreme proportion regimes.</w:t>
+      </w:r>
+    </w:p>
+    <w:p>
+      <w:r>
+        <w:rPr>
+          <w:b w:val="0"/>
+          <w:i w:val="0"/>
+        </w:rPr>
+        <w:t xml:space="preserve">Wilson 95% CIs supplement each rate with its uncertainty band, computed analytically without assuming normality of the proportion, which matters especially near the extremes of the unit interval, where the normal approximation behind the Wald interval would produce bounds outside [0, 1]. All inferential computations were performed with </w:t>
+      </w:r>
+      <w:r>
+        <w:rPr>
+          <w:rFonts w:ascii="Consolas" w:hAnsi="Consolas"/>
+          <w:b w:val="0"/>
+          <w:i w:val="0"/>
+          <w:sz w:val="19"/>
+        </w:rPr>
+        <w:t>scipy.stats.fisher_exact</w:t>
+      </w:r>
+      <w:r>
+        <w:rPr>
+          <w:b w:val="0"/>
+          <w:i w:val="0"/>
+        </w:rPr>
+        <w:t xml:space="preserve"> (two-sided alternative) and a closed-form Wilson interval implementation, both reported in </w:t>
+      </w:r>
+      <w:r>
+        <w:rPr>
+          <w:rFonts w:ascii="Consolas" w:hAnsi="Consolas"/>
+          <w:b w:val="0"/>
+          <w:i w:val="0"/>
+          <w:sz w:val="19"/>
+        </w:rPr>
+        <w:t>src/inferential_statistics.py</w:t>
+      </w:r>
+      <w:r>
+        <w:rPr>
+          <w:b w:val="0"/>
+          <w:i w:val="0"/>
+        </w:rPr>
+        <w:t xml:space="preserve">. Significance is reported in APA-style notation throughout the paper: p&lt;0.001 </w:t>
+      </w:r>
+      <w:r>
+        <w:rPr>
+          <w:rFonts w:ascii="Consolas" w:hAnsi="Consolas"/>
+          <w:b w:val="0"/>
+          <w:i w:val="0"/>
+          <w:sz w:val="19"/>
+        </w:rPr>
+        <w:t>***</w:t>
+      </w:r>
+      <w:r>
+        <w:rPr>
+          <w:b w:val="0"/>
+          <w:i w:val="0"/>
+        </w:rPr>
+        <w:t xml:space="preserve">, p&lt;0.01 </w:t>
+      </w:r>
+      <w:r>
+        <w:rPr>
+          <w:rFonts w:ascii="Consolas" w:hAnsi="Consolas"/>
+          <w:b w:val="0"/>
+          <w:i w:val="0"/>
+          <w:sz w:val="19"/>
+        </w:rPr>
+        <w:t>**</w:t>
+      </w:r>
+      <w:r>
+        <w:rPr>
+          <w:b w:val="0"/>
+          <w:i w:val="0"/>
+        </w:rPr>
+        <w:t xml:space="preserve">, p&lt;0.05 </w:t>
+      </w:r>
+      <w:r>
+        <w:rPr>
+          <w:rFonts w:ascii="Consolas" w:hAnsi="Consolas"/>
+          <w:b w:val="0"/>
+          <w:i w:val="0"/>
+          <w:sz w:val="19"/>
+        </w:rPr>
+        <w:t>*</w:t>
+      </w:r>
+      <w:r>
+        <w:rPr>
+          <w:b w:val="0"/>
+          <w:i w:val="0"/>
+        </w:rPr>
+        <w:t>, p≥ 0.05 n.s., with α=0.05 as the conventional rejection threshold.</w:t>
+      </w:r>
+    </w:p>
+    <w:p>
+      <w:pPr>
+        <w:pStyle w:val="Heading1"/>
+      </w:pPr>
+      <w:r>
+        <w:t>Implementation Details</w:t>
+      </w:r>
+    </w:p>
+    <w:p>
+      <w:r>
+        <w:rPr>
+          <w:b w:val="0"/>
+          <w:i w:val="0"/>
+        </w:rPr>
+        <w:t>This appendix documents the implementation artifacts referenced in Subsections 3.3 and 3.4. The materials are provided to support integral reproducibility of the study; the executable form, together with the raw inference corpus, is available in the public repository indicated in Section 3.</w:t>
       </w:r>
     </w:p>
     <w:p>
@@ -7437,7 +12268,7 @@
           <w:b w:val="0"/>
           <w:i w:val="0"/>
         </w:rPr>
-        <w:t xml:space="preserve"> attribute of each of the 312 records of the collection corpus. The four conditions (C1–C4) are documented in narrative form in Subsection3.4.</w:t>
+        <w:t xml:space="preserve"> attribute of each of the 312 records of the collection corpus. The four conditions (C1–C4) are documented in narrative form in Subsection 3.4.</w:t>
       </w:r>
     </w:p>
     <w:p>
@@ -7538,7 +12369,7 @@
           <w:b w:val="0"/>
           <w:i w:val="0"/>
         </w:rPr>
-        <w:t>The authors thank the Graduate Program in Informatics in Education (PPGIE) of the Federal University of Rio Grande do Sul (UFRGS) for the institutional environment that made this research possible.</w:t>
+        <w:t>The authors thank the Graduate Program in Informatics in Education (PPGIE) of the Federal University of Rio Grande do Sul (UFRGS) for the institutional environment that made this research possible. We are especially grateful to the five Portuguese-language specialists who composed the expert panel and produced the 65 written feedback turns that constitute the human reference of this study, a substantial contribution to the research. Among those who authorized identification, we thank Simone Rosanelli Dullius, Tatiane Braga dos Reis, and Carlos Alberto Faraco; we also thank the remaining panelists, who preferred to remain anonymous, for their equally valuable contribution.</w:t>
       </w:r>
     </w:p>
     <w:p>
@@ -7572,7 +12403,7 @@
           <w:b w:val="0"/>
           <w:i w:val="0"/>
         </w:rPr>
-        <w:t>All materials required to reproduce this study are publicly available. The source code (collection, classification, aggregation, and inferential-statistics scripts) is released under the MIT License, and the data (the 13 canonical scenarios, the 312-record primary inference corpus, and the 80-record falsification corpus) under the Creative Commons Attribution 4.0 (CC BY 4.0) License. A permanent, citable archive of the release is deposited on Zenodo (DOI: 10.5281/zenodo.20388847), with the development repository hosted at https://github.com/RandMelville/slm-socratic-tutor-ptbr.</w:t>
+        <w:t>All materials required to reproduce this study are publicly available. The source code (collection, classification, aggregation, and inferential-statistics scripts) is released under the MIT License, and the data (the 13 canonical scenarios, the 312-record primary inference corpus, and the 80-record falsification corpus) under the Creative Commons Attribution 4.0 (CC BY 4.0) License. A permanent, citable archive of the release is deposited on Zenodo (DOI: 10.5281/zenodo.20388847), with the development repository hosted at https://github.com/RandMelville/slm-writing-feedback-tutor-ptbr.</w:t>
       </w:r>
     </w:p>
     <w:p>
@@ -7590,77 +12421,122 @@
     </w:p>
     <w:p>
       <w:r>
-        <w:t>Brasil. (2018). Lei no 13.709, de 14 de agosto de 2018: Lei Geral de Protecao de Dados Pessoais (LGPD). Presidencia da Republica.</w:t>
+        <w:t>Almeida, L. M. de. (1975). O caso da borboleta Atiria (Serie Vaga-Lume). Atica. (Originalmente publicado em 1951 como Atiria, a borboleta, Melhoramentos)</w:t>
       </w:r>
     </w:p>
     <w:p>
       <w:r>
-        <w:t>Brasil. (2025). Lei no 15.211, de 22 de setembro de 2025: Estatuto Digital da Crianca e do Adolescente (ECA Digital). Presidencia da Republica.</w:t>
+        <w:t>Brasil. (2018). Lei no 13.709, de 14 de agosto de 2018: Lei Geral de Protecao de Dados Pessoais (LGPD). Presidencia da Republica.</w:t>
       </w:r>
     </w:p>
     <w:p>
       <w:r>
-        <w:t>Card, S. K., Robertson, G. G., &amp; Mackinlay, J. D. (1991). The information visualizer, an information workspace. In Proceedings of the SIGCHI Conference on Human Factors in Computing Systems (CHI '91) (pp. 181-186). ACM Press. https://doi.org/10.1145/108844.108874</w:t>
+        <w:t>Brasil. (2025). Lei no 15.211, de 22 de setembro de 2025: Estatuto Digital da Crianca e do Adolescente (ECA Digital). Presidencia da Republica.</w:t>
       </w:r>
     </w:p>
     <w:p>
       <w:r>
-        <w:t>CGI.br, NIC.br, &amp; Cetic.br. (2025). Pesquisa sobre o uso das tecnologias de informacao e comunicacao nas escolas brasileiras: TIC Educacao 2024. Comite Gestor da Internet no Brasil. https://cetic.br/pesquisa/educacao/</w:t>
+        <w:t>Card, S. K., Robertson, G. G., &amp; Mackinlay, J. D. (1991). The information visualizer, an information workspace. In Proceedings of the SIGCHI Conference on Human Factors in Computing Systems (CHI '91) (pp. 181-186). ACM Press. https://doi.org/10.1145/108844.108874</w:t>
       </w:r>
     </w:p>
     <w:p>
       <w:r>
-        <w:t>Gemma Team. (2024). Gemma 2: Improving open language models at a practical size. arXiv:2408.00118. https://doi.org/10.48550/arXiv.2408.00118</w:t>
+        <w:t>CGI.br, NIC.br, &amp; Cetic.br. (2025). Pesquisa sobre o uso das tecnologias de informacao e comunicacao nas escolas brasileiras: TIC Educacao 2024. Comite Gestor da Internet no Brasil. https://cetic.br/pesquisa/educacao/</w:t>
       </w:r>
     </w:p>
     <w:p>
       <w:r>
-        <w:t>Grattafiori, A., et al. (2024). The Llama 3 herd of models. arXiv:2407.21783. https://doi.org/10.48550/arXiv.2407.21783</w:t>
+        <w:t>Colasanti, M. (1982). A moca tecela. In Doze reis e a moca no labirinto do vento. Nordica.</w:t>
       </w:r>
     </w:p>
     <w:p>
       <w:r>
-        <w:t>Kasneci, E., et al. (2023). ChatGPT for good? On opportunities and challenges of large language models for education. Learning and Individual Differences, 103, 102274. https://doi.org/10.1016/j.lindif.2023.102274</w:t>
+        <w:t>Gemma Team. (2024). Gemma 2: Improving open language models at a practical size. arXiv:2408.00118. https://doi.org/10.48550/arXiv.2408.00118</w:t>
       </w:r>
     </w:p>
     <w:p>
       <w:r>
-        <w:t>Koch, I. G. V. (2018). A coesao textual (22nd ed.). Contexto. (Original work published 1989)</w:t>
+        <w:t>Grattafiori, A., et al. (2024). The Llama 3 herd of models. arXiv:2407.21783. https://doi.org/10.48550/arXiv.2407.21783</w:t>
       </w:r>
     </w:p>
     <w:p>
       <w:r>
-        <w:t>Koch, I. G. V. (2020). Introducao a linguistica textual: trajetoria e grandes temas (2nd ed.). Contexto.</w:t>
+        <w:t>Kasneci, E., et al. (2023). ChatGPT for good? On opportunities and challenges of large language models for education. Learning and Individual Differences, 103, 102274. https://doi.org/10.1016/j.lindif.2023.102274</w:t>
       </w:r>
     </w:p>
     <w:p>
       <w:r>
-        <w:t>Koch, I. G. V., &amp; Elias, V. M. (2016). Escrever e argumentar. Contexto.</w:t>
+        <w:t>Koch, I. G. V. (2018). A coesao textual (22nd ed.). Contexto. (Original work published 1989)</w:t>
       </w:r>
     </w:p>
     <w:p>
       <w:r>
-        <w:t>Liu, Y., et al. (2025). Discerning minds or generic tutors? Evaluating instructional guidance capabilities in Socratic LLMs. arXiv:2508.06583. https://doi.org/10.48550/arXiv.2508.06583</w:t>
+        <w:t>Koch, I. G. V. (2020). Introducao a linguistica textual: trajetoria e grandes temas (2nd ed.). Contexto.</w:t>
       </w:r>
     </w:p>
     <w:p>
       <w:r>
-        <w:t>Macina, J., et al. (2025). MathTutorBench: A benchmark for measuring open-ended pedagogical capabilities of LLM tutors. In Proceedings of EMNLP 2025 (pp. 204-221). ACL. https://doi.org/10.18653/v1/2025.emnlp-main.11</w:t>
+        <w:t>Koch, I. G. V., &amp; Elias, V. M. (2016). Escrever e argumentar. Contexto.</w:t>
       </w:r>
     </w:p>
     <w:p>
       <w:r>
-        <w:t>Nielsen, J. (1993). Usability engineering. Morgan Kaufmann.</w:t>
+        <w:t>Landis, J. R., &amp; Koch, G. G. (1977). The measurement of observer agreement for categorical data. Biometrics, 33(1), 159-174. https://doi.org/10.2307/2529310</w:t>
       </w:r>
     </w:p>
     <w:p>
       <w:r>
-        <w:t>Paul, R., &amp; Elder, L. (2007). Critical thinking: The art of Socratic questioning. Journal of Developmental Education, 31(1), 36-37.</w:t>
+        <w:t>Lima Barreto, A. H. de. (1956). O cemiterio dos vivos (F. de A. Barbosa, Ed.). In Obras de Lima Barreto. Brasiliense. (1a ed. em livro: Merito, 1953)</w:t>
       </w:r>
     </w:p>
     <w:p>
       <w:r>
+        <w:t>Liu, Y., et al. (2025). Discerning minds or generic tutors? Evaluating instructional guidance capabilities in Socratic LLMs. arXiv:2508.06583. https://doi.org/10.48550/arXiv.2508.06583</w:t>
+      </w:r>
+    </w:p>
+    <w:p>
+      <w:r>
+        <w:t>Machado de Assis, J. M. (1882). O alienista. In Papeis Avulsos. Lombaerts &amp; C.</w:t>
+      </w:r>
+    </w:p>
+    <w:p>
+      <w:r>
+        <w:t>Machado de Assis, J. M. (1896). A cartomante. In Varias Historias. Laemmert &amp; C. (Publicado originalmente em 1884, Gazeta de Noticias)</w:t>
+      </w:r>
+    </w:p>
+    <w:p>
+      <w:r>
+        <w:t>Macina, J., et al. (2025). MathTutorBench: A benchmark for measuring open-ended pedagogical capabilities of LLM tutors. In Proceedings of EMNLP 2025 (pp. 204-221). ACL. https://doi.org/10.18653/v1/2025.emnlp-main.11</w:t>
+      </w:r>
+    </w:p>
+    <w:p>
+      <w:r>
+        <w:t>Nielsen, J. (1993). Usability engineering. Morgan Kaufmann.</w:t>
+      </w:r>
+    </w:p>
+    <w:p>
+      <w:r>
+        <w:t>Paul, R., &amp; Elder, L. (2007). Critical thinking: The art of Socratic questioning. Journal of Developmental Education, 31(1), 36-37.</w:t>
+      </w:r>
+    </w:p>
+    <w:p>
+      <w:r>
+        <w:t>Sabino, F. (1960). O homem nu. Editora do Autor.</w:t>
+      </w:r>
+    </w:p>
+    <w:p>
+      <w:r>
         <w:t>Tlili, A., et al. (2023). What if the devil is my guardian angel: ChatGPT as a case study of using chatbots in education. Smart Learning Environments, 10(1), 15. https://doi.org/10.1186/s40561-023-00237-x</w:t>
+      </w:r>
+    </w:p>
+    <w:p>
+      <w:r>
+        <w:t>Vygotsky, L. S. (1978). Mind in society: The development of higher psychological processes. Harvard University Press.</w:t>
+      </w:r>
+    </w:p>
+    <w:p>
+      <w:r>
+        <w:t>Wood, D., Bruner, J. S., &amp; Ross, G. (1976). The role of tutoring in problem solving. Journal of Child Psychology and Psychiatry, 17(2), 89-100. https://doi.org/10.1111/j.1469-7610.1976.tb00381.x</w:t>
       </w:r>
     </w:p>
     <w:p>

--- a/paper/jbcs/benchmark_slm_jbcs.docx
+++ b/paper/jbcs/benchmark_slm_jbcs.docx
@@ -12403,7 +12403,7 @@
           <w:b w:val="0"/>
           <w:i w:val="0"/>
         </w:rPr>
-        <w:t>All materials required to reproduce this study are publicly available. The source code (collection, classification, aggregation, and inferential-statistics scripts) is released under the MIT License, and the data (the 13 canonical scenarios, the 312-record primary inference corpus, and the 80-record falsification corpus) under the Creative Commons Attribution 4.0 (CC BY 4.0) License. A permanent, citable archive of the release is deposited on Zenodo (DOI: 10.5281/zenodo.20388847), with the development repository hosted at https://github.com/RandMelville/slm-writing-feedback-tutor-ptbr.</w:t>
+        <w:t>All materials required to reproduce this study are publicly available. The source code (collection, classification, aggregation, and inferential-statistics scripts) is released under the MIT License, and the data (the 13 canonical scenarios, the 312-record primary inference corpus, and the 80-record falsification corpus) under the Creative Commons Attribution 4.0 (CC BY 4.0) License. A permanent, citable archive of the release is deposited on Zenodo under the concept DOI 10.5281/zenodo.20388846, which always resolves to the latest version, with the development repository hosted at https://github.com/RandMelville/slm-writing-feedback-tutor-ptbr.</w:t>
       </w:r>
     </w:p>
     <w:p>

--- a/paper/jbcs/benchmark_slm_jbcs.docx
+++ b/paper/jbcs/benchmark_slm_jbcs.docx
@@ -711,15 +711,6 @@
           <w:i w:val="0"/>
         </w:rPr>
         <w:t xml:space="preserve"> (Lima Barreto, 1956)—selected for their potential to foster different reading, interpretation, and writing skills. From these works, synthetic scenarios were developed, each incorporating a predefined textual phenomenon for the purposes of this investigation. Three scenarios (S11–S13) were intentionally written as high-quality texts, serving as positive controls, to investigate how specialists mediate writing that already satisfies the expected textual criteria, shifting the focus from error correction to expansion, reflection, and learner autonomy. Table 1 synthesizes the thirteen scenarios along four dimensions: the literary source, the proposed school task, the deliberately planted textual phenomenon, and the pedagogical objective each scenario is meant to probe.</w:t>
-      </w:r>
-    </w:p>
-    <w:p>
-      <w:r>
-        <w:rPr>
-          <w:b w:val="0"/>
-          <w:i w:val="0"/>
-        </w:rPr>
-        <w:t>footnotesize</w:t>
       </w:r>
     </w:p>
     <w:p>
@@ -9588,7 +9579,7 @@
       <w:r>
         <w:drawing>
           <wp:inline xmlns:a="http://schemas.openxmlformats.org/drawingml/2006/main" xmlns:pic="http://schemas.openxmlformats.org/drawingml/2006/picture">
-            <wp:extent cx="5303520" cy="2121408"/>
+            <wp:extent cx="5303520" cy="2086789"/>
             <wp:docPr id="1" name="Picture 1"/>
             <wp:cNvGraphicFramePr>
               <a:graphicFrameLocks noChangeAspect="1"/>
@@ -9609,7 +9600,7 @@
                   <pic:spPr>
                     <a:xfrm>
                       <a:off x="0" y="0"/>
-                      <a:ext cx="5303520" cy="2121408"/>
+                      <a:ext cx="5303520" cy="2086789"/>
                     </a:xfrm>
                     <a:prstGeom prst="rect"/>
                   </pic:spPr>
@@ -11153,7 +11144,7 @@
       <w:r>
         <w:drawing>
           <wp:inline xmlns:a="http://schemas.openxmlformats.org/drawingml/2006/main" xmlns:pic="http://schemas.openxmlformats.org/drawingml/2006/picture">
-            <wp:extent cx="5303520" cy="2253996"/>
+            <wp:extent cx="5303520" cy="2222199"/>
             <wp:docPr id="2" name="Picture 2"/>
             <wp:cNvGraphicFramePr>
               <a:graphicFrameLocks noChangeAspect="1"/>
@@ -11174,7 +11165,7 @@
                   <pic:spPr>
                     <a:xfrm>
                       <a:off x="0" y="0"/>
-                      <a:ext cx="5303520" cy="2253996"/>
+                      <a:ext cx="5303520" cy="2222199"/>
                     </a:xfrm>
                     <a:prstGeom prst="rect"/>
                   </pic:spPr>
@@ -12369,7 +12360,7 @@
           <w:b w:val="0"/>
           <w:i w:val="0"/>
         </w:rPr>
-        <w:t>The authors thank the Graduate Program in Informatics in Education (PPGIE) of the Federal University of Rio Grande do Sul (UFRGS) for the institutional environment that made this research possible. We are especially grateful to the five Portuguese-language specialists who composed the expert panel and produced the 65 written feedback turns that constitute the human reference of this study, a substantial contribution to the research. Among those who authorized identification, we thank Simone Rosanelli Dullius, Tatiane Braga dos Reis, and Carlos Alberto Faraco; we also thank the remaining panelists, who preferred to remain anonymous, for their equally valuable contribution.</w:t>
+        <w:t>The authors thank the Graduate Program in Informatics in Education (PPGIE) of the Federal University of Rio Grande do Sul (UFRGS) for the institutional environment that made this research possible. We are especially grateful to the five Portuguese-language specialists who composed the expert panel and produced the 65 written feedback turns that constitute the human reference of this study, a substantial contribution to the research. Among those who authorized identification, we thank Simone Rosanelli Dullius, M.Sc., Tatiane Braga dos Reis, M.Sc., and Prof. Dr. Carlos Alberto Faraco; we also thank the remaining panelists, who preferred to remain anonymous, for their equally valuable contribution.</w:t>
       </w:r>
     </w:p>
     <w:p>
